--- a/ADG/03장/3장_DataGuard를위한OracleNet구성.docx
+++ b/ADG/03장/3장_DataGuard를위한OracleNet구성.docx
@@ -16,7 +16,35 @@
           <w:rFonts w:ascii="맑은 고딕" w:hAnsi="맑은 고딕" w:eastAsia="맑은 고딕"/>
           <w:sz w:val="21"/>
         </w:rPr>
-        <w:t>2장에서 `LOG_ARCHIVE_DEST_2`의 첫 속성이 `SERVICE=boston`이었다. 이 한 단어가 성립하려면 그 뒤에 Oracle Net 구성이 통째로 받쳐 주어야 한다. 이 장은 그 받침을 다룬다.</w:t>
+        <w:t xml:space="preserve">2장에서 </w:t>
+      </w:r>
+      <w:r>
+        <w:rPr>
+          <w:rFonts w:ascii="Consolas" w:hAnsi="Consolas" w:eastAsia="맑은 고딕"/>
+          <w:sz w:val="21"/>
+        </w:rPr>
+        <w:t xml:space="preserve">LOG_ARCHIVE_DEST_2</w:t>
+      </w:r>
+      <w:r>
+        <w:rPr>
+          <w:rFonts w:ascii="맑은 고딕" w:hAnsi="맑은 고딕" w:eastAsia="맑은 고딕"/>
+          <w:sz w:val="21"/>
+        </w:rPr>
+        <w:t xml:space="preserve">의 첫 속성이 </w:t>
+      </w:r>
+      <w:r>
+        <w:rPr>
+          <w:rFonts w:ascii="Consolas" w:hAnsi="Consolas" w:eastAsia="맑은 고딕"/>
+          <w:sz w:val="21"/>
+        </w:rPr>
+        <w:t xml:space="preserve">SERVICE=boston</w:t>
+      </w:r>
+      <w:r>
+        <w:rPr>
+          <w:rFonts w:ascii="맑은 고딕" w:hAnsi="맑은 고딕" w:eastAsia="맑은 고딕"/>
+          <w:sz w:val="21"/>
+        </w:rPr>
+        <w:t xml:space="preserve">이었다. 이 한 단어가 성립하려면 그 뒤에 Oracle Net 구성이 통째로 받쳐 주어야 한다. 이 장은 그 받침을 다룬다.</w:t>
       </w:r>
     </w:p>
     <w:p>
@@ -25,7 +53,22 @@
           <w:rFonts w:ascii="맑은 고딕" w:hAnsi="맑은 고딕" w:eastAsia="맑은 고딕"/>
           <w:sz w:val="21"/>
         </w:rPr>
-        <w:t>ADMIN 과정에서 리스너와 tnsnames를 이미 배웠으므로 기초는 다시 설명하지 않는다. 여기서 다루는 것은 **Data Guard가 추가로 요구하는 조건**이다. 크게 세 가지다. 첫째, 인스턴스가 NOMOUNT 상태일 때도 원격에서 접속할 수 있어야 한다. 둘째, 양쪽 노드가 서로를 SYS로 인증할 수 있어야 한다. 셋째, 구성에 속한 데이터베이스 이름이 파라미터로 선언되어 있어야 한다.</w:t>
+        <w:t xml:space="preserve">ADMIN 과정에서 리스너와 tnsnames를 이미 배웠으므로 기초는 다시 설명하지 않는다. 여기서 다루는 것은 </w:t>
+      </w:r>
+      <w:r>
+        <w:rPr>
+          <w:rFonts w:ascii="맑은 고딕" w:hAnsi="맑은 고딕" w:eastAsia="맑은 고딕"/>
+          <w:b/>
+          <w:sz w:val="21"/>
+        </w:rPr>
+        <w:t xml:space="preserve">Data Guard가 추가로 요구하는 조건</w:t>
+      </w:r>
+      <w:r>
+        <w:rPr>
+          <w:rFonts w:ascii="맑은 고딕" w:hAnsi="맑은 고딕" w:eastAsia="맑은 고딕"/>
+          <w:sz w:val="21"/>
+        </w:rPr>
+        <w:t xml:space="preserve">이다. 크게 세 가지다. 첫째, 인스턴스가 NOMOUNT 상태일 때도 원격에서 접속할 수 있어야 한다. 둘째, 양쪽 노드가 서로를 SYS로 인증할 수 있어야 한다. 셋째, 구성에 속한 데이터베이스 이름이 파라미터로 선언되어 있어야 한다.</w:t>
       </w:r>
     </w:p>
     <w:p>
@@ -84,7 +127,35 @@
           <w:rFonts w:ascii="맑은 고딕" w:hAnsi="맑은 고딕" w:eastAsia="맑은 고딕"/>
           <w:sz w:val="21"/>
         </w:rPr>
-        <w:t>양쪽 노드에 대칭적인 `tnsnames.ora`를 구성하고 `tnsping`으로 검증한다.</w:t>
+        <w:t xml:space="preserve">양쪽 노드에 대칭적인 </w:t>
+      </w:r>
+      <w:r>
+        <w:rPr>
+          <w:rFonts w:ascii="Consolas" w:hAnsi="Consolas" w:eastAsia="맑은 고딕"/>
+          <w:sz w:val="21"/>
+        </w:rPr>
+        <w:t xml:space="preserve">tnsnames.ora</w:t>
+      </w:r>
+      <w:r>
+        <w:rPr>
+          <w:rFonts w:ascii="맑은 고딕" w:hAnsi="맑은 고딕" w:eastAsia="맑은 고딕"/>
+          <w:sz w:val="21"/>
+        </w:rPr>
+        <w:t xml:space="preserve">를 구성하고 </w:t>
+      </w:r>
+      <w:r>
+        <w:rPr>
+          <w:rFonts w:ascii="Consolas" w:hAnsi="Consolas" w:eastAsia="맑은 고딕"/>
+          <w:sz w:val="21"/>
+        </w:rPr>
+        <w:t xml:space="preserve">tnsping</w:t>
+      </w:r>
+      <w:r>
+        <w:rPr>
+          <w:rFonts w:ascii="맑은 고딕" w:hAnsi="맑은 고딕" w:eastAsia="맑은 고딕"/>
+          <w:sz w:val="21"/>
+        </w:rPr>
+        <w:t xml:space="preserve">으로 검증한다.</w:t>
       </w:r>
     </w:p>
     <w:p>
@@ -93,10 +164,17 @@
       </w:pPr>
       <w:r>
         <w:rPr>
+          <w:rFonts w:ascii="Consolas" w:hAnsi="Consolas" w:eastAsia="맑은 고딕"/>
+          <w:sz w:val="21"/>
+        </w:rPr>
+        <w:t xml:space="preserve">listener.ora</w:t>
+      </w:r>
+      <w:r>
+        <w:rPr>
           <w:rFonts w:ascii="맑은 고딕" w:hAnsi="맑은 고딕" w:eastAsia="맑은 고딕"/>
           <w:sz w:val="21"/>
         </w:rPr>
-        <w:t>`listener.ora`에 정적 등록을 하고, 그것이 왜 필요한지를 NOMOUNT 접속 실패로 실증한다.</w:t>
+        <w:t xml:space="preserve">에 정적 등록을 하고, 그것이 왜 필요한지를 NOMOUNT 접속 실패로 실증한다.</w:t>
       </w:r>
     </w:p>
     <w:p>
@@ -105,10 +183,31 @@
       </w:pPr>
       <w:r>
         <w:rPr>
+          <w:rFonts w:ascii="Consolas" w:hAnsi="Consolas" w:eastAsia="맑은 고딕"/>
+          <w:sz w:val="21"/>
+        </w:rPr>
+        <w:t xml:space="preserve">LOG_ARCHIVE_CONFIG</w:t>
+      </w:r>
+      <w:r>
+        <w:rPr>
           <w:rFonts w:ascii="맑은 고딕" w:hAnsi="맑은 고딕" w:eastAsia="맑은 고딕"/>
           <w:sz w:val="21"/>
         </w:rPr>
-        <w:t>`LOG_ARCHIVE_CONFIG`의 `DG_CONFIG`가 하는 일과 누락 시 나타나는 증상을 안다.</w:t>
+        <w:t xml:space="preserve">의 </w:t>
+      </w:r>
+      <w:r>
+        <w:rPr>
+          <w:rFonts w:ascii="Consolas" w:hAnsi="Consolas" w:eastAsia="맑은 고딕"/>
+          <w:sz w:val="21"/>
+        </w:rPr>
+        <w:t xml:space="preserve">DG_CONFIG</w:t>
+      </w:r>
+      <w:r>
+        <w:rPr>
+          <w:rFonts w:ascii="맑은 고딕" w:hAnsi="맑은 고딕" w:eastAsia="맑은 고딕"/>
+          <w:sz w:val="21"/>
+        </w:rPr>
+        <w:t xml:space="preserve">가 하는 일과 누락 시 나타나는 증상을 안다.</w:t>
       </w:r>
     </w:p>
     <w:p>
@@ -185,27 +284,93 @@
       <w:r>
         <w:rPr>
           <w:rFonts w:ascii="맑은 고딕" w:hAnsi="맑은 고딕" w:eastAsia="맑은 고딕"/>
-          <w:sz w:val="21"/>
-        </w:rPr>
-        <w:t>**첫째, NOMOUNT 상태의 인스턴스에 접속해야 한다.** 5장에서 Standby를 만들 때 boston은 데이터 파일이 아직 없는 빈 인스턴스이며 NOMOUNT로 떠 있다. RMAN이 이 인스턴스에 auxiliary로 접속해야 복제가 시작된다. 그런데 NOMOUNT 인스턴스는 리스너에 자신을 정상 등록하지 못한다. 여기서 정적 등록이 필요해진다.</w:t>
+          <w:b/>
+          <w:sz w:val="21"/>
+        </w:rPr>
+        <w:t xml:space="preserve">첫째, NOMOUNT 상태의 인스턴스에 접속해야 한다.</w:t>
+      </w:r>
+      <w:r>
+        <w:rPr>
+          <w:rFonts w:ascii="맑은 고딕" w:hAnsi="맑은 고딕" w:eastAsia="맑은 고딕"/>
+          <w:sz w:val="21"/>
+        </w:rPr>
+        <w:t xml:space="preserve"> 5장에서 Standby를 만들 때 boston은 데이터 파일이 아직 없는 빈 인스턴스이며 NOMOUNT로 떠 있다. RMAN이 이 인스턴스에 auxiliary로 접속해야 복제가 시작된다. 그런데 NOMOUNT 인스턴스는 리스너에 자신을 정상 등록하지 못한다. 여기서 정적 등록이 필요해진다.</w:t>
       </w:r>
     </w:p>
     <w:p>
       <w:r>
         <w:rPr>
           <w:rFonts w:ascii="맑은 고딕" w:hAnsi="맑은 고딕" w:eastAsia="맑은 고딕"/>
-          <w:sz w:val="21"/>
-        </w:rPr>
-        <w:t>**둘째, 양쪽이 서로를 SYS로 인증해야 한다.** 리두 전송은 Primary가 Standby에 SYS 권한으로 접속해 수행한다. 운영체제 인증은 원격에서 쓸 수 없으므로 패스워드 파일 인증이 필요하고, 양쪽 패스워드 파일의 SYS 비밀번호가 같아야 한다.</w:t>
+          <w:b/>
+          <w:sz w:val="21"/>
+        </w:rPr>
+        <w:t xml:space="preserve">둘째, 양쪽이 서로를 SYS로 인증해야 한다.</w:t>
+      </w:r>
+      <w:r>
+        <w:rPr>
+          <w:rFonts w:ascii="맑은 고딕" w:hAnsi="맑은 고딕" w:eastAsia="맑은 고딕"/>
+          <w:sz w:val="21"/>
+        </w:rPr>
+        <w:t xml:space="preserve"> 리두 전송은 Primary가 Standby에 SYS 권한으로 접속해 수행한다. 운영체제 인증은 원격에서 쓸 수 없으므로 패스워드 파일 인증이 필요하고, 양쪽 패스워드 파일의 SYS 비밀번호가 같아야 한다.</w:t>
       </w:r>
     </w:p>
     <w:p>
       <w:r>
         <w:rPr>
           <w:rFonts w:ascii="맑은 고딕" w:hAnsi="맑은 고딕" w:eastAsia="맑은 고딕"/>
-          <w:sz w:val="21"/>
-        </w:rPr>
-        <w:t>**셋째, 구성 구성원을 파라미터로 선언해야 한다.** `LOG_ARCHIVE_CONFIG`의 `DG_CONFIG`에 구성에 속한 모든 `DB_UNIQUE_NAME`을 나열한다. 2장에서 목록에 없는 이름을 목적지에 지정했을 때 ORA-16053이 났던 것이 이 선언의 존재 이유다.</w:t>
+          <w:b/>
+          <w:sz w:val="21"/>
+        </w:rPr>
+        <w:t xml:space="preserve">셋째, 구성 구성원을 파라미터로 선언해야 한다.</w:t>
+      </w:r>
+      <w:r>
+        <w:rPr>
+          <w:rFonts w:ascii="맑은 고딕" w:hAnsi="맑은 고딕" w:eastAsia="맑은 고딕"/>
+          <w:sz w:val="21"/>
+        </w:rPr>
+        <w:t xml:space="preserve"> </w:t>
+      </w:r>
+      <w:r>
+        <w:rPr>
+          <w:rFonts w:ascii="Consolas" w:hAnsi="Consolas" w:eastAsia="맑은 고딕"/>
+          <w:sz w:val="21"/>
+        </w:rPr>
+        <w:t xml:space="preserve">LOG_ARCHIVE_CONFIG</w:t>
+      </w:r>
+      <w:r>
+        <w:rPr>
+          <w:rFonts w:ascii="맑은 고딕" w:hAnsi="맑은 고딕" w:eastAsia="맑은 고딕"/>
+          <w:sz w:val="21"/>
+        </w:rPr>
+        <w:t xml:space="preserve">의 </w:t>
+      </w:r>
+      <w:r>
+        <w:rPr>
+          <w:rFonts w:ascii="Consolas" w:hAnsi="Consolas" w:eastAsia="맑은 고딕"/>
+          <w:sz w:val="21"/>
+        </w:rPr>
+        <w:t xml:space="preserve">DG_CONFIG</w:t>
+      </w:r>
+      <w:r>
+        <w:rPr>
+          <w:rFonts w:ascii="맑은 고딕" w:hAnsi="맑은 고딕" w:eastAsia="맑은 고딕"/>
+          <w:sz w:val="21"/>
+        </w:rPr>
+        <w:t xml:space="preserve">에 구성에 속한 모든 </w:t>
+      </w:r>
+      <w:r>
+        <w:rPr>
+          <w:rFonts w:ascii="Consolas" w:hAnsi="Consolas" w:eastAsia="맑은 고딕"/>
+          <w:sz w:val="21"/>
+        </w:rPr>
+        <w:t xml:space="preserve">DB_UNIQUE_NAME</w:t>
+      </w:r>
+      <w:r>
+        <w:rPr>
+          <w:rFonts w:ascii="맑은 고딕" w:hAnsi="맑은 고딕" w:eastAsia="맑은 고딕"/>
+          <w:sz w:val="21"/>
+        </w:rPr>
+        <w:t xml:space="preserve">을 나열한다. 2장에서 목록에 없는 이름을 목적지에 지정했을 때 ORA-16053이 났던 것이 이 선언의 존재 이유다.</w:t>
       </w:r>
     </w:p>
     <w:p>
@@ -222,7 +387,21 @@
           <w:rFonts w:ascii="맑은 고딕" w:hAnsi="맑은 고딕" w:eastAsia="맑은 고딕"/>
           <w:sz w:val="21"/>
         </w:rPr>
-        <w:t>실습 환경의 `tnsnames.ora`는 두 노드에 동일한 내용이 들어 있다.</w:t>
+        <w:t xml:space="preserve">실습 환경의 </w:t>
+      </w:r>
+      <w:r>
+        <w:rPr>
+          <w:rFonts w:ascii="Consolas" w:hAnsi="Consolas" w:eastAsia="맑은 고딕"/>
+          <w:sz w:val="21"/>
+        </w:rPr>
+        <w:t xml:space="preserve">tnsnames.ora</w:t>
+      </w:r>
+      <w:r>
+        <w:rPr>
+          <w:rFonts w:ascii="맑은 고딕" w:hAnsi="맑은 고딕" w:eastAsia="맑은 고딕"/>
+          <w:sz w:val="21"/>
+        </w:rPr>
+        <w:t xml:space="preserve">는 두 노드에 동일한 내용이 들어 있다.</w:t>
       </w:r>
     </w:p>
     <w:tbl>
@@ -737,10 +916,45 @@
     <w:p>
       <w:r>
         <w:rPr>
+          <w:rFonts w:ascii="Consolas" w:hAnsi="Consolas" w:eastAsia="맑은 고딕"/>
+          <w:sz w:val="21"/>
+        </w:rPr>
+        <w:t xml:space="preserve">_DG</w:t>
+      </w:r>
+      <w:r>
+        <w:rPr>
           <w:rFonts w:ascii="맑은 고딕" w:hAnsi="맑은 고딕" w:eastAsia="맑은 고딕"/>
           <w:sz w:val="21"/>
         </w:rPr>
-        <w:t>`_DG`로 끝나는 두 항목은 Data Guard Broker 전용이다. 13장에서 Broker를 켤 때 쓰이며, `SERVICE_NAME`이 `&lt;db_unique_name&gt;_DGMGRL` 형식이다. Broker를 쓰지 않는 4~12장에서는 필요 없지만, 나중에 다시 손대지 않으려고 처음부터 넣어 두었다.</w:t>
+        <w:t xml:space="preserve">로 끝나는 두 항목은 Data Guard Broker 전용이다. 13장에서 Broker를 켤 때 쓰이며, </w:t>
+      </w:r>
+      <w:r>
+        <w:rPr>
+          <w:rFonts w:ascii="Consolas" w:hAnsi="Consolas" w:eastAsia="맑은 고딕"/>
+          <w:sz w:val="21"/>
+        </w:rPr>
+        <w:t xml:space="preserve">SERVICE_NAME</w:t>
+      </w:r>
+      <w:r>
+        <w:rPr>
+          <w:rFonts w:ascii="맑은 고딕" w:hAnsi="맑은 고딕" w:eastAsia="맑은 고딕"/>
+          <w:sz w:val="21"/>
+        </w:rPr>
+        <w:t xml:space="preserve">이 </w:t>
+      </w:r>
+      <w:r>
+        <w:rPr>
+          <w:rFonts w:ascii="Consolas" w:hAnsi="Consolas" w:eastAsia="맑은 고딕"/>
+          <w:sz w:val="21"/>
+        </w:rPr>
+        <w:t xml:space="preserve">&lt;db_unique_name&gt;_DGMGRL</w:t>
+      </w:r>
+      <w:r>
+        <w:rPr>
+          <w:rFonts w:ascii="맑은 고딕" w:hAnsi="맑은 고딕" w:eastAsia="맑은 고딕"/>
+          <w:sz w:val="21"/>
+        </w:rPr>
+        <w:t xml:space="preserve"> 형식이다. Broker를 쓰지 않는 4~12장에서는 필요 없지만, 나중에 다시 손대지 않으려고 처음부터 넣어 두었다.</w:t>
       </w:r>
     </w:p>
     <w:p>
@@ -749,7 +963,63 @@
           <w:rFonts w:ascii="맑은 고딕" w:hAnsi="맑은 고딕" w:eastAsia="맑은 고딕"/>
           <w:sz w:val="21"/>
         </w:rPr>
-        <w:t>눈여겨볼 것이 하나 있다. BOSTON 항목의 `HOST`가 `boston-srv.localdomain`이고 BOSTON_DG는 `boston-srv`다. 둘 다 `/etc/hosts`에 등록되어 있어 동작에는 문제가 없지만, 표기가 섞여 있으면 나중에 혼란을 부른다. 실무에서는 한쪽으로 통일하는 편이 낫다.</w:t>
+        <w:t xml:space="preserve">눈여겨볼 것이 하나 있다. BOSTON 항목의 </w:t>
+      </w:r>
+      <w:r>
+        <w:rPr>
+          <w:rFonts w:ascii="Consolas" w:hAnsi="Consolas" w:eastAsia="맑은 고딕"/>
+          <w:sz w:val="21"/>
+        </w:rPr>
+        <w:t xml:space="preserve">HOST</w:t>
+      </w:r>
+      <w:r>
+        <w:rPr>
+          <w:rFonts w:ascii="맑은 고딕" w:hAnsi="맑은 고딕" w:eastAsia="맑은 고딕"/>
+          <w:sz w:val="21"/>
+        </w:rPr>
+        <w:t xml:space="preserve">가 </w:t>
+      </w:r>
+      <w:r>
+        <w:rPr>
+          <w:rFonts w:ascii="Consolas" w:hAnsi="Consolas" w:eastAsia="맑은 고딕"/>
+          <w:sz w:val="21"/>
+        </w:rPr>
+        <w:t xml:space="preserve">boston-srv.localdomain</w:t>
+      </w:r>
+      <w:r>
+        <w:rPr>
+          <w:rFonts w:ascii="맑은 고딕" w:hAnsi="맑은 고딕" w:eastAsia="맑은 고딕"/>
+          <w:sz w:val="21"/>
+        </w:rPr>
+        <w:t xml:space="preserve">이고 BOSTON_DG는 </w:t>
+      </w:r>
+      <w:r>
+        <w:rPr>
+          <w:rFonts w:ascii="Consolas" w:hAnsi="Consolas" w:eastAsia="맑은 고딕"/>
+          <w:sz w:val="21"/>
+        </w:rPr>
+        <w:t xml:space="preserve">boston-srv</w:t>
+      </w:r>
+      <w:r>
+        <w:rPr>
+          <w:rFonts w:ascii="맑은 고딕" w:hAnsi="맑은 고딕" w:eastAsia="맑은 고딕"/>
+          <w:sz w:val="21"/>
+        </w:rPr>
+        <w:t xml:space="preserve">다. 둘 다 </w:t>
+      </w:r>
+      <w:r>
+        <w:rPr>
+          <w:rFonts w:ascii="Consolas" w:hAnsi="Consolas" w:eastAsia="맑은 고딕"/>
+          <w:sz w:val="21"/>
+        </w:rPr>
+        <w:t xml:space="preserve">/etc/hosts</w:t>
+      </w:r>
+      <w:r>
+        <w:rPr>
+          <w:rFonts w:ascii="맑은 고딕" w:hAnsi="맑은 고딕" w:eastAsia="맑은 고딕"/>
+          <w:sz w:val="21"/>
+        </w:rPr>
+        <w:t xml:space="preserve">에 등록되어 있어 동작에는 문제가 없지만, 표기가 섞여 있으면 나중에 혼란을 부른다. 실무에서는 한쪽으로 통일하는 편이 낫다.</w:t>
       </w:r>
     </w:p>
     <w:p>
@@ -763,10 +1033,17 @@
     <w:p>
       <w:r>
         <w:rPr>
+          <w:rFonts w:ascii="Consolas" w:hAnsi="Consolas" w:eastAsia="맑은 고딕"/>
+          <w:sz w:val="21"/>
+        </w:rPr>
+        <w:t xml:space="preserve">tnsping</w:t>
+      </w:r>
+      <w:r>
+        <w:rPr>
           <w:rFonts w:ascii="맑은 고딕" w:hAnsi="맑은 고딕" w:eastAsia="맑은 고딕"/>
           <w:sz w:val="21"/>
         </w:rPr>
-        <w:t>`tnsping`은 넷 서비스 이름이 주소로 풀리는지, 그 주소의 리스너가 응답하는지를 확인한다.</w:t>
+        <w:t xml:space="preserve">은 넷 서비스 이름이 주소로 풀리는지, 그 주소의 리스너가 응답하는지를 확인한다.</w:t>
       </w:r>
     </w:p>
     <w:tbl>
@@ -898,7 +1175,51 @@
           <w:rFonts w:ascii="맑은 고딕" w:hAnsi="맑은 고딕" w:eastAsia="맑은 고딕"/>
           <w:sz w:val="21"/>
         </w:rPr>
-        <w:t>여기서 확인되는 것과 확인되지 않는 것을 구분해야 한다. **확인되는 것**은 별칭이 tnsnames에서 풀렸다는 것, 그 호스트와 포트에 리스너가 살아 있다는 것이다. **확인되지 않는 것**은 그 리스너가 요청한 서비스를 알고 있는지, 인증이 통과하는지다. `tnsping`이 OK인데도 접속이 안 되는 경우가 흔한 이유가 여기 있다.</w:t>
+        <w:t xml:space="preserve">여기서 확인되는 것과 확인되지 않는 것을 구분해야 한다. </w:t>
+      </w:r>
+      <w:r>
+        <w:rPr>
+          <w:rFonts w:ascii="맑은 고딕" w:hAnsi="맑은 고딕" w:eastAsia="맑은 고딕"/>
+          <w:b/>
+          <w:sz w:val="21"/>
+        </w:rPr>
+        <w:t xml:space="preserve">확인되는 것</w:t>
+      </w:r>
+      <w:r>
+        <w:rPr>
+          <w:rFonts w:ascii="맑은 고딕" w:hAnsi="맑은 고딕" w:eastAsia="맑은 고딕"/>
+          <w:sz w:val="21"/>
+        </w:rPr>
+        <w:t xml:space="preserve">은 별칭이 tnsnames에서 풀렸다는 것, 그 호스트와 포트에 리스너가 살아 있다는 것이다. </w:t>
+      </w:r>
+      <w:r>
+        <w:rPr>
+          <w:rFonts w:ascii="맑은 고딕" w:hAnsi="맑은 고딕" w:eastAsia="맑은 고딕"/>
+          <w:b/>
+          <w:sz w:val="21"/>
+        </w:rPr>
+        <w:t xml:space="preserve">확인되지 않는 것</w:t>
+      </w:r>
+      <w:r>
+        <w:rPr>
+          <w:rFonts w:ascii="맑은 고딕" w:hAnsi="맑은 고딕" w:eastAsia="맑은 고딕"/>
+          <w:sz w:val="21"/>
+        </w:rPr>
+        <w:t xml:space="preserve">은 그 리스너가 요청한 서비스를 알고 있는지, 인증이 통과하는지다. </w:t>
+      </w:r>
+      <w:r>
+        <w:rPr>
+          <w:rFonts w:ascii="Consolas" w:hAnsi="Consolas" w:eastAsia="맑은 고딕"/>
+          <w:sz w:val="21"/>
+        </w:rPr>
+        <w:t xml:space="preserve">tnsping</w:t>
+      </w:r>
+      <w:r>
+        <w:rPr>
+          <w:rFonts w:ascii="맑은 고딕" w:hAnsi="맑은 고딕" w:eastAsia="맑은 고딕"/>
+          <w:sz w:val="21"/>
+        </w:rPr>
+        <w:t xml:space="preserve">이 OK인데도 접속이 안 되는 경우가 흔한 이유가 여기 있다.</w:t>
       </w:r>
     </w:p>
     <w:p>
@@ -1073,7 +1394,21 @@
                 <w:rFonts w:ascii="맑은 고딕" w:hAnsi="맑은 고딕" w:eastAsia="맑은 고딕"/>
                 <w:sz w:val="20"/>
               </w:rPr>
-              <w:t>· 즉 `tnsping`은 3계층(이름 해석·네트워크 도달·리스너 생존)까지만 본다. 그 위의 계층은 실제 접속으로 확인해야 한다.</w:t>
+              <w:t xml:space="preserve">· 즉 </w:t>
+            </w:r>
+            <w:r>
+              <w:rPr>
+                <w:rFonts w:ascii="Consolas" w:hAnsi="Consolas" w:eastAsia="맑은 고딕"/>
+                <w:sz w:val="20"/>
+              </w:rPr>
+              <w:t xml:space="preserve">tnsping</w:t>
+            </w:r>
+            <w:r>
+              <w:rPr>
+                <w:rFonts w:ascii="맑은 고딕" w:hAnsi="맑은 고딕" w:eastAsia="맑은 고딕"/>
+                <w:sz w:val="20"/>
+              </w:rPr>
+              <w:t xml:space="preserve">은 3계층(이름 해석·네트워크 도달·리스너 생존)까지만 본다. 그 위의 계층은 실제 접속으로 확인해야 한다.</w:t>
             </w:r>
           </w:p>
           <w:p>
@@ -1085,7 +1420,35 @@
                 <w:rFonts w:ascii="맑은 고딕" w:hAnsi="맑은 고딕" w:eastAsia="맑은 고딕"/>
                 <w:sz w:val="20"/>
               </w:rPr>
-              <w:t>· 실무 요령: `tnsping`이 OK인데 접속이 안 되면 리스너 위쪽(서비스 등록·인스턴스 상태·인증)을 의심한다. `tnsping`부터 실패하면 아래쪽(이름·네트워크·리스너)이다.</w:t>
+              <w:t xml:space="preserve">· 실무 요령: </w:t>
+            </w:r>
+            <w:r>
+              <w:rPr>
+                <w:rFonts w:ascii="Consolas" w:hAnsi="Consolas" w:eastAsia="맑은 고딕"/>
+                <w:sz w:val="20"/>
+              </w:rPr>
+              <w:t xml:space="preserve">tnsping</w:t>
+            </w:r>
+            <w:r>
+              <w:rPr>
+                <w:rFonts w:ascii="맑은 고딕" w:hAnsi="맑은 고딕" w:eastAsia="맑은 고딕"/>
+                <w:sz w:val="20"/>
+              </w:rPr>
+              <w:t xml:space="preserve">이 OK인데 접속이 안 되면 리스너 위쪽(서비스 등록·인스턴스 상태·인증)을 의심한다. </w:t>
+            </w:r>
+            <w:r>
+              <w:rPr>
+                <w:rFonts w:ascii="Consolas" w:hAnsi="Consolas" w:eastAsia="맑은 고딕"/>
+                <w:sz w:val="20"/>
+              </w:rPr>
+              <w:t xml:space="preserve">tnsping</w:t>
+            </w:r>
+            <w:r>
+              <w:rPr>
+                <w:rFonts w:ascii="맑은 고딕" w:hAnsi="맑은 고딕" w:eastAsia="맑은 고딕"/>
+                <w:sz w:val="20"/>
+              </w:rPr>
+              <w:t xml:space="preserve">부터 실패하면 아래쪽(이름·네트워크·리스너)이다.</w:t>
             </w:r>
           </w:p>
         </w:tc>
@@ -1106,7 +1469,35 @@
           <w:rFonts w:ascii="맑은 고딕" w:hAnsi="맑은 고딕" w:eastAsia="맑은 고딕"/>
           <w:sz w:val="21"/>
         </w:rPr>
-        <w:t>Oracle Net 구성 파일이 어디에서 읽히는지도 알아 두어야 한다. 기본 위치는 `$ORACLE_HOME/network/admin`이며, 환경변수 `TNS_ADMIN`이 설정되어 있으면 그쪽이 우선한다. Data Guard 문제 해결에서 "분명히 고쳤는데 반영이 안 된다"는 상황의 상당수가 이 경로 혼동에서 온다.</w:t>
+        <w:t xml:space="preserve">Oracle Net 구성 파일이 어디에서 읽히는지도 알아 두어야 한다. 기본 위치는 </w:t>
+      </w:r>
+      <w:r>
+        <w:rPr>
+          <w:rFonts w:ascii="Consolas" w:hAnsi="Consolas" w:eastAsia="맑은 고딕"/>
+          <w:sz w:val="21"/>
+        </w:rPr>
+        <w:t xml:space="preserve">$ORACLE_HOME/network/admin</w:t>
+      </w:r>
+      <w:r>
+        <w:rPr>
+          <w:rFonts w:ascii="맑은 고딕" w:hAnsi="맑은 고딕" w:eastAsia="맑은 고딕"/>
+          <w:sz w:val="21"/>
+        </w:rPr>
+        <w:t xml:space="preserve">이며, 환경변수 </w:t>
+      </w:r>
+      <w:r>
+        <w:rPr>
+          <w:rFonts w:ascii="Consolas" w:hAnsi="Consolas" w:eastAsia="맑은 고딕"/>
+          <w:sz w:val="21"/>
+        </w:rPr>
+        <w:t xml:space="preserve">TNS_ADMIN</w:t>
+      </w:r>
+      <w:r>
+        <w:rPr>
+          <w:rFonts w:ascii="맑은 고딕" w:hAnsi="맑은 고딕" w:eastAsia="맑은 고딕"/>
+          <w:sz w:val="21"/>
+        </w:rPr>
+        <w:t xml:space="preserve">이 설정되어 있으면 그쪽이 우선한다. Data Guard 문제 해결에서 "분명히 고쳤는데 반영이 안 된다"는 상황의 상당수가 이 경로 혼동에서 온다.</w:t>
       </w:r>
     </w:p>
     <w:p>
@@ -1115,7 +1506,36 @@
           <w:rFonts w:ascii="맑은 고딕" w:hAnsi="맑은 고딕" w:eastAsia="맑은 고딕"/>
           <w:sz w:val="21"/>
         </w:rPr>
-        <w:t>특히 주의할 것은 **프로세스마다 환경이 다를 수 있다**는 점이다. 오라클 백그라운드 프로세스는 인스턴스를 기동한 셸의 환경을 물려받는다. DBA가 자기 셸에서 `TNS_ADMIN`을 설정하고 tnsnames를 고쳐도, 인스턴스가 다른 환경에서 떠 있었다면 그 파일을 보지 않는다. 리두 전송이 tnsnames를 못 찾는다면 이 가능성을 확인해야 한다.</w:t>
+        <w:t xml:space="preserve">특히 주의할 것은 </w:t>
+      </w:r>
+      <w:r>
+        <w:rPr>
+          <w:rFonts w:ascii="맑은 고딕" w:hAnsi="맑은 고딕" w:eastAsia="맑은 고딕"/>
+          <w:b/>
+          <w:sz w:val="21"/>
+        </w:rPr>
+        <w:t xml:space="preserve">프로세스마다 환경이 다를 수 있다</w:t>
+      </w:r>
+      <w:r>
+        <w:rPr>
+          <w:rFonts w:ascii="맑은 고딕" w:hAnsi="맑은 고딕" w:eastAsia="맑은 고딕"/>
+          <w:sz w:val="21"/>
+        </w:rPr>
+        <w:t xml:space="preserve">는 점이다. 오라클 백그라운드 프로세스는 인스턴스를 기동한 셸의 환경을 물려받는다. DBA가 자기 셸에서 </w:t>
+      </w:r>
+      <w:r>
+        <w:rPr>
+          <w:rFonts w:ascii="Consolas" w:hAnsi="Consolas" w:eastAsia="맑은 고딕"/>
+          <w:sz w:val="21"/>
+        </w:rPr>
+        <w:t xml:space="preserve">TNS_ADMIN</w:t>
+      </w:r>
+      <w:r>
+        <w:rPr>
+          <w:rFonts w:ascii="맑은 고딕" w:hAnsi="맑은 고딕" w:eastAsia="맑은 고딕"/>
+          <w:sz w:val="21"/>
+        </w:rPr>
+        <w:t xml:space="preserve">을 설정하고 tnsnames를 고쳐도, 인스턴스가 다른 환경에서 떠 있었다면 그 파일을 보지 않는다. 리두 전송이 tnsnames를 못 찾는다면 이 가능성을 확인해야 한다.</w:t>
       </w:r>
     </w:p>
     <w:tbl>
@@ -1195,7 +1615,49 @@
           <w:rFonts w:ascii="맑은 고딕" w:hAnsi="맑은 고딕" w:eastAsia="맑은 고딕"/>
           <w:sz w:val="21"/>
         </w:rPr>
-        <w:t>실습 환경의 `sqlnet.ora`에는 두 줄뿐이다. `SQLNET.ALLOWED_LOGON_VERSION_SERVER`와 `..._CLIENT`는 허용할 최소 인증 프로토콜 버전을 지정한다. 값이 11이라는 것은 11g 방식의 비밀번호 검증자까지 받아들이겠다는 뜻으로, 구형 클라이언트 호환을 위해 낮춰 둔 설정이다.</w:t>
+        <w:t xml:space="preserve">실습 환경의 </w:t>
+      </w:r>
+      <w:r>
+        <w:rPr>
+          <w:rFonts w:ascii="Consolas" w:hAnsi="Consolas" w:eastAsia="맑은 고딕"/>
+          <w:sz w:val="21"/>
+        </w:rPr>
+        <w:t xml:space="preserve">sqlnet.ora</w:t>
+      </w:r>
+      <w:r>
+        <w:rPr>
+          <w:rFonts w:ascii="맑은 고딕" w:hAnsi="맑은 고딕" w:eastAsia="맑은 고딕"/>
+          <w:sz w:val="21"/>
+        </w:rPr>
+        <w:t xml:space="preserve">에는 두 줄뿐이다. </w:t>
+      </w:r>
+      <w:r>
+        <w:rPr>
+          <w:rFonts w:ascii="Consolas" w:hAnsi="Consolas" w:eastAsia="맑은 고딕"/>
+          <w:sz w:val="21"/>
+        </w:rPr>
+        <w:t xml:space="preserve">SQLNET.ALLOWED_LOGON_VERSION_SERVER</w:t>
+      </w:r>
+      <w:r>
+        <w:rPr>
+          <w:rFonts w:ascii="맑은 고딕" w:hAnsi="맑은 고딕" w:eastAsia="맑은 고딕"/>
+          <w:sz w:val="21"/>
+        </w:rPr>
+        <w:t xml:space="preserve">와 </w:t>
+      </w:r>
+      <w:r>
+        <w:rPr>
+          <w:rFonts w:ascii="Consolas" w:hAnsi="Consolas" w:eastAsia="맑은 고딕"/>
+          <w:sz w:val="21"/>
+        </w:rPr>
+        <w:t xml:space="preserve">..._CLIENT</w:t>
+      </w:r>
+      <w:r>
+        <w:rPr>
+          <w:rFonts w:ascii="맑은 고딕" w:hAnsi="맑은 고딕" w:eastAsia="맑은 고딕"/>
+          <w:sz w:val="21"/>
+        </w:rPr>
+        <w:t xml:space="preserve">는 허용할 최소 인증 프로토콜 버전을 지정한다. 값이 11이라는 것은 11g 방식의 비밀번호 검증자까지 받아들이겠다는 뜻으로, 구형 클라이언트 호환을 위해 낮춰 둔 설정이다.</w:t>
       </w:r>
     </w:p>
     <w:p>
@@ -1210,10 +1672,31 @@
     <w:p>
       <w:r>
         <w:rPr>
+          <w:rFonts w:ascii="Consolas" w:hAnsi="Consolas" w:eastAsia="맑은 고딕"/>
+          <w:sz w:val="21"/>
+        </w:rPr>
+        <w:t xml:space="preserve">NAMES.DIRECTORY_PATH</w:t>
+      </w:r>
+      <w:r>
+        <w:rPr>
           <w:rFonts w:ascii="맑은 고딕" w:hAnsi="맑은 고딕" w:eastAsia="맑은 고딕"/>
           <w:sz w:val="21"/>
         </w:rPr>
-        <w:t>`NAMES.DIRECTORY_PATH`는 이 파일에 없다. 지정하지 않으면 기본 순서인 (TNSNAMES, EZCONNECT, HOSTNAME)가 적용되므로 `tnsnames.ora`를 먼저 본다. 명시적으로 적어 두면 나중에 이름 해석 문제를 진단할 때 근거가 분명해진다.</w:t>
+        <w:t xml:space="preserve">는 이 파일에 없다. 지정하지 않으면 기본 순서인 (TNSNAMES, EZCONNECT, HOSTNAME)가 적용되므로 </w:t>
+      </w:r>
+      <w:r>
+        <w:rPr>
+          <w:rFonts w:ascii="Consolas" w:hAnsi="Consolas" w:eastAsia="맑은 고딕"/>
+          <w:sz w:val="21"/>
+        </w:rPr>
+        <w:t xml:space="preserve">tnsnames.ora</w:t>
+      </w:r>
+      <w:r>
+        <w:rPr>
+          <w:rFonts w:ascii="맑은 고딕" w:hAnsi="맑은 고딕" w:eastAsia="맑은 고딕"/>
+          <w:sz w:val="21"/>
+        </w:rPr>
+        <w:t xml:space="preserve">를 먼저 본다. 명시적으로 적어 두면 나중에 이름 해석 문제를 진단할 때 근거가 분명해진다.</w:t>
       </w:r>
     </w:p>
     <w:p>
@@ -1222,7 +1705,35 @@
           <w:rFonts w:ascii="맑은 고딕" w:hAnsi="맑은 고딕" w:eastAsia="맑은 고딕"/>
           <w:sz w:val="21"/>
         </w:rPr>
-        <w:t>그 밖에 Data Guard 환경에서 넣어 두면 좋은 항목이 `SQLNET.EXPIRE_TIME`이다. 죽은 연결을 감지하는 주기(분)이며, Standby가 비정상 종료되어 TCP 연결이 끊긴 것을 Primary가 알아채지 못하고 매달려 있는 상황을 막아 준다. 다만 전송 실패 감지는 주로 `NET_TIMEOUT`이 담당하므로 보조 장치로 보면 된다.</w:t>
+        <w:t xml:space="preserve">그 밖에 Data Guard 환경에서 넣어 두면 좋은 항목이 </w:t>
+      </w:r>
+      <w:r>
+        <w:rPr>
+          <w:rFonts w:ascii="Consolas" w:hAnsi="Consolas" w:eastAsia="맑은 고딕"/>
+          <w:sz w:val="21"/>
+        </w:rPr>
+        <w:t xml:space="preserve">SQLNET.EXPIRE_TIME</w:t>
+      </w:r>
+      <w:r>
+        <w:rPr>
+          <w:rFonts w:ascii="맑은 고딕" w:hAnsi="맑은 고딕" w:eastAsia="맑은 고딕"/>
+          <w:sz w:val="21"/>
+        </w:rPr>
+        <w:t xml:space="preserve">이다. 죽은 연결을 감지하는 주기(분)이며, Standby가 비정상 종료되어 TCP 연결이 끊긴 것을 Primary가 알아채지 못하고 매달려 있는 상황을 막아 준다. 다만 전송 실패 감지는 주로 </w:t>
+      </w:r>
+      <w:r>
+        <w:rPr>
+          <w:rFonts w:ascii="Consolas" w:hAnsi="Consolas" w:eastAsia="맑은 고딕"/>
+          <w:sz w:val="21"/>
+        </w:rPr>
+        <w:t xml:space="preserve">NET_TIMEOUT</w:t>
+      </w:r>
+      <w:r>
+        <w:rPr>
+          <w:rFonts w:ascii="맑은 고딕" w:hAnsi="맑은 고딕" w:eastAsia="맑은 고딕"/>
+          <w:sz w:val="21"/>
+        </w:rPr>
+        <w:t xml:space="preserve">이 담당하므로 보조 장치로 보면 된다.</w:t>
       </w:r>
     </w:p>
     <w:p>
@@ -1239,7 +1750,63 @@
           <w:rFonts w:ascii="맑은 고딕" w:hAnsi="맑은 고딕" w:eastAsia="맑은 고딕"/>
           <w:sz w:val="21"/>
         </w:rPr>
-        <w:t>tnsnames의 `CONNECT_DATA`에는 `SERVICE_NAME`을 쓸 수도 있고 `SID`를 쓸 수도 있다. 실습 환경은 전부 `SERVICE_NAME`을 쓴다. 둘의 차이를 정리해 두면 정적 등록을 이해하기 쉽다.</w:t>
+        <w:t xml:space="preserve">tnsnames의 </w:t>
+      </w:r>
+      <w:r>
+        <w:rPr>
+          <w:rFonts w:ascii="Consolas" w:hAnsi="Consolas" w:eastAsia="맑은 고딕"/>
+          <w:sz w:val="21"/>
+        </w:rPr>
+        <w:t xml:space="preserve">CONNECT_DATA</w:t>
+      </w:r>
+      <w:r>
+        <w:rPr>
+          <w:rFonts w:ascii="맑은 고딕" w:hAnsi="맑은 고딕" w:eastAsia="맑은 고딕"/>
+          <w:sz w:val="21"/>
+        </w:rPr>
+        <w:t xml:space="preserve">에는 </w:t>
+      </w:r>
+      <w:r>
+        <w:rPr>
+          <w:rFonts w:ascii="Consolas" w:hAnsi="Consolas" w:eastAsia="맑은 고딕"/>
+          <w:sz w:val="21"/>
+        </w:rPr>
+        <w:t xml:space="preserve">SERVICE_NAME</w:t>
+      </w:r>
+      <w:r>
+        <w:rPr>
+          <w:rFonts w:ascii="맑은 고딕" w:hAnsi="맑은 고딕" w:eastAsia="맑은 고딕"/>
+          <w:sz w:val="21"/>
+        </w:rPr>
+        <w:t xml:space="preserve">을 쓸 수도 있고 </w:t>
+      </w:r>
+      <w:r>
+        <w:rPr>
+          <w:rFonts w:ascii="Consolas" w:hAnsi="Consolas" w:eastAsia="맑은 고딕"/>
+          <w:sz w:val="21"/>
+        </w:rPr>
+        <w:t xml:space="preserve">SID</w:t>
+      </w:r>
+      <w:r>
+        <w:rPr>
+          <w:rFonts w:ascii="맑은 고딕" w:hAnsi="맑은 고딕" w:eastAsia="맑은 고딕"/>
+          <w:sz w:val="21"/>
+        </w:rPr>
+        <w:t xml:space="preserve">를 쓸 수도 있다. 실습 환경은 전부 </w:t>
+      </w:r>
+      <w:r>
+        <w:rPr>
+          <w:rFonts w:ascii="Consolas" w:hAnsi="Consolas" w:eastAsia="맑은 고딕"/>
+          <w:sz w:val="21"/>
+        </w:rPr>
+        <w:t xml:space="preserve">SERVICE_NAME</w:t>
+      </w:r>
+      <w:r>
+        <w:rPr>
+          <w:rFonts w:ascii="맑은 고딕" w:hAnsi="맑은 고딕" w:eastAsia="맑은 고딕"/>
+          <w:sz w:val="21"/>
+        </w:rPr>
+        <w:t xml:space="preserve">을 쓴다. 둘의 차이를 정리해 두면 정적 등록을 이해하기 쉽다.</w:t>
       </w:r>
     </w:p>
     <w:tbl>
@@ -1372,7 +1939,14 @@
                 <w:rFonts w:ascii="맑은 고딕" w:hAnsi="맑은 고딕" w:eastAsia="맑은 고딕"/>
                 <w:sz w:val="19"/>
               </w:rPr>
-              <w:t>listener.ora의 `SID_NAME`</w:t>
+              <w:t xml:space="preserve">listener.ora의 </w:t>
+            </w:r>
+            <w:r>
+              <w:rPr>
+                <w:rFonts w:ascii="Consolas" w:hAnsi="Consolas" w:eastAsia="맑은 고딕"/>
+                <w:sz w:val="19"/>
+              </w:rPr>
+              <w:t xml:space="preserve">SID_NAME</w:t>
             </w:r>
           </w:p>
         </w:tc>
@@ -1386,7 +1960,14 @@
                 <w:rFonts w:ascii="맑은 고딕" w:hAnsi="맑은 고딕" w:eastAsia="맑은 고딕"/>
                 <w:sz w:val="19"/>
               </w:rPr>
-              <w:t>동적 등록 또는 `GLOBAL_DBNAME`</w:t>
+              <w:t xml:space="preserve">동적 등록 또는 </w:t>
+            </w:r>
+            <w:r>
+              <w:rPr>
+                <w:rFonts w:ascii="Consolas" w:hAnsi="Consolas" w:eastAsia="맑은 고딕"/>
+                <w:sz w:val="19"/>
+              </w:rPr>
+              <w:t xml:space="preserve">GLOBAL_DBNAME</w:t>
             </w:r>
           </w:p>
         </w:tc>
@@ -1457,10 +2038,17 @@
           <w:p>
             <w:r>
               <w:rPr>
+                <w:rFonts w:ascii="Consolas" w:hAnsi="Consolas" w:eastAsia="맑은 고딕"/>
+                <w:sz w:val="19"/>
+              </w:rPr>
+              <w:t xml:space="preserve">SID_NAME</w:t>
+            </w:r>
+            <w:r>
+              <w:rPr>
                 <w:rFonts w:ascii="맑은 고딕" w:hAnsi="맑은 고딕" w:eastAsia="맑은 고딕"/>
                 <w:sz w:val="19"/>
               </w:rPr>
-              <w:t>`SID_NAME`으로 정적 등록의 대상을 지정</w:t>
+              <w:t xml:space="preserve">으로 정적 등록의 대상을 지정</w:t>
             </w:r>
           </w:p>
         </w:tc>
@@ -1487,7 +2075,91 @@
           <w:rFonts w:ascii="맑은 고딕" w:hAnsi="맑은 고딕" w:eastAsia="맑은 고딕"/>
           <w:sz w:val="21"/>
         </w:rPr>
-        <w:t>정적 등록의 `SID_DESC`가 `GLOBAL_DBNAME`과 `SID_NAME`을 둘 다 요구하는 이유가 여기 있다. 앞의 것은 클라이언트가 부르는 이름이고, 뒤의 것은 리스너가 찾아갈 실제 인스턴스다. 실습 환경에서 `boston`과 `boston_DGMGRL` 두 서비스가 같은 `SID_NAME = boston`을 가리키는 것이 이 구조를 잘 보여 준다.</w:t>
+        <w:t xml:space="preserve">정적 등록의 </w:t>
+      </w:r>
+      <w:r>
+        <w:rPr>
+          <w:rFonts w:ascii="Consolas" w:hAnsi="Consolas" w:eastAsia="맑은 고딕"/>
+          <w:sz w:val="21"/>
+        </w:rPr>
+        <w:t xml:space="preserve">SID_DESC</w:t>
+      </w:r>
+      <w:r>
+        <w:rPr>
+          <w:rFonts w:ascii="맑은 고딕" w:hAnsi="맑은 고딕" w:eastAsia="맑은 고딕"/>
+          <w:sz w:val="21"/>
+        </w:rPr>
+        <w:t xml:space="preserve">가 </w:t>
+      </w:r>
+      <w:r>
+        <w:rPr>
+          <w:rFonts w:ascii="Consolas" w:hAnsi="Consolas" w:eastAsia="맑은 고딕"/>
+          <w:sz w:val="21"/>
+        </w:rPr>
+        <w:t xml:space="preserve">GLOBAL_DBNAME</w:t>
+      </w:r>
+      <w:r>
+        <w:rPr>
+          <w:rFonts w:ascii="맑은 고딕" w:hAnsi="맑은 고딕" w:eastAsia="맑은 고딕"/>
+          <w:sz w:val="21"/>
+        </w:rPr>
+        <w:t xml:space="preserve">과 </w:t>
+      </w:r>
+      <w:r>
+        <w:rPr>
+          <w:rFonts w:ascii="Consolas" w:hAnsi="Consolas" w:eastAsia="맑은 고딕"/>
+          <w:sz w:val="21"/>
+        </w:rPr>
+        <w:t xml:space="preserve">SID_NAME</w:t>
+      </w:r>
+      <w:r>
+        <w:rPr>
+          <w:rFonts w:ascii="맑은 고딕" w:hAnsi="맑은 고딕" w:eastAsia="맑은 고딕"/>
+          <w:sz w:val="21"/>
+        </w:rPr>
+        <w:t xml:space="preserve">을 둘 다 요구하는 이유가 여기 있다. 앞의 것은 클라이언트가 부르는 이름이고, 뒤의 것은 리스너가 찾아갈 실제 인스턴스다. 실습 환경에서 </w:t>
+      </w:r>
+      <w:r>
+        <w:rPr>
+          <w:rFonts w:ascii="Consolas" w:hAnsi="Consolas" w:eastAsia="맑은 고딕"/>
+          <w:sz w:val="21"/>
+        </w:rPr>
+        <w:t xml:space="preserve">boston</w:t>
+      </w:r>
+      <w:r>
+        <w:rPr>
+          <w:rFonts w:ascii="맑은 고딕" w:hAnsi="맑은 고딕" w:eastAsia="맑은 고딕"/>
+          <w:sz w:val="21"/>
+        </w:rPr>
+        <w:t xml:space="preserve">과 </w:t>
+      </w:r>
+      <w:r>
+        <w:rPr>
+          <w:rFonts w:ascii="Consolas" w:hAnsi="Consolas" w:eastAsia="맑은 고딕"/>
+          <w:sz w:val="21"/>
+        </w:rPr>
+        <w:t xml:space="preserve">boston_DGMGRL</w:t>
+      </w:r>
+      <w:r>
+        <w:rPr>
+          <w:rFonts w:ascii="맑은 고딕" w:hAnsi="맑은 고딕" w:eastAsia="맑은 고딕"/>
+          <w:sz w:val="21"/>
+        </w:rPr>
+        <w:t xml:space="preserve"> 두 서비스가 같은 </w:t>
+      </w:r>
+      <w:r>
+        <w:rPr>
+          <w:rFonts w:ascii="Consolas" w:hAnsi="Consolas" w:eastAsia="맑은 고딕"/>
+          <w:sz w:val="21"/>
+        </w:rPr>
+        <w:t xml:space="preserve">SID_NAME = boston</w:t>
+      </w:r>
+      <w:r>
+        <w:rPr>
+          <w:rFonts w:ascii="맑은 고딕" w:hAnsi="맑은 고딕" w:eastAsia="맑은 고딕"/>
+          <w:sz w:val="21"/>
+        </w:rPr>
+        <w:t xml:space="preserve">을 가리키는 것이 이 구조를 잘 보여 준다.</w:t>
       </w:r>
     </w:p>
     <w:p>
@@ -1521,7 +2193,36 @@
           <w:rFonts w:ascii="맑은 고딕" w:hAnsi="맑은 고딕" w:eastAsia="맑은 고딕"/>
           <w:sz w:val="21"/>
         </w:rPr>
-        <w:t>Data Guard 구축에서 이 한계가 정확히 문제가 된다. 5장의 RMAN `DUPLICATE`는 auxiliary 데이터베이스가 NOMOUNT 상태여야 하고, RMAN은 그 인스턴스에 **원격으로** 접속해야 한다. 동적 등록에만 의존하면 이 접속이 불가능하다.</w:t>
+        <w:t xml:space="preserve">Data Guard 구축에서 이 한계가 정확히 문제가 된다. 5장의 RMAN </w:t>
+      </w:r>
+      <w:r>
+        <w:rPr>
+          <w:rFonts w:ascii="Consolas" w:hAnsi="Consolas" w:eastAsia="맑은 고딕"/>
+          <w:sz w:val="21"/>
+        </w:rPr>
+        <w:t xml:space="preserve">DUPLICATE</w:t>
+      </w:r>
+      <w:r>
+        <w:rPr>
+          <w:rFonts w:ascii="맑은 고딕" w:hAnsi="맑은 고딕" w:eastAsia="맑은 고딕"/>
+          <w:sz w:val="21"/>
+        </w:rPr>
+        <w:t xml:space="preserve">는 auxiliary 데이터베이스가 NOMOUNT 상태여야 하고, RMAN은 그 인스턴스에 </w:t>
+      </w:r>
+      <w:r>
+        <w:rPr>
+          <w:rFonts w:ascii="맑은 고딕" w:hAnsi="맑은 고딕" w:eastAsia="맑은 고딕"/>
+          <w:b/>
+          <w:sz w:val="21"/>
+        </w:rPr>
+        <w:t xml:space="preserve">원격으로</w:t>
+      </w:r>
+      <w:r>
+        <w:rPr>
+          <w:rFonts w:ascii="맑은 고딕" w:hAnsi="맑은 고딕" w:eastAsia="맑은 고딕"/>
+          <w:sz w:val="21"/>
+        </w:rPr>
+        <w:t xml:space="preserve"> 접속해야 한다. 동적 등록에만 의존하면 이 접속이 불가능하다.</w:t>
       </w:r>
     </w:p>
     <w:p>
@@ -1530,7 +2231,21 @@
           <w:rFonts w:ascii="맑은 고딕" w:hAnsi="맑은 고딕" w:eastAsia="맑은 고딕"/>
           <w:sz w:val="21"/>
         </w:rPr>
-        <w:t>해법이 정적 등록이다. `listener.ora`에 "이런 SID가 이 ORACLE_HOME에 있다"고 미리 적어 두면, 리스너는 인스턴스가 등록해 주지 않아도 그 서비스를 알고 있고 접속을 넘겨줄 수 있다.</w:t>
+        <w:t xml:space="preserve">해법이 정적 등록이다. </w:t>
+      </w:r>
+      <w:r>
+        <w:rPr>
+          <w:rFonts w:ascii="Consolas" w:hAnsi="Consolas" w:eastAsia="맑은 고딕"/>
+          <w:sz w:val="21"/>
+        </w:rPr>
+        <w:t xml:space="preserve">listener.ora</w:t>
+      </w:r>
+      <w:r>
+        <w:rPr>
+          <w:rFonts w:ascii="맑은 고딕" w:hAnsi="맑은 고딕" w:eastAsia="맑은 고딕"/>
+          <w:sz w:val="21"/>
+        </w:rPr>
+        <w:t xml:space="preserve">에 "이런 SID가 이 ORACLE_HOME에 있다"고 미리 적어 두면, 리스너는 인스턴스가 등록해 주지 않아도 그 서비스를 알고 있고 접속을 넘겨줄 수 있다.</w:t>
       </w:r>
     </w:p>
     <w:p>
@@ -1849,10 +2564,31 @@
     <w:p>
       <w:r>
         <w:rPr>
+          <w:rFonts w:ascii="Consolas" w:hAnsi="Consolas" w:eastAsia="맑은 고딕"/>
+          <w:sz w:val="21"/>
+        </w:rPr>
+        <w:t xml:space="preserve">SID_LIST_LISTENER</w:t>
+      </w:r>
+      <w:r>
+        <w:rPr>
           <w:rFonts w:ascii="맑은 고딕" w:hAnsi="맑은 고딕" w:eastAsia="맑은 고딕"/>
           <w:sz w:val="21"/>
         </w:rPr>
-        <w:t>`SID_LIST_LISTENER`의 각 `SID_DESC`가 정적 등록 한 건이다. 세 요소의 역할은 다음과 같다.</w:t>
+        <w:t xml:space="preserve">의 각 </w:t>
+      </w:r>
+      <w:r>
+        <w:rPr>
+          <w:rFonts w:ascii="Consolas" w:hAnsi="Consolas" w:eastAsia="맑은 고딕"/>
+          <w:sz w:val="21"/>
+        </w:rPr>
+        <w:t xml:space="preserve">SID_DESC</w:t>
+      </w:r>
+      <w:r>
+        <w:rPr>
+          <w:rFonts w:ascii="맑은 고딕" w:hAnsi="맑은 고딕" w:eastAsia="맑은 고딕"/>
+          <w:sz w:val="21"/>
+        </w:rPr>
+        <w:t xml:space="preserve">가 정적 등록 한 건이다. 세 요소의 역할은 다음과 같다.</w:t>
       </w:r>
     </w:p>
     <w:tbl>
@@ -1924,7 +2660,35 @@
                 <w:rFonts w:ascii="맑은 고딕" w:hAnsi="맑은 고딕" w:eastAsia="맑은 고딕"/>
                 <w:sz w:val="19"/>
               </w:rPr>
-              <w:t>클라이언트가 `SERVICE_NAME`으로 요청할 이름. tnsnames의 `SERVICE_NAME`과 일치해야 한다</w:t>
+              <w:t xml:space="preserve">클라이언트가 </w:t>
+            </w:r>
+            <w:r>
+              <w:rPr>
+                <w:rFonts w:ascii="Consolas" w:hAnsi="Consolas" w:eastAsia="맑은 고딕"/>
+                <w:sz w:val="19"/>
+              </w:rPr>
+              <w:t xml:space="preserve">SERVICE_NAME</w:t>
+            </w:r>
+            <w:r>
+              <w:rPr>
+                <w:rFonts w:ascii="맑은 고딕" w:hAnsi="맑은 고딕" w:eastAsia="맑은 고딕"/>
+                <w:sz w:val="19"/>
+              </w:rPr>
+              <w:t xml:space="preserve">으로 요청할 이름. tnsnames의 </w:t>
+            </w:r>
+            <w:r>
+              <w:rPr>
+                <w:rFonts w:ascii="Consolas" w:hAnsi="Consolas" w:eastAsia="맑은 고딕"/>
+                <w:sz w:val="19"/>
+              </w:rPr>
+              <w:t xml:space="preserve">SERVICE_NAME</w:t>
+            </w:r>
+            <w:r>
+              <w:rPr>
+                <w:rFonts w:ascii="맑은 고딕" w:hAnsi="맑은 고딕" w:eastAsia="맑은 고딕"/>
+                <w:sz w:val="19"/>
+              </w:rPr>
+              <w:t xml:space="preserve">과 일치해야 한다</w:t>
             </w:r>
           </w:p>
         </w:tc>
@@ -1984,7 +2748,21 @@
                 <w:rFonts w:ascii="맑은 고딕" w:hAnsi="맑은 고딕" w:eastAsia="맑은 고딕"/>
                 <w:sz w:val="19"/>
               </w:rPr>
-              <w:t>실제 인스턴스의 SID. 이 서버에서 `ORACLE_SID`로 쓰는 값</w:t>
+              <w:t xml:space="preserve">실제 인스턴스의 SID. 이 서버에서 </w:t>
+            </w:r>
+            <w:r>
+              <w:rPr>
+                <w:rFonts w:ascii="Consolas" w:hAnsi="Consolas" w:eastAsia="맑은 고딕"/>
+                <w:sz w:val="19"/>
+              </w:rPr>
+              <w:t xml:space="preserve">ORACLE_SID</w:t>
+            </w:r>
+            <w:r>
+              <w:rPr>
+                <w:rFonts w:ascii="맑은 고딕" w:hAnsi="맑은 고딕" w:eastAsia="맑은 고딕"/>
+                <w:sz w:val="19"/>
+              </w:rPr>
+              <w:t xml:space="preserve">로 쓰는 값</w:t>
             </w:r>
           </w:p>
         </w:tc>
@@ -1997,7 +2775,63 @@
           <w:rFonts w:ascii="맑은 고딕" w:hAnsi="맑은 고딕" w:eastAsia="맑은 고딕"/>
           <w:sz w:val="21"/>
         </w:rPr>
-        <w:t>같은 `SID_NAME`에 대해 `SID_DESC`가 두 개인 것에 주의한다. 하나는 일반 접속용(`boston`), 하나는 Broker용(`boston_DGMGRL`)이다. 서비스 이름만 다를 뿐 같은 인스턴스를 가리킨다.</w:t>
+        <w:t xml:space="preserve">같은 </w:t>
+      </w:r>
+      <w:r>
+        <w:rPr>
+          <w:rFonts w:ascii="Consolas" w:hAnsi="Consolas" w:eastAsia="맑은 고딕"/>
+          <w:sz w:val="21"/>
+        </w:rPr>
+        <w:t xml:space="preserve">SID_NAME</w:t>
+      </w:r>
+      <w:r>
+        <w:rPr>
+          <w:rFonts w:ascii="맑은 고딕" w:hAnsi="맑은 고딕" w:eastAsia="맑은 고딕"/>
+          <w:sz w:val="21"/>
+        </w:rPr>
+        <w:t xml:space="preserve">에 대해 </w:t>
+      </w:r>
+      <w:r>
+        <w:rPr>
+          <w:rFonts w:ascii="Consolas" w:hAnsi="Consolas" w:eastAsia="맑은 고딕"/>
+          <w:sz w:val="21"/>
+        </w:rPr>
+        <w:t xml:space="preserve">SID_DESC</w:t>
+      </w:r>
+      <w:r>
+        <w:rPr>
+          <w:rFonts w:ascii="맑은 고딕" w:hAnsi="맑은 고딕" w:eastAsia="맑은 고딕"/>
+          <w:sz w:val="21"/>
+        </w:rPr>
+        <w:t xml:space="preserve">가 두 개인 것에 주의한다. 하나는 일반 접속용(</w:t>
+      </w:r>
+      <w:r>
+        <w:rPr>
+          <w:rFonts w:ascii="Consolas" w:hAnsi="Consolas" w:eastAsia="맑은 고딕"/>
+          <w:sz w:val="21"/>
+        </w:rPr>
+        <w:t xml:space="preserve">boston</w:t>
+      </w:r>
+      <w:r>
+        <w:rPr>
+          <w:rFonts w:ascii="맑은 고딕" w:hAnsi="맑은 고딕" w:eastAsia="맑은 고딕"/>
+          <w:sz w:val="21"/>
+        </w:rPr>
+        <w:t xml:space="preserve">), 하나는 Broker용(</w:t>
+      </w:r>
+      <w:r>
+        <w:rPr>
+          <w:rFonts w:ascii="Consolas" w:hAnsi="Consolas" w:eastAsia="맑은 고딕"/>
+          <w:sz w:val="21"/>
+        </w:rPr>
+        <w:t xml:space="preserve">boston_DGMGRL</w:t>
+      </w:r>
+      <w:r>
+        <w:rPr>
+          <w:rFonts w:ascii="맑은 고딕" w:hAnsi="맑은 고딕" w:eastAsia="맑은 고딕"/>
+          <w:sz w:val="21"/>
+        </w:rPr>
+        <w:t xml:space="preserve">)이다. 서비스 이름만 다를 뿐 같은 인스턴스를 가리킨다.</w:t>
       </w:r>
     </w:p>
     <w:p>
@@ -2014,7 +2848,35 @@
           <w:rFonts w:ascii="맑은 고딕" w:hAnsi="맑은 고딕" w:eastAsia="맑은 고딕"/>
           <w:sz w:val="21"/>
         </w:rPr>
-        <w:t>정적 등록이 왜 필요한지는 없애 보면 분명해진다. boston의 `listener.ora`에서 `SID_LIST_LISTENER` 전체를 빼고 리스너를 재기동했다.</w:t>
+        <w:t xml:space="preserve">정적 등록이 왜 필요한지는 없애 보면 분명해진다. boston의 </w:t>
+      </w:r>
+      <w:r>
+        <w:rPr>
+          <w:rFonts w:ascii="Consolas" w:hAnsi="Consolas" w:eastAsia="맑은 고딕"/>
+          <w:sz w:val="21"/>
+        </w:rPr>
+        <w:t xml:space="preserve">listener.ora</w:t>
+      </w:r>
+      <w:r>
+        <w:rPr>
+          <w:rFonts w:ascii="맑은 고딕" w:hAnsi="맑은 고딕" w:eastAsia="맑은 고딕"/>
+          <w:sz w:val="21"/>
+        </w:rPr>
+        <w:t xml:space="preserve">에서 </w:t>
+      </w:r>
+      <w:r>
+        <w:rPr>
+          <w:rFonts w:ascii="Consolas" w:hAnsi="Consolas" w:eastAsia="맑은 고딕"/>
+          <w:sz w:val="21"/>
+        </w:rPr>
+        <w:t xml:space="preserve">SID_LIST_LISTENER</w:t>
+      </w:r>
+      <w:r>
+        <w:rPr>
+          <w:rFonts w:ascii="맑은 고딕" w:hAnsi="맑은 고딕" w:eastAsia="맑은 고딕"/>
+          <w:sz w:val="21"/>
+        </w:rPr>
+        <w:t xml:space="preserve"> 전체를 빼고 리스너를 재기동했다.</w:t>
       </w:r>
     </w:p>
     <w:tbl>
@@ -2117,10 +2979,17 @@
     <w:p>
       <w:r>
         <w:rPr>
+          <w:rFonts w:ascii="Consolas" w:hAnsi="Consolas" w:eastAsia="맑은 고딕"/>
+          <w:sz w:val="21"/>
+        </w:rPr>
+        <w:t xml:space="preserve">The listener supports no services</w:t>
+      </w:r>
+      <w:r>
+        <w:rPr>
           <w:rFonts w:ascii="맑은 고딕" w:hAnsi="맑은 고딕" w:eastAsia="맑은 고딕"/>
           <w:sz w:val="21"/>
         </w:rPr>
-        <w:t>`The listener supports no services`. 리스너는 떠 있지만 아무 서비스도 모른다. 인스턴스가 아직 자신을 등록하지 않았기 때문이다. 이 상태에서 접속을 시도하면 이렇게 된다.</w:t>
+        <w:t xml:space="preserve">. 리스너는 떠 있지만 아무 서비스도 모른다. 인스턴스가 아직 자신을 등록하지 않았기 때문이다. 이 상태에서 접속을 시도하면 이렇게 된다.</w:t>
       </w:r>
     </w:p>
     <w:tbl>
@@ -2213,7 +3082,21 @@
           <w:rFonts w:ascii="맑은 고딕" w:hAnsi="맑은 고딕" w:eastAsia="맑은 고딕"/>
           <w:sz w:val="21"/>
         </w:rPr>
-        <w:t>ORA-12514는 "리스너는 응답했지만 요청한 서비스를 모른다"는 뜻이다. `tnsping`은 OK가 나오는데 접속만 실패하는 전형적인 상황이다.</w:t>
+        <w:t xml:space="preserve">ORA-12514는 "리스너는 응답했지만 요청한 서비스를 모른다"는 뜻이다. </w:t>
+      </w:r>
+      <w:r>
+        <w:rPr>
+          <w:rFonts w:ascii="Consolas" w:hAnsi="Consolas" w:eastAsia="맑은 고딕"/>
+          <w:sz w:val="21"/>
+        </w:rPr>
+        <w:t xml:space="preserve">tnsping</w:t>
+      </w:r>
+      <w:r>
+        <w:rPr>
+          <w:rFonts w:ascii="맑은 고딕" w:hAnsi="맑은 고딕" w:eastAsia="맑은 고딕"/>
+          <w:sz w:val="21"/>
+        </w:rPr>
+        <w:t xml:space="preserve">은 OK가 나오는데 접속만 실패하는 전형적인 상황이다.</w:t>
       </w:r>
     </w:p>
     <w:p>
@@ -2373,7 +3256,22 @@
           <w:rFonts w:ascii="맑은 고딕" w:hAnsi="맑은 고딕" w:eastAsia="맑은 고딕"/>
           <w:sz w:val="21"/>
         </w:rPr>
-        <w:t>오류가 ORA-12514에서 **ORA-12528**로 바뀌었다. 리스너가 서비스는 알게 됐지만 그 인스턴스가 새 접속을 막고 있다는 뜻이다. 리스너 상태를 보면 그대로 드러난다.</w:t>
+        <w:t xml:space="preserve">오류가 ORA-12514에서 </w:t>
+      </w:r>
+      <w:r>
+        <w:rPr>
+          <w:rFonts w:ascii="맑은 고딕" w:hAnsi="맑은 고딕" w:eastAsia="맑은 고딕"/>
+          <w:b/>
+          <w:sz w:val="21"/>
+        </w:rPr>
+        <w:t xml:space="preserve">ORA-12528</w:t>
+      </w:r>
+      <w:r>
+        <w:rPr>
+          <w:rFonts w:ascii="맑은 고딕" w:hAnsi="맑은 고딕" w:eastAsia="맑은 고딕"/>
+          <w:sz w:val="21"/>
+        </w:rPr>
+        <w:t xml:space="preserve">로 바뀌었다. 리스너가 서비스는 알게 됐지만 그 인스턴스가 새 접속을 막고 있다는 뜻이다. 리스너 상태를 보면 그대로 드러난다.</w:t>
       </w:r>
     </w:p>
     <w:tbl>
@@ -2476,10 +3374,17 @@
     <w:p>
       <w:r>
         <w:rPr>
+          <w:rFonts w:ascii="Consolas" w:hAnsi="Consolas" w:eastAsia="맑은 고딕"/>
+          <w:sz w:val="21"/>
+        </w:rPr>
+        <w:t xml:space="preserve">status BLOCKED</w:t>
+      </w:r>
+      <w:r>
+        <w:rPr>
           <w:rFonts w:ascii="맑은 고딕" w:hAnsi="맑은 고딕" w:eastAsia="맑은 고딕"/>
           <w:sz w:val="21"/>
         </w:rPr>
-        <w:t>`status BLOCKED`. NOMOUNT 상태의 인스턴스가 동적으로 등록한 서비스는 이 상태가 되며, 클라이언트 접속을 받지 않는다. 정적 등록이 필요한 이유가 여기서 완전히 드러난다.</w:t>
+        <w:t xml:space="preserve">. NOMOUNT 상태의 인스턴스가 동적으로 등록한 서비스는 이 상태가 되며, 클라이언트 접속을 받지 않는다. 정적 등록이 필요한 이유가 여기서 완전히 드러난다.</w:t>
       </w:r>
     </w:p>
     <w:p>
@@ -2704,7 +3609,35 @@
           <w:rFonts w:ascii="맑은 고딕" w:hAnsi="맑은 고딕" w:eastAsia="맑은 고딕"/>
           <w:sz w:val="21"/>
         </w:rPr>
-        <w:t>접속이 됐다. 인스턴스는 여전히 NOMOUNT(`STATUS = STARTED`)인데도 원격 SYS 접속이 성립한다. 이것이 5장 RMAN `DUPLICATE`가 가능한 이유다.</w:t>
+        <w:t xml:space="preserve">접속이 됐다. 인스턴스는 여전히 NOMOUNT(</w:t>
+      </w:r>
+      <w:r>
+        <w:rPr>
+          <w:rFonts w:ascii="Consolas" w:hAnsi="Consolas" w:eastAsia="맑은 고딕"/>
+          <w:sz w:val="21"/>
+        </w:rPr>
+        <w:t xml:space="preserve">STATUS = STARTED</w:t>
+      </w:r>
+      <w:r>
+        <w:rPr>
+          <w:rFonts w:ascii="맑은 고딕" w:hAnsi="맑은 고딕" w:eastAsia="맑은 고딕"/>
+          <w:sz w:val="21"/>
+        </w:rPr>
+        <w:t xml:space="preserve">)인데도 원격 SYS 접속이 성립한다. 이것이 5장 RMAN </w:t>
+      </w:r>
+      <w:r>
+        <w:rPr>
+          <w:rFonts w:ascii="Consolas" w:hAnsi="Consolas" w:eastAsia="맑은 고딕"/>
+          <w:sz w:val="21"/>
+        </w:rPr>
+        <w:t xml:space="preserve">DUPLICATE</w:t>
+      </w:r>
+      <w:r>
+        <w:rPr>
+          <w:rFonts w:ascii="맑은 고딕" w:hAnsi="맑은 고딕" w:eastAsia="맑은 고딕"/>
+          <w:sz w:val="21"/>
+        </w:rPr>
+        <w:t xml:space="preserve">가 가능한 이유다.</w:t>
       </w:r>
     </w:p>
     <w:p>
@@ -2718,10 +3651,17 @@
     <w:p>
       <w:r>
         <w:rPr>
+          <w:rFonts w:ascii="Consolas" w:hAnsi="Consolas" w:eastAsia="맑은 고딕"/>
+          <w:sz w:val="21"/>
+        </w:rPr>
+        <w:t xml:space="preserve">lsnrctl status</w:t>
+      </w:r>
+      <w:r>
+        <w:rPr>
           <w:rFonts w:ascii="맑은 고딕" w:hAnsi="맑은 고딕" w:eastAsia="맑은 고딕"/>
           <w:sz w:val="21"/>
         </w:rPr>
-        <w:t>`lsnrctl status`에 나오는 인스턴스 상태 세 가지를 구분해 두면 진단이 빨라진다.</w:t>
+        <w:t xml:space="preserve">에 나오는 인스턴스 상태 세 가지를 구분해 두면 진단이 빨라진다.</w:t>
       </w:r>
     </w:p>
     <w:tbl>
@@ -2971,7 +3911,21 @@
                 <w:rFonts w:ascii="맑은 고딕" w:hAnsi="맑은 고딕" w:eastAsia="맑은 고딕"/>
                 <w:sz w:val="20"/>
               </w:rPr>
-              <w:t>상황: 5장 실습에서 `rman target sys/oracle@chicago auxiliary sys/oracle@boston`을 실행했는데 auxiliary 접속에서 막힌다.</w:t>
+              <w:t xml:space="preserve">상황: 5장 실습에서 </w:t>
+            </w:r>
+            <w:r>
+              <w:rPr>
+                <w:rFonts w:ascii="Consolas" w:hAnsi="Consolas" w:eastAsia="맑은 고딕"/>
+                <w:sz w:val="20"/>
+              </w:rPr>
+              <w:t xml:space="preserve">rman target sys/oracle@chicago auxiliary sys/oracle@boston</w:t>
+            </w:r>
+            <w:r>
+              <w:rPr>
+                <w:rFonts w:ascii="맑은 고딕" w:hAnsi="맑은 고딕" w:eastAsia="맑은 고딕"/>
+                <w:sz w:val="20"/>
+              </w:rPr>
+              <w:t xml:space="preserve">을 실행했는데 auxiliary 접속에서 막힌다.</w:t>
             </w:r>
           </w:p>
           <w:p>
@@ -2983,7 +3937,14 @@
                 <w:rFonts w:ascii="맑은 고딕" w:hAnsi="맑은 고딕" w:eastAsia="맑은 고딕"/>
                 <w:sz w:val="20"/>
               </w:rPr>
-              <w:t>증상: `ORA-12528: TNS:listener: all appropriate instances are blocking new connections`</w:t>
+              <w:t xml:space="preserve">증상: </w:t>
+            </w:r>
+            <w:r>
+              <w:rPr>
+                <w:rFonts w:ascii="Consolas" w:hAnsi="Consolas" w:eastAsia="맑은 고딕"/>
+                <w:sz w:val="20"/>
+              </w:rPr>
+              <w:t xml:space="preserve">ORA-12528: TNS:listener: all appropriate instances are blocking new connections</w:t>
             </w:r>
           </w:p>
           <w:p>
@@ -3007,7 +3968,49 @@
                 <w:rFonts w:ascii="맑은 고딕" w:hAnsi="맑은 고딕" w:eastAsia="맑은 고딕"/>
                 <w:sz w:val="20"/>
               </w:rPr>
-              <w:t>조치: boston의 `listener.ora`에 `SID_LIST_LISTENER`로 정적 등록을 추가하고 `lsnrctl stop; lsnrctl start`. 상태가 UNKNOWN으로 바뀌면 접속이 된다.</w:t>
+              <w:t xml:space="preserve">조치: boston의 </w:t>
+            </w:r>
+            <w:r>
+              <w:rPr>
+                <w:rFonts w:ascii="Consolas" w:hAnsi="Consolas" w:eastAsia="맑은 고딕"/>
+                <w:sz w:val="20"/>
+              </w:rPr>
+              <w:t xml:space="preserve">listener.ora</w:t>
+            </w:r>
+            <w:r>
+              <w:rPr>
+                <w:rFonts w:ascii="맑은 고딕" w:hAnsi="맑은 고딕" w:eastAsia="맑은 고딕"/>
+                <w:sz w:val="20"/>
+              </w:rPr>
+              <w:t xml:space="preserve">에 </w:t>
+            </w:r>
+            <w:r>
+              <w:rPr>
+                <w:rFonts w:ascii="Consolas" w:hAnsi="Consolas" w:eastAsia="맑은 고딕"/>
+                <w:sz w:val="20"/>
+              </w:rPr>
+              <w:t xml:space="preserve">SID_LIST_LISTENER</w:t>
+            </w:r>
+            <w:r>
+              <w:rPr>
+                <w:rFonts w:ascii="맑은 고딕" w:hAnsi="맑은 고딕" w:eastAsia="맑은 고딕"/>
+                <w:sz w:val="20"/>
+              </w:rPr>
+              <w:t xml:space="preserve">로 정적 등록을 추가하고 </w:t>
+            </w:r>
+            <w:r>
+              <w:rPr>
+                <w:rFonts w:ascii="Consolas" w:hAnsi="Consolas" w:eastAsia="맑은 고딕"/>
+                <w:sz w:val="20"/>
+              </w:rPr>
+              <w:t xml:space="preserve">lsnrctl stop; lsnrctl start</w:t>
+            </w:r>
+            <w:r>
+              <w:rPr>
+                <w:rFonts w:ascii="맑은 고딕" w:hAnsi="맑은 고딕" w:eastAsia="맑은 고딕"/>
+                <w:sz w:val="20"/>
+              </w:rPr>
+              <w:t xml:space="preserve">. 상태가 UNKNOWN으로 바뀌면 접속이 된다.</w:t>
             </w:r>
           </w:p>
           <w:p>
@@ -3019,7 +4022,35 @@
                 <w:rFonts w:ascii="맑은 고딕" w:hAnsi="맑은 고딕" w:eastAsia="맑은 고딕"/>
                 <w:sz w:val="20"/>
               </w:rPr>
-              <w:t>확인: `sqlplus "sys/oracle@boston as sysdba"`로 직접 붙어 `SELECT status FROM v$instance;`가 STARTED를 반환하는지 본다. 여기까지 되면 RMAN도 붙는다.</w:t>
+              <w:t xml:space="preserve">확인: </w:t>
+            </w:r>
+            <w:r>
+              <w:rPr>
+                <w:rFonts w:ascii="Consolas" w:hAnsi="Consolas" w:eastAsia="맑은 고딕"/>
+                <w:sz w:val="20"/>
+              </w:rPr>
+              <w:t xml:space="preserve">sqlplus "sys/oracle@boston as sysdba"</w:t>
+            </w:r>
+            <w:r>
+              <w:rPr>
+                <w:rFonts w:ascii="맑은 고딕" w:hAnsi="맑은 고딕" w:eastAsia="맑은 고딕"/>
+                <w:sz w:val="20"/>
+              </w:rPr>
+              <w:t xml:space="preserve">로 직접 붙어 </w:t>
+            </w:r>
+            <w:r>
+              <w:rPr>
+                <w:rFonts w:ascii="Consolas" w:hAnsi="Consolas" w:eastAsia="맑은 고딕"/>
+                <w:sz w:val="20"/>
+              </w:rPr>
+              <w:t xml:space="preserve">SELECT status FROM v$instance;</w:t>
+            </w:r>
+            <w:r>
+              <w:rPr>
+                <w:rFonts w:ascii="맑은 고딕" w:hAnsi="맑은 고딕" w:eastAsia="맑은 고딕"/>
+                <w:sz w:val="20"/>
+              </w:rPr>
+              <w:t xml:space="preserve">가 STARTED를 반환하는지 본다. 여기까지 되면 RMAN도 붙는다.</w:t>
             </w:r>
           </w:p>
         </w:tc>
@@ -3045,10 +4076,45 @@
     <w:p>
       <w:r>
         <w:rPr>
+          <w:rFonts w:ascii="Consolas" w:hAnsi="Consolas" w:eastAsia="맑은 고딕"/>
+          <w:sz w:val="21"/>
+        </w:rPr>
+        <w:t xml:space="preserve">LOG_ARCHIVE_CONFIG</w:t>
+      </w:r>
+      <w:r>
+        <w:rPr>
           <w:rFonts w:ascii="맑은 고딕" w:hAnsi="맑은 고딕" w:eastAsia="맑은 고딕"/>
           <w:sz w:val="21"/>
         </w:rPr>
-        <w:t>`LOG_ARCHIVE_CONFIG`의 `DG_CONFIG` 속성에는 구성에 속한 모든 데이터베이스의 `DB_UNIQUE_NAME`을 나열한다. 실습 환경은 다음과 같다.</w:t>
+        <w:t xml:space="preserve">의 </w:t>
+      </w:r>
+      <w:r>
+        <w:rPr>
+          <w:rFonts w:ascii="Consolas" w:hAnsi="Consolas" w:eastAsia="맑은 고딕"/>
+          <w:sz w:val="21"/>
+        </w:rPr>
+        <w:t xml:space="preserve">DG_CONFIG</w:t>
+      </w:r>
+      <w:r>
+        <w:rPr>
+          <w:rFonts w:ascii="맑은 고딕" w:hAnsi="맑은 고딕" w:eastAsia="맑은 고딕"/>
+          <w:sz w:val="21"/>
+        </w:rPr>
+        <w:t xml:space="preserve"> 속성에는 구성에 속한 모든 데이터베이스의 </w:t>
+      </w:r>
+      <w:r>
+        <w:rPr>
+          <w:rFonts w:ascii="Consolas" w:hAnsi="Consolas" w:eastAsia="맑은 고딕"/>
+          <w:sz w:val="21"/>
+        </w:rPr>
+        <w:t xml:space="preserve">DB_UNIQUE_NAME</w:t>
+      </w:r>
+      <w:r>
+        <w:rPr>
+          <w:rFonts w:ascii="맑은 고딕" w:hAnsi="맑은 고딕" w:eastAsia="맑은 고딕"/>
+          <w:sz w:val="21"/>
+        </w:rPr>
+        <w:t xml:space="preserve">을 나열한다. 실습 환경은 다음과 같다.</w:t>
       </w:r>
     </w:p>
     <w:tbl>
@@ -3206,16 +4272,79 @@
           <w:rFonts w:ascii="맑은 고딕" w:hAnsi="맑은 고딕" w:eastAsia="맑은 고딕"/>
           <w:sz w:val="21"/>
         </w:rPr>
-        <w:t>이 목록은 두 가지 일을 한다. 첫째, 목적지에 지정할 수 있는 `DB_UNIQUE_NAME`을 제한한다. 2장에서 `db_unique_name=wrongname`을 주었을 때 ORA-16053으로 거부된 것이 이 검사다. 둘째, 이 데이터베이스가 어떤 구성원으로부터 리두를 받아들일지 정한다. 목록에 없는 데이터베이스가 보낸 리두는 받지 않는다.</w:t>
+        <w:t xml:space="preserve">이 목록은 두 가지 일을 한다. 첫째, 목적지에 지정할 수 있는 </w:t>
+      </w:r>
+      <w:r>
+        <w:rPr>
+          <w:rFonts w:ascii="Consolas" w:hAnsi="Consolas" w:eastAsia="맑은 고딕"/>
+          <w:sz w:val="21"/>
+        </w:rPr>
+        <w:t xml:space="preserve">DB_UNIQUE_NAME</w:t>
+      </w:r>
+      <w:r>
+        <w:rPr>
+          <w:rFonts w:ascii="맑은 고딕" w:hAnsi="맑은 고딕" w:eastAsia="맑은 고딕"/>
+          <w:sz w:val="21"/>
+        </w:rPr>
+        <w:t xml:space="preserve">을 제한한다. 2장에서 </w:t>
+      </w:r>
+      <w:r>
+        <w:rPr>
+          <w:rFonts w:ascii="Consolas" w:hAnsi="Consolas" w:eastAsia="맑은 고딕"/>
+          <w:sz w:val="21"/>
+        </w:rPr>
+        <w:t xml:space="preserve">db_unique_name=wrongname</w:t>
+      </w:r>
+      <w:r>
+        <w:rPr>
+          <w:rFonts w:ascii="맑은 고딕" w:hAnsi="맑은 고딕" w:eastAsia="맑은 고딕"/>
+          <w:sz w:val="21"/>
+        </w:rPr>
+        <w:t xml:space="preserve">을 주었을 때 ORA-16053으로 거부된 것이 이 검사다. 둘째, 이 데이터베이스가 어떤 구성원으로부터 리두를 받아들일지 정한다. 목록에 없는 데이터베이스가 보낸 리두는 받지 않는다.</w:t>
       </w:r>
     </w:p>
     <w:p>
       <w:r>
         <w:rPr>
+          <w:rFonts w:ascii="Consolas" w:hAnsi="Consolas" w:eastAsia="맑은 고딕"/>
+          <w:sz w:val="21"/>
+        </w:rPr>
+        <w:t xml:space="preserve">FAL_SERVER</w:t>
+      </w:r>
+      <w:r>
+        <w:rPr>
           <w:rFonts w:ascii="맑은 고딕" w:hAnsi="맑은 고딕" w:eastAsia="맑은 고딕"/>
           <w:sz w:val="21"/>
         </w:rPr>
-        <w:t>`FAL_SERVER`와 `FAL_CLIENT`도 함께 봐 둘 만하다. FAL은 Fetch Archive Log의 약자로, 갭이 생겼을 때 빠진 아카이브 로그를 요청하는 경로다. chicago의 `FAL_SERVER`가 boston이라는 것은 "갭이 생기면 boston에게 요청하겠다"는 뜻이다. Primary에 이 값을 설정해 두는 이유는 역할 전환 이후를 대비하기 위해서다.</w:t>
+        <w:t xml:space="preserve">와 </w:t>
+      </w:r>
+      <w:r>
+        <w:rPr>
+          <w:rFonts w:ascii="Consolas" w:hAnsi="Consolas" w:eastAsia="맑은 고딕"/>
+          <w:sz w:val="21"/>
+        </w:rPr>
+        <w:t xml:space="preserve">FAL_CLIENT</w:t>
+      </w:r>
+      <w:r>
+        <w:rPr>
+          <w:rFonts w:ascii="맑은 고딕" w:hAnsi="맑은 고딕" w:eastAsia="맑은 고딕"/>
+          <w:sz w:val="21"/>
+        </w:rPr>
+        <w:t xml:space="preserve">도 함께 봐 둘 만하다. FAL은 Fetch Archive Log의 약자로, 갭이 생겼을 때 빠진 아카이브 로그를 요청하는 경로다. chicago의 </w:t>
+      </w:r>
+      <w:r>
+        <w:rPr>
+          <w:rFonts w:ascii="Consolas" w:hAnsi="Consolas" w:eastAsia="맑은 고딕"/>
+          <w:sz w:val="21"/>
+        </w:rPr>
+        <w:t xml:space="preserve">FAL_SERVER</w:t>
+      </w:r>
+      <w:r>
+        <w:rPr>
+          <w:rFonts w:ascii="맑은 고딕" w:hAnsi="맑은 고딕" w:eastAsia="맑은 고딕"/>
+          <w:sz w:val="21"/>
+        </w:rPr>
+        <w:t xml:space="preserve">가 boston이라는 것은 "갭이 생기면 boston에게 요청하겠다"는 뜻이다. Primary에 이 값을 설정해 두는 이유는 역할 전환 이후를 대비하기 위해서다.</w:t>
       </w:r>
     </w:p>
     <w:p>
@@ -3229,10 +4358,17 @@
     <w:p>
       <w:r>
         <w:rPr>
+          <w:rFonts w:ascii="Consolas" w:hAnsi="Consolas" w:eastAsia="맑은 고딕"/>
+          <w:sz w:val="21"/>
+        </w:rPr>
+        <w:t xml:space="preserve">DG_CONFIG</w:t>
+      </w:r>
+      <w:r>
+        <w:rPr>
           <w:rFonts w:ascii="맑은 고딕" w:hAnsi="맑은 고딕" w:eastAsia="맑은 고딕"/>
           <w:sz w:val="21"/>
         </w:rPr>
-        <w:t>`DG_CONFIG`를 비우고 관찰해 보았다.</w:t>
+        <w:t xml:space="preserve">를 비우고 관찰해 보았다.</w:t>
       </w:r>
     </w:p>
     <w:tbl>
@@ -3481,7 +4617,21 @@
           <w:rFonts w:ascii="맑은 고딕" w:hAnsi="맑은 고딕" w:eastAsia="맑은 고딕"/>
           <w:sz w:val="21"/>
         </w:rPr>
-        <w:t>기대와 달리 아무 오류도 나지 않았다. 목적지는 VALID이고 전송도 계속된다. 이미 확립된 연결과 이미 설정된 목적지는 `DG_CONFIG`를 비운 것만으로 즉시 끊기지 않기 때문이다.</w:t>
+        <w:t xml:space="preserve">기대와 달리 아무 오류도 나지 않았다. 목적지는 VALID이고 전송도 계속된다. 이미 확립된 연결과 이미 설정된 목적지는 </w:t>
+      </w:r>
+      <w:r>
+        <w:rPr>
+          <w:rFonts w:ascii="Consolas" w:hAnsi="Consolas" w:eastAsia="맑은 고딕"/>
+          <w:sz w:val="21"/>
+        </w:rPr>
+        <w:t xml:space="preserve">DG_CONFIG</w:t>
+      </w:r>
+      <w:r>
+        <w:rPr>
+          <w:rFonts w:ascii="맑은 고딕" w:hAnsi="맑은 고딕" w:eastAsia="맑은 고딕"/>
+          <w:sz w:val="21"/>
+        </w:rPr>
+        <w:t xml:space="preserve">를 비운 것만으로 즉시 끊기지 않기 때문이다.</w:t>
       </w:r>
     </w:p>
     <w:p>
@@ -3490,7 +4640,66 @@
           <w:rFonts w:ascii="맑은 고딕" w:hAnsi="맑은 고딕" w:eastAsia="맑은 고딕"/>
           <w:sz w:val="21"/>
         </w:rPr>
-        <w:t>그렇다고 비워도 된다는 뜻은 아니다. 이 파라미터가 비어 있으면 다음이 무너진다. **새로운 목적지를 추가할 때 검증이 느슨해진다.** 위 캡처에서 `db_unique_name=boston`이 통과한 것은 목록이 비어 있어 검사할 기준 자체가 없었기 때문이다. 반대로 목록이 있으면 2장에서 본 ORA-16053이 오배송을 막아 준다. **역할 전환 시 문제가 된다.** Broker는 이 파라미터를 구성 정의의 근거로 삼으므로, 비어 있으면 13장의 구성 생성이 실패한다. **인스턴스 재기동 이후가 위험하다.** 목적지 파라미터가 다시 해석되는 시점에 검증 기준이 없으면 잘못된 설정이 그대로 살아난다.</w:t>
+        <w:t xml:space="preserve">그렇다고 비워도 된다는 뜻은 아니다. 이 파라미터가 비어 있으면 다음이 무너진다. </w:t>
+      </w:r>
+      <w:r>
+        <w:rPr>
+          <w:rFonts w:ascii="맑은 고딕" w:hAnsi="맑은 고딕" w:eastAsia="맑은 고딕"/>
+          <w:b/>
+          <w:sz w:val="21"/>
+        </w:rPr>
+        <w:t xml:space="preserve">새로운 목적지를 추가할 때 검증이 느슨해진다.</w:t>
+      </w:r>
+      <w:r>
+        <w:rPr>
+          <w:rFonts w:ascii="맑은 고딕" w:hAnsi="맑은 고딕" w:eastAsia="맑은 고딕"/>
+          <w:sz w:val="21"/>
+        </w:rPr>
+        <w:t xml:space="preserve"> 위 캡처에서 </w:t>
+      </w:r>
+      <w:r>
+        <w:rPr>
+          <w:rFonts w:ascii="Consolas" w:hAnsi="Consolas" w:eastAsia="맑은 고딕"/>
+          <w:sz w:val="21"/>
+        </w:rPr>
+        <w:t xml:space="preserve">db_unique_name=boston</w:t>
+      </w:r>
+      <w:r>
+        <w:rPr>
+          <w:rFonts w:ascii="맑은 고딕" w:hAnsi="맑은 고딕" w:eastAsia="맑은 고딕"/>
+          <w:sz w:val="21"/>
+        </w:rPr>
+        <w:t xml:space="preserve">이 통과한 것은 목록이 비어 있어 검사할 기준 자체가 없었기 때문이다. 반대로 목록이 있으면 2장에서 본 ORA-16053이 오배송을 막아 준다. </w:t>
+      </w:r>
+      <w:r>
+        <w:rPr>
+          <w:rFonts w:ascii="맑은 고딕" w:hAnsi="맑은 고딕" w:eastAsia="맑은 고딕"/>
+          <w:b/>
+          <w:sz w:val="21"/>
+        </w:rPr>
+        <w:t xml:space="preserve">역할 전환 시 문제가 된다.</w:t>
+      </w:r>
+      <w:r>
+        <w:rPr>
+          <w:rFonts w:ascii="맑은 고딕" w:hAnsi="맑은 고딕" w:eastAsia="맑은 고딕"/>
+          <w:sz w:val="21"/>
+        </w:rPr>
+        <w:t xml:space="preserve"> Broker는 이 파라미터를 구성 정의의 근거로 삼으므로, 비어 있으면 13장의 구성 생성이 실패한다. </w:t>
+      </w:r>
+      <w:r>
+        <w:rPr>
+          <w:rFonts w:ascii="맑은 고딕" w:hAnsi="맑은 고딕" w:eastAsia="맑은 고딕"/>
+          <w:b/>
+          <w:sz w:val="21"/>
+        </w:rPr>
+        <w:t xml:space="preserve">인스턴스 재기동 이후가 위험하다.</w:t>
+      </w:r>
+      <w:r>
+        <w:rPr>
+          <w:rFonts w:ascii="맑은 고딕" w:hAnsi="맑은 고딕" w:eastAsia="맑은 고딕"/>
+          <w:sz w:val="21"/>
+        </w:rPr>
+        <w:t xml:space="preserve"> 목적지 파라미터가 다시 해석되는 시점에 검증 기준이 없으면 잘못된 설정이 그대로 살아난다.</w:t>
       </w:r>
     </w:p>
     <w:p>
@@ -3499,7 +4708,21 @@
           <w:rFonts w:ascii="맑은 고딕" w:hAnsi="맑은 고딕" w:eastAsia="맑은 고딕"/>
           <w:sz w:val="21"/>
         </w:rPr>
-        <w:t>즉 `DG_CONFIG`는 "지금 당장 무언가를 막는 스위치"가 아니라 "실수를 걸러 주는 안전망"이다. 없어도 잘 돌아가는 것처럼 보이지만, 사고가 났을 때 막아 주지 못한다. 복원하면 다시 정상이다.</w:t>
+        <w:t xml:space="preserve">즉 </w:t>
+      </w:r>
+      <w:r>
+        <w:rPr>
+          <w:rFonts w:ascii="Consolas" w:hAnsi="Consolas" w:eastAsia="맑은 고딕"/>
+          <w:sz w:val="21"/>
+        </w:rPr>
+        <w:t xml:space="preserve">DG_CONFIG</w:t>
+      </w:r>
+      <w:r>
+        <w:rPr>
+          <w:rFonts w:ascii="맑은 고딕" w:hAnsi="맑은 고딕" w:eastAsia="맑은 고딕"/>
+          <w:sz w:val="21"/>
+        </w:rPr>
+        <w:t xml:space="preserve">는 "지금 당장 무언가를 막는 스위치"가 아니라 "실수를 걸러 주는 안전망"이다. 없어도 잘 돌아가는 것처럼 보이지만, 사고가 났을 때 막아 주지 못한다. 복원하면 다시 정상이다.</w:t>
       </w:r>
     </w:p>
     <w:tbl>
@@ -3659,7 +4882,36 @@
                 <w:rFonts w:ascii="맑은 고딕" w:hAnsi="맑은 고딕" w:eastAsia="맑은 고딕"/>
                 <w:sz w:val="20"/>
               </w:rPr>
-              <w:t>· 구성에 데이터베이스를 추가할 때 **모든 노드의** `DG_CONFIG`에 새 이름을 넣는다. 한쪽만 넣으면 그 방향으로만 동작한다.</w:t>
+              <w:t xml:space="preserve">· 구성에 데이터베이스를 추가할 때 </w:t>
+            </w:r>
+            <w:r>
+              <w:rPr>
+                <w:rFonts w:ascii="맑은 고딕" w:hAnsi="맑은 고딕" w:eastAsia="맑은 고딕"/>
+                <w:b/>
+                <w:sz w:val="20"/>
+              </w:rPr>
+              <w:t xml:space="preserve">모든 노드의</w:t>
+            </w:r>
+            <w:r>
+              <w:rPr>
+                <w:rFonts w:ascii="맑은 고딕" w:hAnsi="맑은 고딕" w:eastAsia="맑은 고딕"/>
+                <w:sz w:val="20"/>
+              </w:rPr>
+              <w:t xml:space="preserve"> </w:t>
+            </w:r>
+            <w:r>
+              <w:rPr>
+                <w:rFonts w:ascii="Consolas" w:hAnsi="Consolas" w:eastAsia="맑은 고딕"/>
+                <w:sz w:val="20"/>
+              </w:rPr>
+              <w:t xml:space="preserve">DG_CONFIG</w:t>
+            </w:r>
+            <w:r>
+              <w:rPr>
+                <w:rFonts w:ascii="맑은 고딕" w:hAnsi="맑은 고딕" w:eastAsia="맑은 고딕"/>
+                <w:sz w:val="20"/>
+              </w:rPr>
+              <w:t xml:space="preserve">에 새 이름을 넣는다. 한쪽만 넣으면 그 방향으로만 동작한다.</w:t>
             </w:r>
           </w:p>
           <w:p>
@@ -3736,7 +4988,21 @@
           <w:rFonts w:ascii="맑은 고딕" w:hAnsi="맑은 고딕" w:eastAsia="맑은 고딕"/>
           <w:sz w:val="21"/>
         </w:rPr>
-        <w:t>리두 전송은 Primary의 프로세스가 Standby에 SYS 권한으로 접속해 수행한다. 로컬 접속이라면 운영체제 인증(`sqlplus / as sysdba`)으로 충분하지만, 원격 접속에서는 쓸 수 없다. 그래서 패스워드 파일 인증이 필요하다.</w:t>
+        <w:t xml:space="preserve">리두 전송은 Primary의 프로세스가 Standby에 SYS 권한으로 접속해 수행한다. 로컬 접속이라면 운영체제 인증(</w:t>
+      </w:r>
+      <w:r>
+        <w:rPr>
+          <w:rFonts w:ascii="Consolas" w:hAnsi="Consolas" w:eastAsia="맑은 고딕"/>
+          <w:sz w:val="21"/>
+        </w:rPr>
+        <w:t xml:space="preserve">sqlplus / as sysdba</w:t>
+      </w:r>
+      <w:r>
+        <w:rPr>
+          <w:rFonts w:ascii="맑은 고딕" w:hAnsi="맑은 고딕" w:eastAsia="맑은 고딕"/>
+          <w:sz w:val="21"/>
+        </w:rPr>
+        <w:t xml:space="preserve">)으로 충분하지만, 원격 접속에서는 쓸 수 없다. 그래서 패스워드 파일 인증이 필요하다.</w:t>
       </w:r>
     </w:p>
     <w:tbl>
@@ -3917,10 +5183,17 @@
     <w:p>
       <w:r>
         <w:rPr>
+          <w:rFonts w:ascii="Consolas" w:hAnsi="Consolas" w:eastAsia="맑은 고딕"/>
+          <w:sz w:val="21"/>
+        </w:rPr>
+        <w:t xml:space="preserve">REMOTE_LOGIN_PASSWORDFILE</w:t>
+      </w:r>
+      <w:r>
+        <w:rPr>
           <w:rFonts w:ascii="맑은 고딕" w:hAnsi="맑은 고딕" w:eastAsia="맑은 고딕"/>
           <w:sz w:val="21"/>
         </w:rPr>
-        <w:t>`REMOTE_LOGIN_PASSWORDFILE`이 EXCLUSIVE여야 원격 SYS 접속이 허용된다. NONE이면 패스워드 파일을 아예 쓰지 않으므로 Data Guard가 성립하지 않는다.</w:t>
+        <w:t xml:space="preserve">이 EXCLUSIVE여야 원격 SYS 접속이 허용된다. NONE이면 패스워드 파일을 아예 쓰지 않으므로 Data Guard가 성립하지 않는다.</w:t>
       </w:r>
     </w:p>
     <w:p>
@@ -3929,7 +5202,50 @@
           <w:rFonts w:ascii="맑은 고딕" w:hAnsi="맑은 고딕" w:eastAsia="맑은 고딕"/>
           <w:sz w:val="21"/>
         </w:rPr>
-        <w:t>두 노드의 패스워드 파일은 **내용이 같아야** 한다. 파일 이름은 각각 `orapwchicago`와 `orapwboston`으로 다르지만 안에 담긴 SYS 비밀번호는 동일해야 한다. 그래서 설치 가이드가 Primary의 파일을 복사해 이름만 바꾸도록 지시하는 것이다.</w:t>
+        <w:t xml:space="preserve">두 노드의 패스워드 파일은 </w:t>
+      </w:r>
+      <w:r>
+        <w:rPr>
+          <w:rFonts w:ascii="맑은 고딕" w:hAnsi="맑은 고딕" w:eastAsia="맑은 고딕"/>
+          <w:b/>
+          <w:sz w:val="21"/>
+        </w:rPr>
+        <w:t xml:space="preserve">내용이 같아야</w:t>
+      </w:r>
+      <w:r>
+        <w:rPr>
+          <w:rFonts w:ascii="맑은 고딕" w:hAnsi="맑은 고딕" w:eastAsia="맑은 고딕"/>
+          <w:sz w:val="21"/>
+        </w:rPr>
+        <w:t xml:space="preserve"> 한다. 파일 이름은 각각 </w:t>
+      </w:r>
+      <w:r>
+        <w:rPr>
+          <w:rFonts w:ascii="Consolas" w:hAnsi="Consolas" w:eastAsia="맑은 고딕"/>
+          <w:sz w:val="21"/>
+        </w:rPr>
+        <w:t xml:space="preserve">orapwchicago</w:t>
+      </w:r>
+      <w:r>
+        <w:rPr>
+          <w:rFonts w:ascii="맑은 고딕" w:hAnsi="맑은 고딕" w:eastAsia="맑은 고딕"/>
+          <w:sz w:val="21"/>
+        </w:rPr>
+        <w:t xml:space="preserve">와 </w:t>
+      </w:r>
+      <w:r>
+        <w:rPr>
+          <w:rFonts w:ascii="Consolas" w:hAnsi="Consolas" w:eastAsia="맑은 고딕"/>
+          <w:sz w:val="21"/>
+        </w:rPr>
+        <w:t xml:space="preserve">orapwboston</w:t>
+      </w:r>
+      <w:r>
+        <w:rPr>
+          <w:rFonts w:ascii="맑은 고딕" w:hAnsi="맑은 고딕" w:eastAsia="맑은 고딕"/>
+          <w:sz w:val="21"/>
+        </w:rPr>
+        <w:t xml:space="preserve">으로 다르지만 안에 담긴 SYS 비밀번호는 동일해야 한다. 그래서 설치 가이드가 Primary의 파일을 복사해 이름만 바꾸도록 지시하는 것이다.</w:t>
       </w:r>
     </w:p>
     <w:tbl>
@@ -4030,7 +5346,21 @@
           <w:rFonts w:ascii="맑은 고딕" w:hAnsi="맑은 고딕" w:eastAsia="맑은 고딕"/>
           <w:sz w:val="21"/>
         </w:rPr>
-        <w:t>패스워드 파일을 새로 만들 때는 `orapwd`를 쓴다. 실습 중 이 명령이 거부되는 상황을 만났다.</w:t>
+        <w:t xml:space="preserve">패스워드 파일을 새로 만들 때는 </w:t>
+      </w:r>
+      <w:r>
+        <w:rPr>
+          <w:rFonts w:ascii="Consolas" w:hAnsi="Consolas" w:eastAsia="맑은 고딕"/>
+          <w:sz w:val="21"/>
+        </w:rPr>
+        <w:t xml:space="preserve">orapwd</w:t>
+      </w:r>
+      <w:r>
+        <w:rPr>
+          <w:rFonts w:ascii="맑은 고딕" w:hAnsi="맑은 고딕" w:eastAsia="맑은 고딕"/>
+          <w:sz w:val="21"/>
+        </w:rPr>
+        <w:t xml:space="preserve">를 쓴다. 실습 중 이 명령이 거부되는 상황을 만났다.</w:t>
       </w:r>
     </w:p>
     <w:tbl>
@@ -4123,7 +5453,35 @@
           <w:rFonts w:ascii="맑은 고딕" w:hAnsi="맑은 고딕" w:eastAsia="맑은 고딕"/>
           <w:sz w:val="21"/>
         </w:rPr>
-        <w:t>OPW-00029는 19c의 비밀번호 복잡성 검사에 걸린 것이다. 특수문자가 최소 하나 있어야 한다. 실습 환경의 `oracle`이라는 비밀번호는 이 규칙을 통과하지 못하는데, 그럼에도 쓰고 있는 이유는 DBCA로 생성할 때 만들어진 파일을 그대로 물려받았기 때문이다. `orapwd`로 새로 만들 때만 이 검사가 걸린다.</w:t>
+        <w:t xml:space="preserve">OPW-00029는 19c의 비밀번호 복잡성 검사에 걸린 것이다. 특수문자가 최소 하나 있어야 한다. 실습 환경의 </w:t>
+      </w:r>
+      <w:r>
+        <w:rPr>
+          <w:rFonts w:ascii="Consolas" w:hAnsi="Consolas" w:eastAsia="맑은 고딕"/>
+          <w:sz w:val="21"/>
+        </w:rPr>
+        <w:t xml:space="preserve">oracle</w:t>
+      </w:r>
+      <w:r>
+        <w:rPr>
+          <w:rFonts w:ascii="맑은 고딕" w:hAnsi="맑은 고딕" w:eastAsia="맑은 고딕"/>
+          <w:sz w:val="21"/>
+        </w:rPr>
+        <w:t xml:space="preserve">이라는 비밀번호는 이 규칙을 통과하지 못하는데, 그럼에도 쓰고 있는 이유는 DBCA로 생성할 때 만들어진 파일을 그대로 물려받았기 때문이다. </w:t>
+      </w:r>
+      <w:r>
+        <w:rPr>
+          <w:rFonts w:ascii="Consolas" w:hAnsi="Consolas" w:eastAsia="맑은 고딕"/>
+          <w:sz w:val="21"/>
+        </w:rPr>
+        <w:t xml:space="preserve">orapwd</w:t>
+      </w:r>
+      <w:r>
+        <w:rPr>
+          <w:rFonts w:ascii="맑은 고딕" w:hAnsi="맑은 고딕" w:eastAsia="맑은 고딕"/>
+          <w:sz w:val="21"/>
+        </w:rPr>
+        <w:t xml:space="preserve">로 새로 만들 때만 이 검사가 걸린다.</w:t>
       </w:r>
     </w:p>
     <w:p>
@@ -4132,7 +5490,50 @@
           <w:rFonts w:ascii="맑은 고딕" w:hAnsi="맑은 고딕" w:eastAsia="맑은 고딕"/>
           <w:sz w:val="21"/>
         </w:rPr>
-        <w:t>여기서 얻을 실무적 교훈이 있다. **패스워드 파일을 다시 만들려다 실패하면 원래 파일이 이미 지워져 있을 수 있다.** 위 상황에서도 `rm`은 성공하고 `orapwd`만 실패해 boston에 패스워드 파일이 없는 상태가 됐다. 작업 전에 반드시 백업해 두어야 하는 이유다.</w:t>
+        <w:t xml:space="preserve">여기서 얻을 실무적 교훈이 있다. </w:t>
+      </w:r>
+      <w:r>
+        <w:rPr>
+          <w:rFonts w:ascii="맑은 고딕" w:hAnsi="맑은 고딕" w:eastAsia="맑은 고딕"/>
+          <w:b/>
+          <w:sz w:val="21"/>
+        </w:rPr>
+        <w:t xml:space="preserve">패스워드 파일을 다시 만들려다 실패하면 원래 파일이 이미 지워져 있을 수 있다.</w:t>
+      </w:r>
+      <w:r>
+        <w:rPr>
+          <w:rFonts w:ascii="맑은 고딕" w:hAnsi="맑은 고딕" w:eastAsia="맑은 고딕"/>
+          <w:sz w:val="21"/>
+        </w:rPr>
+        <w:t xml:space="preserve"> 위 상황에서도 </w:t>
+      </w:r>
+      <w:r>
+        <w:rPr>
+          <w:rFonts w:ascii="Consolas" w:hAnsi="Consolas" w:eastAsia="맑은 고딕"/>
+          <w:sz w:val="21"/>
+        </w:rPr>
+        <w:t xml:space="preserve">rm</w:t>
+      </w:r>
+      <w:r>
+        <w:rPr>
+          <w:rFonts w:ascii="맑은 고딕" w:hAnsi="맑은 고딕" w:eastAsia="맑은 고딕"/>
+          <w:sz w:val="21"/>
+        </w:rPr>
+        <w:t xml:space="preserve">은 성공하고 </w:t>
+      </w:r>
+      <w:r>
+        <w:rPr>
+          <w:rFonts w:ascii="Consolas" w:hAnsi="Consolas" w:eastAsia="맑은 고딕"/>
+          <w:sz w:val="21"/>
+        </w:rPr>
+        <w:t xml:space="preserve">orapwd</w:t>
+      </w:r>
+      <w:r>
+        <w:rPr>
+          <w:rFonts w:ascii="맑은 고딕" w:hAnsi="맑은 고딕" w:eastAsia="맑은 고딕"/>
+          <w:sz w:val="21"/>
+        </w:rPr>
+        <w:t xml:space="preserve">만 실패해 boston에 패스워드 파일이 없는 상태가 됐다. 작업 전에 반드시 백업해 두어야 하는 이유다.</w:t>
       </w:r>
     </w:p>
     <w:p>
@@ -4229,7 +5630,22 @@
           <w:rFonts w:ascii="맑은 고딕" w:hAnsi="맑은 고딕" w:eastAsia="맑은 고딕"/>
           <w:sz w:val="21"/>
         </w:rPr>
-        <w:t>ORA-01017은 익숙한 오류지만 Data Guard 맥락에서는 의미가 다르다. 사용자가 비밀번호를 틀린 것이 아니라 **양쪽 패스워드 파일이 어긋난 것**이다. 그리고 이 어긋남은 곧 리두 전송 실패로 이어진다.</w:t>
+        <w:t xml:space="preserve">ORA-01017은 익숙한 오류지만 Data Guard 맥락에서는 의미가 다르다. 사용자가 비밀번호를 틀린 것이 아니라 </w:t>
+      </w:r>
+      <w:r>
+        <w:rPr>
+          <w:rFonts w:ascii="맑은 고딕" w:hAnsi="맑은 고딕" w:eastAsia="맑은 고딕"/>
+          <w:b/>
+          <w:sz w:val="21"/>
+        </w:rPr>
+        <w:t xml:space="preserve">양쪽 패스워드 파일이 어긋난 것</w:t>
+      </w:r>
+      <w:r>
+        <w:rPr>
+          <w:rFonts w:ascii="맑은 고딕" w:hAnsi="맑은 고딕" w:eastAsia="맑은 고딕"/>
+          <w:sz w:val="21"/>
+        </w:rPr>
+        <w:t xml:space="preserve">이다. 그리고 이 어긋남은 곧 리두 전송 실패로 이어진다.</w:t>
       </w:r>
     </w:p>
     <w:tbl>
@@ -4385,9 +5801,17 @@
       <w:r>
         <w:rPr>
           <w:rFonts w:ascii="맑은 고딕" w:hAnsi="맑은 고딕" w:eastAsia="맑은 고딕"/>
-          <w:sz w:val="21"/>
-        </w:rPr>
-        <w:t>**ORA-16191**이 Data Guard에서 패스워드 문제를 가리키는 대표 오류다. "Primary의 로그 전송 클라이언트가 standby에 로그온하지 못했다"는 뜻으로, 문면 자체가 원인을 정확히 말해 준다. 이 번호를 보면 네트워크나 리스너가 아니라 인증을 의심해야 한다.</w:t>
+          <w:b/>
+          <w:sz w:val="21"/>
+        </w:rPr>
+        <w:t xml:space="preserve">ORA-16191</w:t>
+      </w:r>
+      <w:r>
+        <w:rPr>
+          <w:rFonts w:ascii="맑은 고딕" w:hAnsi="맑은 고딕" w:eastAsia="맑은 고딕"/>
+          <w:sz w:val="21"/>
+        </w:rPr>
+        <w:t xml:space="preserve">이 Data Guard에서 패스워드 문제를 가리키는 대표 오류다. "Primary의 로그 전송 클라이언트가 standby에 로그온하지 못했다"는 뜻으로, 문면 자체가 원인을 정확히 말해 준다. 이 번호를 보면 네트워크나 리스너가 아니라 인증을 의심해야 한다.</w:t>
       </w:r>
     </w:p>
     <w:p>
@@ -4900,7 +6324,36 @@
           <w:rFonts w:ascii="맑은 고딕" w:hAnsi="맑은 고딕" w:eastAsia="맑은 고딕"/>
           <w:sz w:val="21"/>
         </w:rPr>
-        <w:t>이제 VALID다. **원인을 제거한 것과 상태가 회복되는 것은 다른 일이다.** Data Guard 문제 해결에서 반복되는 원칙이며, 여기서 처음 만난다. `REOPEN` 속성으로 지정한 시간이 지나면 자동으로 재시도하기도 하지만, 즉시 회복하려면 DEFER/ENABLE이 확실하다.</w:t>
+        <w:t xml:space="preserve">이제 VALID다. </w:t>
+      </w:r>
+      <w:r>
+        <w:rPr>
+          <w:rFonts w:ascii="맑은 고딕" w:hAnsi="맑은 고딕" w:eastAsia="맑은 고딕"/>
+          <w:b/>
+          <w:sz w:val="21"/>
+        </w:rPr>
+        <w:t xml:space="preserve">원인을 제거한 것과 상태가 회복되는 것은 다른 일이다.</w:t>
+      </w:r>
+      <w:r>
+        <w:rPr>
+          <w:rFonts w:ascii="맑은 고딕" w:hAnsi="맑은 고딕" w:eastAsia="맑은 고딕"/>
+          <w:sz w:val="21"/>
+        </w:rPr>
+        <w:t xml:space="preserve"> Data Guard 문제 해결에서 반복되는 원칙이며, 여기서 처음 만난다. </w:t>
+      </w:r>
+      <w:r>
+        <w:rPr>
+          <w:rFonts w:ascii="Consolas" w:hAnsi="Consolas" w:eastAsia="맑은 고딕"/>
+          <w:sz w:val="21"/>
+        </w:rPr>
+        <w:t xml:space="preserve">REOPEN</w:t>
+      </w:r>
+      <w:r>
+        <w:rPr>
+          <w:rFonts w:ascii="맑은 고딕" w:hAnsi="맑은 고딕" w:eastAsia="맑은 고딕"/>
+          <w:sz w:val="21"/>
+        </w:rPr>
+        <w:t xml:space="preserve"> 속성으로 지정한 시간이 지나면 자동으로 재시도하기도 하지만, 즉시 회복하려면 DEFER/ENABLE이 확실하다.</w:t>
       </w:r>
     </w:p>
     <w:tbl>
@@ -4937,7 +6390,21 @@
                 <w:rFonts w:ascii="맑은 고딕" w:hAnsi="맑은 고딕" w:eastAsia="맑은 고딕"/>
                 <w:sz w:val="20"/>
               </w:rPr>
-              <w:t>· `REMOTE_LOGIN_PASSWORDFILE`이 양쪽 모두 EXCLUSIVE인가.</w:t>
+              <w:t xml:space="preserve">· </w:t>
+            </w:r>
+            <w:r>
+              <w:rPr>
+                <w:rFonts w:ascii="Consolas" w:hAnsi="Consolas" w:eastAsia="맑은 고딕"/>
+                <w:sz w:val="20"/>
+              </w:rPr>
+              <w:t xml:space="preserve">REMOTE_LOGIN_PASSWORDFILE</w:t>
+            </w:r>
+            <w:r>
+              <w:rPr>
+                <w:rFonts w:ascii="맑은 고딕" w:hAnsi="맑은 고딕" w:eastAsia="맑은 고딕"/>
+                <w:sz w:val="20"/>
+              </w:rPr>
+              <w:t xml:space="preserve">이 양쪽 모두 EXCLUSIVE인가.</w:t>
             </w:r>
           </w:p>
           <w:p>
@@ -4949,7 +6416,35 @@
                 <w:rFonts w:ascii="맑은 고딕" w:hAnsi="맑은 고딕" w:eastAsia="맑은 고딕"/>
                 <w:sz w:val="20"/>
               </w:rPr>
-              <w:t>· 파일 이름이 `orapw&lt;ORACLE_SID&gt;` 형식인가. boston 노드라면 `orapwboston`이어야 한다.</w:t>
+              <w:t xml:space="preserve">· 파일 이름이 </w:t>
+            </w:r>
+            <w:r>
+              <w:rPr>
+                <w:rFonts w:ascii="Consolas" w:hAnsi="Consolas" w:eastAsia="맑은 고딕"/>
+                <w:sz w:val="20"/>
+              </w:rPr>
+              <w:t xml:space="preserve">orapw&lt;ORACLE_SID&gt;</w:t>
+            </w:r>
+            <w:r>
+              <w:rPr>
+                <w:rFonts w:ascii="맑은 고딕" w:hAnsi="맑은 고딕" w:eastAsia="맑은 고딕"/>
+                <w:sz w:val="20"/>
+              </w:rPr>
+              <w:t xml:space="preserve"> 형식인가. boston 노드라면 </w:t>
+            </w:r>
+            <w:r>
+              <w:rPr>
+                <w:rFonts w:ascii="Consolas" w:hAnsi="Consolas" w:eastAsia="맑은 고딕"/>
+                <w:sz w:val="20"/>
+              </w:rPr>
+              <w:t xml:space="preserve">orapwboston</w:t>
+            </w:r>
+            <w:r>
+              <w:rPr>
+                <w:rFonts w:ascii="맑은 고딕" w:hAnsi="맑은 고딕" w:eastAsia="맑은 고딕"/>
+                <w:sz w:val="20"/>
+              </w:rPr>
+              <w:t xml:space="preserve">이어야 한다.</w:t>
             </w:r>
           </w:p>
           <w:p>
@@ -4961,7 +6456,35 @@
                 <w:rFonts w:ascii="맑은 고딕" w:hAnsi="맑은 고딕" w:eastAsia="맑은 고딕"/>
                 <w:sz w:val="20"/>
               </w:rPr>
-              <w:t>· 파일 권한이 `640`이고 소유자가 `oracle`인가.</w:t>
+              <w:t xml:space="preserve">· 파일 권한이 </w:t>
+            </w:r>
+            <w:r>
+              <w:rPr>
+                <w:rFonts w:ascii="Consolas" w:hAnsi="Consolas" w:eastAsia="맑은 고딕"/>
+                <w:sz w:val="20"/>
+              </w:rPr>
+              <w:t xml:space="preserve">640</w:t>
+            </w:r>
+            <w:r>
+              <w:rPr>
+                <w:rFonts w:ascii="맑은 고딕" w:hAnsi="맑은 고딕" w:eastAsia="맑은 고딕"/>
+                <w:sz w:val="20"/>
+              </w:rPr>
+              <w:t xml:space="preserve">이고 소유자가 </w:t>
+            </w:r>
+            <w:r>
+              <w:rPr>
+                <w:rFonts w:ascii="Consolas" w:hAnsi="Consolas" w:eastAsia="맑은 고딕"/>
+                <w:sz w:val="20"/>
+              </w:rPr>
+              <w:t xml:space="preserve">oracle</w:t>
+            </w:r>
+            <w:r>
+              <w:rPr>
+                <w:rFonts w:ascii="맑은 고딕" w:hAnsi="맑은 고딕" w:eastAsia="맑은 고딕"/>
+                <w:sz w:val="20"/>
+              </w:rPr>
+              <w:t xml:space="preserve">인가.</w:t>
             </w:r>
           </w:p>
           <w:p>
@@ -4973,7 +6496,21 @@
                 <w:rFonts w:ascii="맑은 고딕" w:hAnsi="맑은 고딕" w:eastAsia="맑은 고딕"/>
                 <w:sz w:val="20"/>
               </w:rPr>
-              <w:t>· 두 파일의 내용이 같은가. `md5sum`으로 대조하면 확실하다. 단 파일 안에 DB 식별 정보가 들어가므로 같은 비밀번호라도 해시가 다를 수 있으니, 확실한 검증은 실제 원격 접속이다.</w:t>
+              <w:t xml:space="preserve">· 두 파일의 내용이 같은가. </w:t>
+            </w:r>
+            <w:r>
+              <w:rPr>
+                <w:rFonts w:ascii="Consolas" w:hAnsi="Consolas" w:eastAsia="맑은 고딕"/>
+                <w:sz w:val="20"/>
+              </w:rPr>
+              <w:t xml:space="preserve">md5sum</w:t>
+            </w:r>
+            <w:r>
+              <w:rPr>
+                <w:rFonts w:ascii="맑은 고딕" w:hAnsi="맑은 고딕" w:eastAsia="맑은 고딕"/>
+                <w:sz w:val="20"/>
+              </w:rPr>
+              <w:t xml:space="preserve">으로 대조하면 확실하다. 단 파일 안에 DB 식별 정보가 들어가므로 같은 비밀번호라도 해시가 다를 수 있으니, 확실한 검증은 실제 원격 접속이다.</w:t>
             </w:r>
           </w:p>
           <w:p>
@@ -4985,7 +6522,22 @@
                 <w:rFonts w:ascii="맑은 고딕" w:hAnsi="맑은 고딕" w:eastAsia="맑은 고딕"/>
                 <w:sz w:val="20"/>
               </w:rPr>
-              <w:t>· SYS 비밀번호를 바꿨다면 **양쪽 파일을 모두 다시 만들어야 한다.** 한쪽만 바꾸면 그 순간부터 전송이 멈춘다.</w:t>
+              <w:t xml:space="preserve">· SYS 비밀번호를 바꿨다면 </w:t>
+            </w:r>
+            <w:r>
+              <w:rPr>
+                <w:rFonts w:ascii="맑은 고딕" w:hAnsi="맑은 고딕" w:eastAsia="맑은 고딕"/>
+                <w:b/>
+                <w:sz w:val="20"/>
+              </w:rPr>
+              <w:t xml:space="preserve">양쪽 파일을 모두 다시 만들어야 한다.</w:t>
+            </w:r>
+            <w:r>
+              <w:rPr>
+                <w:rFonts w:ascii="맑은 고딕" w:hAnsi="맑은 고딕" w:eastAsia="맑은 고딕"/>
+                <w:sz w:val="20"/>
+              </w:rPr>
+              <w:t xml:space="preserve"> 한쪽만 바꾸면 그 순간부터 전송이 멈춘다.</w:t>
             </w:r>
           </w:p>
           <w:p>
@@ -4997,7 +6549,35 @@
                 <w:rFonts w:ascii="맑은 고딕" w:hAnsi="맑은 고딕" w:eastAsia="맑은 고딕"/>
                 <w:sz w:val="20"/>
               </w:rPr>
-              <w:t>· 작업 전 백업. `orapwd`가 실패해도 `rm`은 이미 성공한 뒤일 수 있다.</w:t>
+              <w:t xml:space="preserve">· 작업 전 백업. </w:t>
+            </w:r>
+            <w:r>
+              <w:rPr>
+                <w:rFonts w:ascii="Consolas" w:hAnsi="Consolas" w:eastAsia="맑은 고딕"/>
+                <w:sz w:val="20"/>
+              </w:rPr>
+              <w:t xml:space="preserve">orapwd</w:t>
+            </w:r>
+            <w:r>
+              <w:rPr>
+                <w:rFonts w:ascii="맑은 고딕" w:hAnsi="맑은 고딕" w:eastAsia="맑은 고딕"/>
+                <w:sz w:val="20"/>
+              </w:rPr>
+              <w:t xml:space="preserve">가 실패해도 </w:t>
+            </w:r>
+            <w:r>
+              <w:rPr>
+                <w:rFonts w:ascii="Consolas" w:hAnsi="Consolas" w:eastAsia="맑은 고딕"/>
+                <w:sz w:val="20"/>
+              </w:rPr>
+              <w:t xml:space="preserve">rm</w:t>
+            </w:r>
+            <w:r>
+              <w:rPr>
+                <w:rFonts w:ascii="맑은 고딕" w:hAnsi="맑은 고딕" w:eastAsia="맑은 고딕"/>
+                <w:sz w:val="20"/>
+              </w:rPr>
+              <w:t xml:space="preserve">은 이미 성공한 뒤일 수 있다.</w:t>
             </w:r>
           </w:p>
         </w:tc>
@@ -5158,7 +6738,21 @@
           <w:rFonts w:ascii="맑은 고딕" w:hAnsi="맑은 고딕" w:eastAsia="맑은 고딕"/>
           <w:sz w:val="21"/>
         </w:rPr>
-        <w:t>실습 환경은 firewalld 패키지가 설치되어 있지만 서비스는 활성화되어 있지 않다(`unknown`). 1521 포트는 tnslsnr이 정상적으로 열어 두고 있다.</w:t>
+        <w:t xml:space="preserve">실습 환경은 firewalld 패키지가 설치되어 있지만 서비스는 활성화되어 있지 않다(</w:t>
+      </w:r>
+      <w:r>
+        <w:rPr>
+          <w:rFonts w:ascii="Consolas" w:hAnsi="Consolas" w:eastAsia="맑은 고딕"/>
+          <w:sz w:val="21"/>
+        </w:rPr>
+        <w:t xml:space="preserve">unknown</w:t>
+      </w:r>
+      <w:r>
+        <w:rPr>
+          <w:rFonts w:ascii="맑은 고딕" w:hAnsi="맑은 고딕" w:eastAsia="맑은 고딕"/>
+          <w:sz w:val="21"/>
+        </w:rPr>
+        <w:t xml:space="preserve">). 1521 포트는 tnslsnr이 정상적으로 열어 두고 있다.</w:t>
       </w:r>
     </w:p>
     <w:p>
@@ -5172,10 +6766,17 @@
     <w:p>
       <w:r>
         <w:rPr>
+          <w:rFonts w:ascii="Consolas" w:hAnsi="Consolas" w:eastAsia="맑은 고딕"/>
+          <w:sz w:val="21"/>
+        </w:rPr>
+        <w:t xml:space="preserve">iptables</w:t>
+      </w:r>
+      <w:r>
+        <w:rPr>
           <w:rFonts w:ascii="맑은 고딕" w:hAnsi="맑은 고딕" w:eastAsia="맑은 고딕"/>
           <w:sz w:val="21"/>
         </w:rPr>
-        <w:t>`iptables`로 1521 인입을 차단해 어떤 오류가 나는지 확인했다.</w:t>
+        <w:t xml:space="preserve">로 1521 인입을 차단해 어떤 오류가 나는지 확인했다.</w:t>
       </w:r>
     </w:p>
     <w:tbl>
@@ -5376,9 +6977,32 @@
       <w:r>
         <w:rPr>
           <w:rFonts w:ascii="맑은 고딕" w:hAnsi="맑은 고딕" w:eastAsia="맑은 고딕"/>
-          <w:sz w:val="21"/>
-        </w:rPr>
-        <w:t>**TNS-12535**는 "시간이 다 되도록 응답이 없었다"는 뜻이다. 패킷이 DROP되어 아무 응답도 돌아오지 않았기 때문에 타임아웃이 났다. 여기서 중요한 것은 **오류가 나기까지 시간이 걸렸다**는 점이다. 리스너가 죽어 있으면 즉시 거부(ORA-12541)가 오지만, 방화벽 DROP은 침묵하므로 타임아웃을 기다려야 한다. 응답 속도 자체가 진단 단서가 된다.</w:t>
+          <w:b/>
+          <w:sz w:val="21"/>
+        </w:rPr>
+        <w:t xml:space="preserve">TNS-12535</w:t>
+      </w:r>
+      <w:r>
+        <w:rPr>
+          <w:rFonts w:ascii="맑은 고딕" w:hAnsi="맑은 고딕" w:eastAsia="맑은 고딕"/>
+          <w:sz w:val="21"/>
+        </w:rPr>
+        <w:t xml:space="preserve">는 "시간이 다 되도록 응답이 없었다"는 뜻이다. 패킷이 DROP되어 아무 응답도 돌아오지 않았기 때문에 타임아웃이 났다. 여기서 중요한 것은 </w:t>
+      </w:r>
+      <w:r>
+        <w:rPr>
+          <w:rFonts w:ascii="맑은 고딕" w:hAnsi="맑은 고딕" w:eastAsia="맑은 고딕"/>
+          <w:b/>
+          <w:sz w:val="21"/>
+        </w:rPr>
+        <w:t xml:space="preserve">오류가 나기까지 시간이 걸렸다</w:t>
+      </w:r>
+      <w:r>
+        <w:rPr>
+          <w:rFonts w:ascii="맑은 고딕" w:hAnsi="맑은 고딕" w:eastAsia="맑은 고딕"/>
+          <w:sz w:val="21"/>
+        </w:rPr>
+        <w:t xml:space="preserve">는 점이다. 리스너가 죽어 있으면 즉시 거부(ORA-12541)가 오지만, 방화벽 DROP은 침묵하므로 타임아웃을 기다려야 한다. 응답 속도 자체가 진단 단서가 된다.</w:t>
       </w:r>
     </w:p>
     <w:p>
@@ -5609,7 +7233,21 @@
                 <w:rFonts w:ascii="맑은 고딕" w:hAnsi="맑은 고딕" w:eastAsia="맑은 고딕"/>
                 <w:sz w:val="19"/>
               </w:rPr>
-              <w:t>별칭 추가, `TNS_ADMIN` 확인</w:t>
+              <w:t xml:space="preserve">별칭 추가, </w:t>
+            </w:r>
+            <w:r>
+              <w:rPr>
+                <w:rFonts w:ascii="Consolas" w:hAnsi="Consolas" w:eastAsia="맑은 고딕"/>
+                <w:sz w:val="19"/>
+              </w:rPr>
+              <w:t xml:space="preserve">TNS_ADMIN</w:t>
+            </w:r>
+            <w:r>
+              <w:rPr>
+                <w:rFonts w:ascii="맑은 고딕" w:hAnsi="맑은 고딕" w:eastAsia="맑은 고딕"/>
+                <w:sz w:val="19"/>
+              </w:rPr>
+              <w:t xml:space="preserve"> 확인</w:t>
             </w:r>
           </w:p>
         </w:tc>
@@ -5899,7 +7537,21 @@
                 <w:rFonts w:ascii="맑은 고딕" w:hAnsi="맑은 고딕" w:eastAsia="맑은 고딕"/>
                 <w:sz w:val="19"/>
               </w:rPr>
-              <w:t>인스턴스 기동, `ORACLE_SID` 확인</w:t>
+              <w:t xml:space="preserve">인스턴스 기동, </w:t>
+            </w:r>
+            <w:r>
+              <w:rPr>
+                <w:rFonts w:ascii="Consolas" w:hAnsi="Consolas" w:eastAsia="맑은 고딕"/>
+                <w:sz w:val="19"/>
+              </w:rPr>
+              <w:t xml:space="preserve">ORACLE_SID</w:t>
+            </w:r>
+            <w:r>
+              <w:rPr>
+                <w:rFonts w:ascii="맑은 고딕" w:hAnsi="맑은 고딕" w:eastAsia="맑은 고딕"/>
+                <w:sz w:val="19"/>
+              </w:rPr>
+              <w:t xml:space="preserve"> 확인</w:t>
             </w:r>
           </w:p>
         </w:tc>
@@ -6056,10 +7708,31 @@
           <w:p>
             <w:r>
               <w:rPr>
+                <w:rFonts w:ascii="Consolas" w:hAnsi="Consolas" w:eastAsia="맑은 고딕"/>
+                <w:sz w:val="19"/>
+              </w:rPr>
+              <w:t xml:space="preserve">DB_UNIQUE_NAME</w:t>
+            </w:r>
+            <w:r>
+              <w:rPr>
                 <w:rFonts w:ascii="맑은 고딕" w:hAnsi="맑은 고딕" w:eastAsia="맑은 고딕"/>
                 <w:sz w:val="19"/>
               </w:rPr>
-              <w:t>`DB_UNIQUE_NAME`이 `DG_CONFIG`에 없다</w:t>
+              <w:t xml:space="preserve">이 </w:t>
+            </w:r>
+            <w:r>
+              <w:rPr>
+                <w:rFonts w:ascii="Consolas" w:hAnsi="Consolas" w:eastAsia="맑은 고딕"/>
+                <w:sz w:val="19"/>
+              </w:rPr>
+              <w:t xml:space="preserve">DG_CONFIG</w:t>
+            </w:r>
+            <w:r>
+              <w:rPr>
+                <w:rFonts w:ascii="맑은 고딕" w:hAnsi="맑은 고딕" w:eastAsia="맑은 고딕"/>
+                <w:sz w:val="19"/>
+              </w:rPr>
+              <w:t xml:space="preserve">에 없다</w:t>
             </w:r>
           </w:p>
         </w:tc>
@@ -6070,10 +7743,17 @@
           <w:p>
             <w:r>
               <w:rPr>
+                <w:rFonts w:ascii="Consolas" w:hAnsi="Consolas" w:eastAsia="맑은 고딕"/>
+                <w:sz w:val="19"/>
+              </w:rPr>
+              <w:t xml:space="preserve">LOG_ARCHIVE_CONFIG</w:t>
+            </w:r>
+            <w:r>
+              <w:rPr>
                 <w:rFonts w:ascii="맑은 고딕" w:hAnsi="맑은 고딕" w:eastAsia="맑은 고딕"/>
                 <w:sz w:val="19"/>
               </w:rPr>
-              <w:t>`LOG_ARCHIVE_CONFIG` 확인</w:t>
+              <w:t xml:space="preserve"> 확인</w:t>
             </w:r>
           </w:p>
         </w:tc>
@@ -6248,7 +7928,49 @@
           <w:rFonts w:ascii="맑은 고딕" w:hAnsi="맑은 고딕" w:eastAsia="맑은 고딕"/>
           <w:sz w:val="21"/>
         </w:rPr>
-        <w:t>ORA-00911은 "잘못된 문자"라는 뜻이며 오라클 쪽 문제가 아니다. 셸 히어독 안에서 `$`를 이스케이프하려고 넣은 백슬래시가 그대로 SQL로 전달된 것이다. 히어독 구분자를 따옴표로 감싸면(`&lt;&lt;'S'`) 셸이 `$`를 건드리지 않으므로 이스케이프가 필요 없다.</w:t>
+        <w:t xml:space="preserve">ORA-00911은 "잘못된 문자"라는 뜻이며 오라클 쪽 문제가 아니다. 셸 히어독 안에서 </w:t>
+      </w:r>
+      <w:r>
+        <w:rPr>
+          <w:rFonts w:ascii="Consolas" w:hAnsi="Consolas" w:eastAsia="맑은 고딕"/>
+          <w:sz w:val="21"/>
+        </w:rPr>
+        <w:t xml:space="preserve">$</w:t>
+      </w:r>
+      <w:r>
+        <w:rPr>
+          <w:rFonts w:ascii="맑은 고딕" w:hAnsi="맑은 고딕" w:eastAsia="맑은 고딕"/>
+          <w:sz w:val="21"/>
+        </w:rPr>
+        <w:t xml:space="preserve">를 이스케이프하려고 넣은 백슬래시가 그대로 SQL로 전달된 것이다. 히어독 구분자를 따옴표로 감싸면(</w:t>
+      </w:r>
+      <w:r>
+        <w:rPr>
+          <w:rFonts w:ascii="Consolas" w:hAnsi="Consolas" w:eastAsia="맑은 고딕"/>
+          <w:sz w:val="21"/>
+        </w:rPr>
+        <w:t xml:space="preserve">&lt;&lt;'S'</w:t>
+      </w:r>
+      <w:r>
+        <w:rPr>
+          <w:rFonts w:ascii="맑은 고딕" w:hAnsi="맑은 고딕" w:eastAsia="맑은 고딕"/>
+          <w:sz w:val="21"/>
+        </w:rPr>
+        <w:t xml:space="preserve">) 셸이 </w:t>
+      </w:r>
+      <w:r>
+        <w:rPr>
+          <w:rFonts w:ascii="Consolas" w:hAnsi="Consolas" w:eastAsia="맑은 고딕"/>
+          <w:sz w:val="21"/>
+        </w:rPr>
+        <w:t xml:space="preserve">$</w:t>
+      </w:r>
+      <w:r>
+        <w:rPr>
+          <w:rFonts w:ascii="맑은 고딕" w:hAnsi="맑은 고딕" w:eastAsia="맑은 고딕"/>
+          <w:sz w:val="21"/>
+        </w:rPr>
+        <w:t xml:space="preserve">를 건드리지 않으므로 이스케이프가 필요 없다.</w:t>
       </w:r>
     </w:p>
     <w:p>
@@ -6469,7 +8191,22 @@
           <w:rFonts w:ascii="맑은 고딕" w:hAnsi="맑은 고딕" w:eastAsia="맑은 고딕"/>
           <w:sz w:val="21"/>
         </w:rPr>
-        <w:t>여기서 실제 원인은 **첫 줄의 ORA-01017**이다. 그 뒤의 SP2-0306, ORA-01005, SP2-0157은 SQL*Plus가 재시도하면서 남긴 부산물이다. 오류 메시지가 여러 줄일 때 첫 줄부터 읽어야 하는 이유다.</w:t>
+        <w:t xml:space="preserve">여기서 실제 원인은 </w:t>
+      </w:r>
+      <w:r>
+        <w:rPr>
+          <w:rFonts w:ascii="맑은 고딕" w:hAnsi="맑은 고딕" w:eastAsia="맑은 고딕"/>
+          <w:b/>
+          <w:sz w:val="21"/>
+        </w:rPr>
+        <w:t xml:space="preserve">첫 줄의 ORA-01017</w:t>
+      </w:r>
+      <w:r>
+        <w:rPr>
+          <w:rFonts w:ascii="맑은 고딕" w:hAnsi="맑은 고딕" w:eastAsia="맑은 고딕"/>
+          <w:sz w:val="21"/>
+        </w:rPr>
+        <w:t xml:space="preserve">이다. 그 뒤의 SP2-0306, ORA-01005, SP2-0157은 SQL*Plus가 재시도하면서 남긴 부산물이다. 오류 메시지가 여러 줄일 때 첫 줄부터 읽어야 하는 이유다.</w:t>
       </w:r>
     </w:p>
     <w:p>
@@ -6572,10 +8309,10 @@
           <w:p>
             <w:r>
               <w:rPr>
-                <w:rFonts w:ascii="맑은 고딕" w:hAnsi="맑은 고딕" w:eastAsia="맑은 고딕"/>
-                <w:sz w:val="19"/>
-              </w:rPr>
-              <w:t>`$ORACLE_BASE/diag/rdbms/&lt;db_name&gt;/&lt;sid&gt;/trace/alert_&lt;sid&gt;.log`</w:t>
+                <w:rFonts w:ascii="Consolas" w:hAnsi="Consolas" w:eastAsia="맑은 고딕"/>
+                <w:sz w:val="19"/>
+              </w:rPr>
+              <w:t xml:space="preserve">$ORACLE_BASE/diag/rdbms/&lt;db_name&gt;/&lt;sid&gt;/trace/alert_&lt;sid&gt;.log</w:t>
             </w:r>
           </w:p>
         </w:tc>
@@ -6616,10 +8353,10 @@
           <w:p>
             <w:r>
               <w:rPr>
-                <w:rFonts w:ascii="맑은 고딕" w:hAnsi="맑은 고딕" w:eastAsia="맑은 고딕"/>
-                <w:sz w:val="19"/>
-              </w:rPr>
-              <w:t>`$ORACLE_BASE/diag/tnslsnr/&lt;host&gt;/listener/alert/log.xml`</w:t>
+                <w:rFonts w:ascii="Consolas" w:hAnsi="Consolas" w:eastAsia="맑은 고딕"/>
+                <w:sz w:val="19"/>
+              </w:rPr>
+              <w:t xml:space="preserve">$ORACLE_BASE/diag/tnslsnr/&lt;host&gt;/listener/alert/log.xml</w:t>
             </w:r>
           </w:p>
         </w:tc>
@@ -6663,7 +8400,14 @@
                 <w:rFonts w:ascii="맑은 고딕" w:hAnsi="맑은 고딕" w:eastAsia="맑은 고딕"/>
                 <w:sz w:val="19"/>
               </w:rPr>
-              <w:t>알림 로그와 같은 디렉터리의 `drc&lt;sid&gt;.log`</w:t>
+              <w:t xml:space="preserve">알림 로그와 같은 디렉터리의 </w:t>
+            </w:r>
+            <w:r>
+              <w:rPr>
+                <w:rFonts w:ascii="Consolas" w:hAnsi="Consolas" w:eastAsia="맑은 고딕"/>
+                <w:sz w:val="19"/>
+              </w:rPr>
+              <w:t xml:space="preserve">drc&lt;sid&gt;.log</w:t>
             </w:r>
           </w:p>
         </w:tc>
@@ -6690,7 +8434,21 @@
           <w:rFonts w:ascii="맑은 고딕" w:hAnsi="맑은 고딕" w:eastAsia="맑은 고딕"/>
           <w:sz w:val="21"/>
         </w:rPr>
-        <w:t>리스너 로그가 특히 유용하다. 접속 요청이 리스너까지 도달했는지, 어떤 서비스 이름으로 요청했는지, 어떤 오류로 거절했는지가 그대로 남는다. ORA-12514가 났을 때 클라이언트가 실제로 어떤 `SERVICE_NAME`을 보냈는지 확인할 수 있으므로 오타를 잡아내기 좋다.</w:t>
+        <w:t xml:space="preserve">리스너 로그가 특히 유용하다. 접속 요청이 리스너까지 도달했는지, 어떤 서비스 이름으로 요청했는지, 어떤 오류로 거절했는지가 그대로 남는다. ORA-12514가 났을 때 클라이언트가 실제로 어떤 </w:t>
+      </w:r>
+      <w:r>
+        <w:rPr>
+          <w:rFonts w:ascii="Consolas" w:hAnsi="Consolas" w:eastAsia="맑은 고딕"/>
+          <w:sz w:val="21"/>
+        </w:rPr>
+        <w:t xml:space="preserve">SERVICE_NAME</w:t>
+      </w:r>
+      <w:r>
+        <w:rPr>
+          <w:rFonts w:ascii="맑은 고딕" w:hAnsi="맑은 고딕" w:eastAsia="맑은 고딕"/>
+          <w:sz w:val="21"/>
+        </w:rPr>
+        <w:t xml:space="preserve">을 보냈는지 확인할 수 있으므로 오타를 잡아내기 좋다.</w:t>
       </w:r>
     </w:p>
     <w:p>
@@ -6699,7 +8457,21 @@
           <w:rFonts w:ascii="맑은 고딕" w:hAnsi="맑은 고딕" w:eastAsia="맑은 고딕"/>
           <w:sz w:val="21"/>
         </w:rPr>
-        <w:t>2장에서 본 Primary 알림 로그의 `Fatal NI connect error 12537` 같은 항목도 여기에 남는다. NI(Network Interface) 계층의 오류를 상세 스택과 함께 기록하므로, 네트워크 문제의 정확한 시각과 대상 주소를 확인할 수 있다.</w:t>
+        <w:t xml:space="preserve">2장에서 본 Primary 알림 로그의 </w:t>
+      </w:r>
+      <w:r>
+        <w:rPr>
+          <w:rFonts w:ascii="Consolas" w:hAnsi="Consolas" w:eastAsia="맑은 고딕"/>
+          <w:sz w:val="21"/>
+        </w:rPr>
+        <w:t xml:space="preserve">Fatal NI connect error 12537</w:t>
+      </w:r>
+      <w:r>
+        <w:rPr>
+          <w:rFonts w:ascii="맑은 고딕" w:hAnsi="맑은 고딕" w:eastAsia="맑은 고딕"/>
+          <w:sz w:val="21"/>
+        </w:rPr>
+        <w:t xml:space="preserve"> 같은 항목도 여기에 남는다. NI(Network Interface) 계층의 오류를 상세 스택과 함께 기록하므로, 네트워크 문제의 정확한 시각과 대상 주소를 확인할 수 있다.</w:t>
       </w:r>
     </w:p>
     <w:p>
@@ -6708,7 +8480,63 @@
           <w:rFonts w:ascii="맑은 고딕" w:hAnsi="맑은 고딕" w:eastAsia="맑은 고딕"/>
           <w:sz w:val="21"/>
         </w:rPr>
-        <w:t>알림 로그는 XML 형식(`log.xml`)과 평문 형식이 함께 유지된다. 사람이 읽을 때는 평문 `alert_&lt;sid&gt;.log`를, 도구로 파싱할 때는 XML을 쓴다. `adrci` 명령으로 두 가지를 통합 조회할 수도 있으나, 이 과정에서는 `tail`로 평문을 직접 보는 방식을 쓴다.</w:t>
+        <w:t xml:space="preserve">알림 로그는 XML 형식(</w:t>
+      </w:r>
+      <w:r>
+        <w:rPr>
+          <w:rFonts w:ascii="Consolas" w:hAnsi="Consolas" w:eastAsia="맑은 고딕"/>
+          <w:sz w:val="21"/>
+        </w:rPr>
+        <w:t xml:space="preserve">log.xml</w:t>
+      </w:r>
+      <w:r>
+        <w:rPr>
+          <w:rFonts w:ascii="맑은 고딕" w:hAnsi="맑은 고딕" w:eastAsia="맑은 고딕"/>
+          <w:sz w:val="21"/>
+        </w:rPr>
+        <w:t xml:space="preserve">)과 평문 형식이 함께 유지된다. 사람이 읽을 때는 평문 </w:t>
+      </w:r>
+      <w:r>
+        <w:rPr>
+          <w:rFonts w:ascii="Consolas" w:hAnsi="Consolas" w:eastAsia="맑은 고딕"/>
+          <w:sz w:val="21"/>
+        </w:rPr>
+        <w:t xml:space="preserve">alert_&lt;sid&gt;.log</w:t>
+      </w:r>
+      <w:r>
+        <w:rPr>
+          <w:rFonts w:ascii="맑은 고딕" w:hAnsi="맑은 고딕" w:eastAsia="맑은 고딕"/>
+          <w:sz w:val="21"/>
+        </w:rPr>
+        <w:t xml:space="preserve">를, 도구로 파싱할 때는 XML을 쓴다. </w:t>
+      </w:r>
+      <w:r>
+        <w:rPr>
+          <w:rFonts w:ascii="Consolas" w:hAnsi="Consolas" w:eastAsia="맑은 고딕"/>
+          <w:sz w:val="21"/>
+        </w:rPr>
+        <w:t xml:space="preserve">adrci</w:t>
+      </w:r>
+      <w:r>
+        <w:rPr>
+          <w:rFonts w:ascii="맑은 고딕" w:hAnsi="맑은 고딕" w:eastAsia="맑은 고딕"/>
+          <w:sz w:val="21"/>
+        </w:rPr>
+        <w:t xml:space="preserve"> 명령으로 두 가지를 통합 조회할 수도 있으나, 이 과정에서는 </w:t>
+      </w:r>
+      <w:r>
+        <w:rPr>
+          <w:rFonts w:ascii="Consolas" w:hAnsi="Consolas" w:eastAsia="맑은 고딕"/>
+          <w:sz w:val="21"/>
+        </w:rPr>
+        <w:t xml:space="preserve">tail</w:t>
+      </w:r>
+      <w:r>
+        <w:rPr>
+          <w:rFonts w:ascii="맑은 고딕" w:hAnsi="맑은 고딕" w:eastAsia="맑은 고딕"/>
+          <w:sz w:val="21"/>
+        </w:rPr>
+        <w:t xml:space="preserve">로 평문을 직접 보는 방식을 쓴다.</w:t>
       </w:r>
     </w:p>
     <w:p>
@@ -6732,45 +8560,171 @@
       <w:r>
         <w:rPr>
           <w:rFonts w:ascii="맑은 고딕" w:hAnsi="맑은 고딕" w:eastAsia="맑은 고딕"/>
-          <w:sz w:val="21"/>
-        </w:rPr>
-        <w:t>**① 양쪽 노드에서 확인한다.** 한쪽만 고치고 끝내는 것이 가장 흔한 실수다. tnsnames는 양쪽에, 리스너는 각자에 맞게 설정해야 한다.</w:t>
+          <w:b/>
+          <w:sz w:val="21"/>
+        </w:rPr>
+        <w:t xml:space="preserve">① 양쪽 노드에서 확인한다.</w:t>
+      </w:r>
+      <w:r>
+        <w:rPr>
+          <w:rFonts w:ascii="맑은 고딕" w:hAnsi="맑은 고딕" w:eastAsia="맑은 고딕"/>
+          <w:sz w:val="21"/>
+        </w:rPr>
+        <w:t xml:space="preserve"> 한쪽만 고치고 끝내는 것이 가장 흔한 실수다. tnsnames는 양쪽에, 리스너는 각자에 맞게 설정해야 한다.</w:t>
       </w:r>
     </w:p>
     <w:p>
       <w:r>
         <w:rPr>
           <w:rFonts w:ascii="맑은 고딕" w:hAnsi="맑은 고딕" w:eastAsia="맑은 고딕"/>
-          <w:sz w:val="21"/>
-        </w:rPr>
-        <w:t>**② `tnsping`으로 이름과 도달을 확인한다.** 양방향 모두 확인한다. chicago에서 boston으로, boston에서 chicago로 각각 해 본다.</w:t>
+          <w:b/>
+          <w:sz w:val="21"/>
+        </w:rPr>
+        <w:t xml:space="preserve">② </w:t>
+      </w:r>
+      <w:r>
+        <w:rPr>
+          <w:rFonts w:ascii="Consolas" w:hAnsi="Consolas" w:eastAsia="맑은 고딕"/>
+          <w:b/>
+          <w:sz w:val="21"/>
+        </w:rPr>
+        <w:t xml:space="preserve">tnsping</w:t>
+      </w:r>
+      <w:r>
+        <w:rPr>
+          <w:rFonts w:ascii="맑은 고딕" w:hAnsi="맑은 고딕" w:eastAsia="맑은 고딕"/>
+          <w:b/>
+          <w:sz w:val="21"/>
+        </w:rPr>
+        <w:t xml:space="preserve">으로 이름과 도달을 확인한다.</w:t>
+      </w:r>
+      <w:r>
+        <w:rPr>
+          <w:rFonts w:ascii="맑은 고딕" w:hAnsi="맑은 고딕" w:eastAsia="맑은 고딕"/>
+          <w:sz w:val="21"/>
+        </w:rPr>
+        <w:t xml:space="preserve"> 양방향 모두 확인한다. chicago에서 boston으로, boston에서 chicago로 각각 해 본다.</w:t>
       </w:r>
     </w:p>
     <w:p>
       <w:r>
         <w:rPr>
           <w:rFonts w:ascii="맑은 고딕" w:hAnsi="맑은 고딕" w:eastAsia="맑은 고딕"/>
-          <w:sz w:val="21"/>
-        </w:rPr>
-        <w:t>**③ 실제 SYS 접속을 시도한다.** `tnsping`이 통과해도 접속은 실패할 수 있다. `sqlplus "sys/oracle@&lt;별칭&gt; as sysdba"`가 진짜 검증이다.</w:t>
+          <w:b/>
+          <w:sz w:val="21"/>
+        </w:rPr>
+        <w:t xml:space="preserve">③ 실제 SYS 접속을 시도한다.</w:t>
+      </w:r>
+      <w:r>
+        <w:rPr>
+          <w:rFonts w:ascii="맑은 고딕" w:hAnsi="맑은 고딕" w:eastAsia="맑은 고딕"/>
+          <w:sz w:val="21"/>
+        </w:rPr>
+        <w:t xml:space="preserve"> </w:t>
+      </w:r>
+      <w:r>
+        <w:rPr>
+          <w:rFonts w:ascii="Consolas" w:hAnsi="Consolas" w:eastAsia="맑은 고딕"/>
+          <w:sz w:val="21"/>
+        </w:rPr>
+        <w:t xml:space="preserve">tnsping</w:t>
+      </w:r>
+      <w:r>
+        <w:rPr>
+          <w:rFonts w:ascii="맑은 고딕" w:hAnsi="맑은 고딕" w:eastAsia="맑은 고딕"/>
+          <w:sz w:val="21"/>
+        </w:rPr>
+        <w:t xml:space="preserve">이 통과해도 접속은 실패할 수 있다. </w:t>
+      </w:r>
+      <w:r>
+        <w:rPr>
+          <w:rFonts w:ascii="Consolas" w:hAnsi="Consolas" w:eastAsia="맑은 고딕"/>
+          <w:sz w:val="21"/>
+        </w:rPr>
+        <w:t xml:space="preserve">sqlplus "sys/oracle@&lt;별칭&gt; as sysdba"</w:t>
+      </w:r>
+      <w:r>
+        <w:rPr>
+          <w:rFonts w:ascii="맑은 고딕" w:hAnsi="맑은 고딕" w:eastAsia="맑은 고딕"/>
+          <w:sz w:val="21"/>
+        </w:rPr>
+        <w:t xml:space="preserve">가 진짜 검증이다.</w:t>
       </w:r>
     </w:p>
     <w:p>
       <w:r>
         <w:rPr>
           <w:rFonts w:ascii="맑은 고딕" w:hAnsi="맑은 고딕" w:eastAsia="맑은 고딕"/>
-          <w:sz w:val="21"/>
-        </w:rPr>
-        <w:t>**④ 목적지 상태를 되살린다.** 네트워크가 회복돼도 목적지가 ERROR로 굳어 있을 수 있다. `LOG_ARCHIVE_DEST_STATE_n`을 DEFER→ENABLE 하고 로그 스위치를 낸다.</w:t>
+          <w:b/>
+          <w:sz w:val="21"/>
+        </w:rPr>
+        <w:t xml:space="preserve">④ 목적지 상태를 되살린다.</w:t>
+      </w:r>
+      <w:r>
+        <w:rPr>
+          <w:rFonts w:ascii="맑은 고딕" w:hAnsi="맑은 고딕" w:eastAsia="맑은 고딕"/>
+          <w:sz w:val="21"/>
+        </w:rPr>
+        <w:t xml:space="preserve"> 네트워크가 회복돼도 목적지가 ERROR로 굳어 있을 수 있다. </w:t>
+      </w:r>
+      <w:r>
+        <w:rPr>
+          <w:rFonts w:ascii="Consolas" w:hAnsi="Consolas" w:eastAsia="맑은 고딕"/>
+          <w:sz w:val="21"/>
+        </w:rPr>
+        <w:t xml:space="preserve">LOG_ARCHIVE_DEST_STATE_n</w:t>
+      </w:r>
+      <w:r>
+        <w:rPr>
+          <w:rFonts w:ascii="맑은 고딕" w:hAnsi="맑은 고딕" w:eastAsia="맑은 고딕"/>
+          <w:sz w:val="21"/>
+        </w:rPr>
+        <w:t xml:space="preserve">을 DEFER→ENABLE 하고 로그 스위치를 낸다.</w:t>
       </w:r>
     </w:p>
     <w:p>
       <w:r>
         <w:rPr>
           <w:rFonts w:ascii="맑은 고딕" w:hAnsi="맑은 고딕" w:eastAsia="맑은 고딕"/>
-          <w:sz w:val="21"/>
-        </w:rPr>
-        <w:t>**⑤ 실제로 리두가 흐르는지 본다.** Standby에서 `V$MANAGED_STANDBY`의 RFS 시퀀스가 오르는지, `V$DATAGUARD_STATS`의 두 lag가 0으로 수렴하는지 확인한다. 여기까지 확인해야 작업이 끝난 것이다.</w:t>
+          <w:b/>
+          <w:sz w:val="21"/>
+        </w:rPr>
+        <w:t xml:space="preserve">⑤ 실제로 리두가 흐르는지 본다.</w:t>
+      </w:r>
+      <w:r>
+        <w:rPr>
+          <w:rFonts w:ascii="맑은 고딕" w:hAnsi="맑은 고딕" w:eastAsia="맑은 고딕"/>
+          <w:sz w:val="21"/>
+        </w:rPr>
+        <w:t xml:space="preserve"> Standby에서 </w:t>
+      </w:r>
+      <w:r>
+        <w:rPr>
+          <w:rFonts w:ascii="Consolas" w:hAnsi="Consolas" w:eastAsia="맑은 고딕"/>
+          <w:sz w:val="21"/>
+        </w:rPr>
+        <w:t xml:space="preserve">V$MANAGED_STANDBY</w:t>
+      </w:r>
+      <w:r>
+        <w:rPr>
+          <w:rFonts w:ascii="맑은 고딕" w:hAnsi="맑은 고딕" w:eastAsia="맑은 고딕"/>
+          <w:sz w:val="21"/>
+        </w:rPr>
+        <w:t xml:space="preserve">의 RFS 시퀀스가 오르는지, </w:t>
+      </w:r>
+      <w:r>
+        <w:rPr>
+          <w:rFonts w:ascii="Consolas" w:hAnsi="Consolas" w:eastAsia="맑은 고딕"/>
+          <w:sz w:val="21"/>
+        </w:rPr>
+        <w:t xml:space="preserve">V$DATAGUARD_STATS</w:t>
+      </w:r>
+      <w:r>
+        <w:rPr>
+          <w:rFonts w:ascii="맑은 고딕" w:hAnsi="맑은 고딕" w:eastAsia="맑은 고딕"/>
+          <w:sz w:val="21"/>
+        </w:rPr>
+        <w:t xml:space="preserve">의 두 lag가 0으로 수렴하는지 확인한다. 여기까지 확인해야 작업이 끝난 것이다.</w:t>
       </w:r>
     </w:p>
     <w:p>
@@ -6794,63 +8748,301 @@
       <w:r>
         <w:rPr>
           <w:rFonts w:ascii="맑은 고딕" w:hAnsi="맑은 고딕" w:eastAsia="맑은 고딕"/>
-          <w:sz w:val="21"/>
-        </w:rPr>
-        <w:t>**① 이름이 풀리는가.** `tnsping &lt;별칭&gt;`. TNS-03505면 tnsnames.ora 문제다. 여기서 실패하면 아래 단계는 볼 필요가 없다.</w:t>
+          <w:b/>
+          <w:sz w:val="21"/>
+        </w:rPr>
+        <w:t xml:space="preserve">① 이름이 풀리는가.</w:t>
+      </w:r>
+      <w:r>
+        <w:rPr>
+          <w:rFonts w:ascii="맑은 고딕" w:hAnsi="맑은 고딕" w:eastAsia="맑은 고딕"/>
+          <w:sz w:val="21"/>
+        </w:rPr>
+        <w:t xml:space="preserve"> </w:t>
+      </w:r>
+      <w:r>
+        <w:rPr>
+          <w:rFonts w:ascii="Consolas" w:hAnsi="Consolas" w:eastAsia="맑은 고딕"/>
+          <w:sz w:val="21"/>
+        </w:rPr>
+        <w:t xml:space="preserve">tnsping &lt;별칭&gt;</w:t>
+      </w:r>
+      <w:r>
+        <w:rPr>
+          <w:rFonts w:ascii="맑은 고딕" w:hAnsi="맑은 고딕" w:eastAsia="맑은 고딕"/>
+          <w:sz w:val="21"/>
+        </w:rPr>
+        <w:t xml:space="preserve">. TNS-03505면 tnsnames.ora 문제다. 여기서 실패하면 아래 단계는 볼 필요가 없다.</w:t>
       </w:r>
     </w:p>
     <w:p>
       <w:r>
         <w:rPr>
           <w:rFonts w:ascii="맑은 고딕" w:hAnsi="맑은 고딕" w:eastAsia="맑은 고딕"/>
-          <w:sz w:val="21"/>
-        </w:rPr>
-        <w:t>**② 리스너에 닿는가.** 같은 `tnsping`의 결과다. TNS-12535면 방화벽이나 라우팅, ORA-12541이면 리스너가 죽은 것이다. 응답 속도로 둘을 구분할 수 있다.</w:t>
+          <w:b/>
+          <w:sz w:val="21"/>
+        </w:rPr>
+        <w:t xml:space="preserve">② 리스너에 닿는가.</w:t>
+      </w:r>
+      <w:r>
+        <w:rPr>
+          <w:rFonts w:ascii="맑은 고딕" w:hAnsi="맑은 고딕" w:eastAsia="맑은 고딕"/>
+          <w:sz w:val="21"/>
+        </w:rPr>
+        <w:t xml:space="preserve"> 같은 </w:t>
+      </w:r>
+      <w:r>
+        <w:rPr>
+          <w:rFonts w:ascii="Consolas" w:hAnsi="Consolas" w:eastAsia="맑은 고딕"/>
+          <w:sz w:val="21"/>
+        </w:rPr>
+        <w:t xml:space="preserve">tnsping</w:t>
+      </w:r>
+      <w:r>
+        <w:rPr>
+          <w:rFonts w:ascii="맑은 고딕" w:hAnsi="맑은 고딕" w:eastAsia="맑은 고딕"/>
+          <w:sz w:val="21"/>
+        </w:rPr>
+        <w:t xml:space="preserve">의 결과다. TNS-12535면 방화벽이나 라우팅, ORA-12541이면 리스너가 죽은 것이다. 응답 속도로 둘을 구분할 수 있다.</w:t>
       </w:r>
     </w:p>
     <w:p>
       <w:r>
         <w:rPr>
           <w:rFonts w:ascii="맑은 고딕" w:hAnsi="맑은 고딕" w:eastAsia="맑은 고딕"/>
-          <w:sz w:val="21"/>
-        </w:rPr>
-        <w:t>**③ 리스너가 서비스를 아는가.** `lsnrctl status`를 상대 노드에서 실행한다. 서비스 목록에 없으면 ORA-12514가 나며, 정적 등록으로 해결한다. 있는데 status가 BLOCKED면 인스턴스가 NOMOUNT/MOUNT라는 뜻이다.</w:t>
+          <w:b/>
+          <w:sz w:val="21"/>
+        </w:rPr>
+        <w:t xml:space="preserve">③ 리스너가 서비스를 아는가.</w:t>
+      </w:r>
+      <w:r>
+        <w:rPr>
+          <w:rFonts w:ascii="맑은 고딕" w:hAnsi="맑은 고딕" w:eastAsia="맑은 고딕"/>
+          <w:sz w:val="21"/>
+        </w:rPr>
+        <w:t xml:space="preserve"> </w:t>
+      </w:r>
+      <w:r>
+        <w:rPr>
+          <w:rFonts w:ascii="Consolas" w:hAnsi="Consolas" w:eastAsia="맑은 고딕"/>
+          <w:sz w:val="21"/>
+        </w:rPr>
+        <w:t xml:space="preserve">lsnrctl status</w:t>
+      </w:r>
+      <w:r>
+        <w:rPr>
+          <w:rFonts w:ascii="맑은 고딕" w:hAnsi="맑은 고딕" w:eastAsia="맑은 고딕"/>
+          <w:sz w:val="21"/>
+        </w:rPr>
+        <w:t xml:space="preserve">를 상대 노드에서 실행한다. 서비스 목록에 없으면 ORA-12514가 나며, 정적 등록으로 해결한다. 있는데 status가 BLOCKED면 인스턴스가 NOMOUNT/MOUNT라는 뜻이다.</w:t>
       </w:r>
     </w:p>
     <w:p>
       <w:r>
         <w:rPr>
           <w:rFonts w:ascii="맑은 고딕" w:hAnsi="맑은 고딕" w:eastAsia="맑은 고딕"/>
-          <w:sz w:val="21"/>
-        </w:rPr>
-        <w:t>**④ 인증이 통과하는가.** `sqlplus "sys/oracle@&lt;별칭&gt; as sysdba"`로 직접 붙어 본다. ORA-01017이면 패스워드 파일이다. 여기까지 성공하면 Oracle Net 계층은 정상이다.</w:t>
+          <w:b/>
+          <w:sz w:val="21"/>
+        </w:rPr>
+        <w:t xml:space="preserve">④ 인증이 통과하는가.</w:t>
+      </w:r>
+      <w:r>
+        <w:rPr>
+          <w:rFonts w:ascii="맑은 고딕" w:hAnsi="맑은 고딕" w:eastAsia="맑은 고딕"/>
+          <w:sz w:val="21"/>
+        </w:rPr>
+        <w:t xml:space="preserve"> </w:t>
+      </w:r>
+      <w:r>
+        <w:rPr>
+          <w:rFonts w:ascii="Consolas" w:hAnsi="Consolas" w:eastAsia="맑은 고딕"/>
+          <w:sz w:val="21"/>
+        </w:rPr>
+        <w:t xml:space="preserve">sqlplus "sys/oracle@&lt;별칭&gt; as sysdba"</w:t>
+      </w:r>
+      <w:r>
+        <w:rPr>
+          <w:rFonts w:ascii="맑은 고딕" w:hAnsi="맑은 고딕" w:eastAsia="맑은 고딕"/>
+          <w:sz w:val="21"/>
+        </w:rPr>
+        <w:t xml:space="preserve">로 직접 붙어 본다. ORA-01017이면 패스워드 파일이다. 여기까지 성공하면 Oracle Net 계층은 정상이다.</w:t>
       </w:r>
     </w:p>
     <w:p>
       <w:r>
         <w:rPr>
           <w:rFonts w:ascii="맑은 고딕" w:hAnsi="맑은 고딕" w:eastAsia="맑은 고딕"/>
-          <w:sz w:val="21"/>
-        </w:rPr>
-        <w:t>**⑤ 구성 선언이 맞는가.** `LOG_ARCHIVE_CONFIG`의 `DG_CONFIG`에 상대 `DB_UNIQUE_NAME`이 있는지 확인한다. 없으면 목적지 설정 자체가 ORA-16053으로 거부된다.</w:t>
+          <w:b/>
+          <w:sz w:val="21"/>
+        </w:rPr>
+        <w:t xml:space="preserve">⑤ 구성 선언이 맞는가.</w:t>
+      </w:r>
+      <w:r>
+        <w:rPr>
+          <w:rFonts w:ascii="맑은 고딕" w:hAnsi="맑은 고딕" w:eastAsia="맑은 고딕"/>
+          <w:sz w:val="21"/>
+        </w:rPr>
+        <w:t xml:space="preserve"> </w:t>
+      </w:r>
+      <w:r>
+        <w:rPr>
+          <w:rFonts w:ascii="Consolas" w:hAnsi="Consolas" w:eastAsia="맑은 고딕"/>
+          <w:sz w:val="21"/>
+        </w:rPr>
+        <w:t xml:space="preserve">LOG_ARCHIVE_CONFIG</w:t>
+      </w:r>
+      <w:r>
+        <w:rPr>
+          <w:rFonts w:ascii="맑은 고딕" w:hAnsi="맑은 고딕" w:eastAsia="맑은 고딕"/>
+          <w:sz w:val="21"/>
+        </w:rPr>
+        <w:t xml:space="preserve">의 </w:t>
+      </w:r>
+      <w:r>
+        <w:rPr>
+          <w:rFonts w:ascii="Consolas" w:hAnsi="Consolas" w:eastAsia="맑은 고딕"/>
+          <w:sz w:val="21"/>
+        </w:rPr>
+        <w:t xml:space="preserve">DG_CONFIG</w:t>
+      </w:r>
+      <w:r>
+        <w:rPr>
+          <w:rFonts w:ascii="맑은 고딕" w:hAnsi="맑은 고딕" w:eastAsia="맑은 고딕"/>
+          <w:sz w:val="21"/>
+        </w:rPr>
+        <w:t xml:space="preserve">에 상대 </w:t>
+      </w:r>
+      <w:r>
+        <w:rPr>
+          <w:rFonts w:ascii="Consolas" w:hAnsi="Consolas" w:eastAsia="맑은 고딕"/>
+          <w:sz w:val="21"/>
+        </w:rPr>
+        <w:t xml:space="preserve">DB_UNIQUE_NAME</w:t>
+      </w:r>
+      <w:r>
+        <w:rPr>
+          <w:rFonts w:ascii="맑은 고딕" w:hAnsi="맑은 고딕" w:eastAsia="맑은 고딕"/>
+          <w:sz w:val="21"/>
+        </w:rPr>
+        <w:t xml:space="preserve">이 있는지 확인한다. 없으면 목적지 설정 자체가 ORA-16053으로 거부된다.</w:t>
       </w:r>
     </w:p>
     <w:p>
       <w:r>
         <w:rPr>
           <w:rFonts w:ascii="맑은 고딕" w:hAnsi="맑은 고딕" w:eastAsia="맑은 고딕"/>
-          <w:sz w:val="21"/>
-        </w:rPr>
-        <w:t>**⑥ 목적지 상태를 본다.** 2장에서 익힌 대로 `V$ARCHIVE_DEST`의 `VALID_NOW`, `V$ARCHIVE_DEST_STATUS`의 `STATUS`·`ERROR`를 확인한다. ORA-16191이면 ④로 돌아간다.</w:t>
+          <w:b/>
+          <w:sz w:val="21"/>
+        </w:rPr>
+        <w:t xml:space="preserve">⑥ 목적지 상태를 본다.</w:t>
+      </w:r>
+      <w:r>
+        <w:rPr>
+          <w:rFonts w:ascii="맑은 고딕" w:hAnsi="맑은 고딕" w:eastAsia="맑은 고딕"/>
+          <w:sz w:val="21"/>
+        </w:rPr>
+        <w:t xml:space="preserve"> 2장에서 익힌 대로 </w:t>
+      </w:r>
+      <w:r>
+        <w:rPr>
+          <w:rFonts w:ascii="Consolas" w:hAnsi="Consolas" w:eastAsia="맑은 고딕"/>
+          <w:sz w:val="21"/>
+        </w:rPr>
+        <w:t xml:space="preserve">V$ARCHIVE_DEST</w:t>
+      </w:r>
+      <w:r>
+        <w:rPr>
+          <w:rFonts w:ascii="맑은 고딕" w:hAnsi="맑은 고딕" w:eastAsia="맑은 고딕"/>
+          <w:sz w:val="21"/>
+        </w:rPr>
+        <w:t xml:space="preserve">의 </w:t>
+      </w:r>
+      <w:r>
+        <w:rPr>
+          <w:rFonts w:ascii="Consolas" w:hAnsi="Consolas" w:eastAsia="맑은 고딕"/>
+          <w:sz w:val="21"/>
+        </w:rPr>
+        <w:t xml:space="preserve">VALID_NOW</w:t>
+      </w:r>
+      <w:r>
+        <w:rPr>
+          <w:rFonts w:ascii="맑은 고딕" w:hAnsi="맑은 고딕" w:eastAsia="맑은 고딕"/>
+          <w:sz w:val="21"/>
+        </w:rPr>
+        <w:t xml:space="preserve">, </w:t>
+      </w:r>
+      <w:r>
+        <w:rPr>
+          <w:rFonts w:ascii="Consolas" w:hAnsi="Consolas" w:eastAsia="맑은 고딕"/>
+          <w:sz w:val="21"/>
+        </w:rPr>
+        <w:t xml:space="preserve">V$ARCHIVE_DEST_STATUS</w:t>
+      </w:r>
+      <w:r>
+        <w:rPr>
+          <w:rFonts w:ascii="맑은 고딕" w:hAnsi="맑은 고딕" w:eastAsia="맑은 고딕"/>
+          <w:sz w:val="21"/>
+        </w:rPr>
+        <w:t xml:space="preserve">의 </w:t>
+      </w:r>
+      <w:r>
+        <w:rPr>
+          <w:rFonts w:ascii="Consolas" w:hAnsi="Consolas" w:eastAsia="맑은 고딕"/>
+          <w:sz w:val="21"/>
+        </w:rPr>
+        <w:t xml:space="preserve">STATUS</w:t>
+      </w:r>
+      <w:r>
+        <w:rPr>
+          <w:rFonts w:ascii="맑은 고딕" w:hAnsi="맑은 고딕" w:eastAsia="맑은 고딕"/>
+          <w:sz w:val="21"/>
+        </w:rPr>
+        <w:t xml:space="preserve">·</w:t>
+      </w:r>
+      <w:r>
+        <w:rPr>
+          <w:rFonts w:ascii="Consolas" w:hAnsi="Consolas" w:eastAsia="맑은 고딕"/>
+          <w:sz w:val="21"/>
+        </w:rPr>
+        <w:t xml:space="preserve">ERROR</w:t>
+      </w:r>
+      <w:r>
+        <w:rPr>
+          <w:rFonts w:ascii="맑은 고딕" w:hAnsi="맑은 고딕" w:eastAsia="맑은 고딕"/>
+          <w:sz w:val="21"/>
+        </w:rPr>
+        <w:t xml:space="preserve">를 확인한다. ORA-16191이면 ④로 돌아간다.</w:t>
       </w:r>
     </w:p>
     <w:p>
       <w:r>
         <w:rPr>
           <w:rFonts w:ascii="맑은 고딕" w:hAnsi="맑은 고딕" w:eastAsia="맑은 고딕"/>
-          <w:sz w:val="21"/>
-        </w:rPr>
-        <w:t>**⑦ 고친 뒤 상태를 되살린다.** 원인을 제거해도 목적지가 ERROR로 굳어 있을 수 있다. `LOG_ARCHIVE_DEST_STATE_n`을 DEFER→ENABLE 하고 로그 스위치를 낸 뒤 다시 확인한다.</w:t>
+          <w:b/>
+          <w:sz w:val="21"/>
+        </w:rPr>
+        <w:t xml:space="preserve">⑦ 고친 뒤 상태를 되살린다.</w:t>
+      </w:r>
+      <w:r>
+        <w:rPr>
+          <w:rFonts w:ascii="맑은 고딕" w:hAnsi="맑은 고딕" w:eastAsia="맑은 고딕"/>
+          <w:sz w:val="21"/>
+        </w:rPr>
+        <w:t xml:space="preserve"> 원인을 제거해도 목적지가 ERROR로 굳어 있을 수 있다. </w:t>
+      </w:r>
+      <w:r>
+        <w:rPr>
+          <w:rFonts w:ascii="Consolas" w:hAnsi="Consolas" w:eastAsia="맑은 고딕"/>
+          <w:sz w:val="21"/>
+        </w:rPr>
+        <w:t xml:space="preserve">LOG_ARCHIVE_DEST_STATE_n</w:t>
+      </w:r>
+      <w:r>
+        <w:rPr>
+          <w:rFonts w:ascii="맑은 고딕" w:hAnsi="맑은 고딕" w:eastAsia="맑은 고딕"/>
+          <w:sz w:val="21"/>
+        </w:rPr>
+        <w:t xml:space="preserve">을 DEFER→ENABLE 하고 로그 스위치를 낸 뒤 다시 확인한다.</w:t>
       </w:r>
     </w:p>
     <w:tbl>
@@ -6899,7 +9091,21 @@
                 <w:rFonts w:ascii="맑은 고딕" w:hAnsi="맑은 고딕" w:eastAsia="맑은 고딕"/>
                 <w:sz w:val="20"/>
               </w:rPr>
-              <w:t>① `tnsping boston` — TNS-12535 타임아웃. 여기서 이미 답이 나온다. 이름은 풀렸고 응답만 없다.</w:t>
+              <w:t xml:space="preserve">① </w:t>
+            </w:r>
+            <w:r>
+              <w:rPr>
+                <w:rFonts w:ascii="Consolas" w:hAnsi="Consolas" w:eastAsia="맑은 고딕"/>
+                <w:sz w:val="20"/>
+              </w:rPr>
+              <w:t xml:space="preserve">tnsping boston</w:t>
+            </w:r>
+            <w:r>
+              <w:rPr>
+                <w:rFonts w:ascii="맑은 고딕" w:hAnsi="맑은 고딕" w:eastAsia="맑은 고딕"/>
+                <w:sz w:val="20"/>
+              </w:rPr>
+              <w:t xml:space="preserve"> — TNS-12535 타임아웃. 여기서 이미 답이 나온다. 이름은 풀렸고 응답만 없다.</w:t>
             </w:r>
           </w:p>
           <w:p>
@@ -6923,7 +9129,21 @@
                 <w:rFonts w:ascii="맑은 고딕" w:hAnsi="맑은 고딕" w:eastAsia="맑은 고딕"/>
                 <w:sz w:val="20"/>
               </w:rPr>
-              <w:t>③ `tnsping boston` — OK (0 msec). 네트워크는 회복됐다.</w:t>
+              <w:t xml:space="preserve">③ </w:t>
+            </w:r>
+            <w:r>
+              <w:rPr>
+                <w:rFonts w:ascii="Consolas" w:hAnsi="Consolas" w:eastAsia="맑은 고딕"/>
+                <w:sz w:val="20"/>
+              </w:rPr>
+              <w:t xml:space="preserve">tnsping boston</w:t>
+            </w:r>
+            <w:r>
+              <w:rPr>
+                <w:rFonts w:ascii="맑은 고딕" w:hAnsi="맑은 고딕" w:eastAsia="맑은 고딕"/>
+                <w:sz w:val="20"/>
+              </w:rPr>
+              <w:t xml:space="preserve"> — OK (0 msec). 네트워크는 회복됐다.</w:t>
             </w:r>
           </w:p>
           <w:p>
@@ -6935,7 +9155,21 @@
                 <w:rFonts w:ascii="맑은 고딕" w:hAnsi="맑은 고딕" w:eastAsia="맑은 고딕"/>
                 <w:sz w:val="20"/>
               </w:rPr>
-              <w:t>④ 그런데 목적지는 여전히 ERROR다. `LOG_ARCHIVE_DEST_STATE_2`를 DEFER→ENABLE 하고 로그 스위치를 낸다.</w:t>
+              <w:t xml:space="preserve">④ 그런데 목적지는 여전히 ERROR다. </w:t>
+            </w:r>
+            <w:r>
+              <w:rPr>
+                <w:rFonts w:ascii="Consolas" w:hAnsi="Consolas" w:eastAsia="맑은 고딕"/>
+                <w:sz w:val="20"/>
+              </w:rPr>
+              <w:t xml:space="preserve">LOG_ARCHIVE_DEST_STATE_2</w:t>
+            </w:r>
+            <w:r>
+              <w:rPr>
+                <w:rFonts w:ascii="맑은 고딕" w:hAnsi="맑은 고딕" w:eastAsia="맑은 고딕"/>
+                <w:sz w:val="20"/>
+              </w:rPr>
+              <w:t xml:space="preserve">를 DEFER→ENABLE 하고 로그 스위치를 낸다.</w:t>
             </w:r>
           </w:p>
           <w:p>
@@ -6947,7 +9181,21 @@
                 <w:rFonts w:ascii="맑은 고딕" w:hAnsi="맑은 고딕" w:eastAsia="맑은 고딕"/>
                 <w:sz w:val="20"/>
               </w:rPr>
-              <w:t>⑤ `V$ARCHIVE_DEST_STATUS`가 VALID로 돌아오고 Standby의 시퀀스가 오르기 시작한다. 교훈: 원인 제거와 상태 회복은 별개의 작업이다.</w:t>
+              <w:t xml:space="preserve">⑤ </w:t>
+            </w:r>
+            <w:r>
+              <w:rPr>
+                <w:rFonts w:ascii="Consolas" w:hAnsi="Consolas" w:eastAsia="맑은 고딕"/>
+                <w:sz w:val="20"/>
+              </w:rPr>
+              <w:t xml:space="preserve">V$ARCHIVE_DEST_STATUS</w:t>
+            </w:r>
+            <w:r>
+              <w:rPr>
+                <w:rFonts w:ascii="맑은 고딕" w:hAnsi="맑은 고딕" w:eastAsia="맑은 고딕"/>
+                <w:sz w:val="20"/>
+              </w:rPr>
+              <w:t xml:space="preserve">가 VALID로 돌아오고 Standby의 시퀀스가 오르기 시작한다. 교훈: 원인 제거와 상태 회복은 별개의 작업이다.</w:t>
             </w:r>
           </w:p>
         </w:tc>
@@ -6980,10 +9228,31 @@
       </w:pPr>
       <w:r>
         <w:rPr>
+          <w:rFonts w:ascii="Consolas" w:hAnsi="Consolas" w:eastAsia="맑은 고딕"/>
+          <w:sz w:val="21"/>
+        </w:rPr>
+        <w:t xml:space="preserve">tnsnames.ora</w:t>
+      </w:r>
+      <w:r>
+        <w:rPr>
           <w:rFonts w:ascii="맑은 고딕" w:hAnsi="맑은 고딕" w:eastAsia="맑은 고딕"/>
           <w:sz w:val="21"/>
         </w:rPr>
-        <w:t>`tnsnames.ora`는 양쪽에 같은 내용을 둔다. 역할 전환 이후 반대 방향 전송에 필요하기 때문이다. Broker용 `_DGMGRL` 항목도 미리 넣어 둔다.</w:t>
+        <w:t xml:space="preserve">는 양쪽에 같은 내용을 둔다. 역할 전환 이후 반대 방향 전송에 필요하기 때문이다. Broker용 </w:t>
+      </w:r>
+      <w:r>
+        <w:rPr>
+          <w:rFonts w:ascii="Consolas" w:hAnsi="Consolas" w:eastAsia="맑은 고딕"/>
+          <w:sz w:val="21"/>
+        </w:rPr>
+        <w:t xml:space="preserve">_DGMGRL</w:t>
+      </w:r>
+      <w:r>
+        <w:rPr>
+          <w:rFonts w:ascii="맑은 고딕" w:hAnsi="맑은 고딕" w:eastAsia="맑은 고딕"/>
+          <w:sz w:val="21"/>
+        </w:rPr>
+        <w:t xml:space="preserve"> 항목도 미리 넣어 둔다.</w:t>
       </w:r>
     </w:p>
     <w:p>
@@ -6992,10 +9261,17 @@
       </w:pPr>
       <w:r>
         <w:rPr>
+          <w:rFonts w:ascii="Consolas" w:hAnsi="Consolas" w:eastAsia="맑은 고딕"/>
+          <w:sz w:val="21"/>
+        </w:rPr>
+        <w:t xml:space="preserve">tnsping</w:t>
+      </w:r>
+      <w:r>
+        <w:rPr>
           <w:rFonts w:ascii="맑은 고딕" w:hAnsi="맑은 고딕" w:eastAsia="맑은 고딕"/>
           <w:sz w:val="21"/>
         </w:rPr>
-        <w:t>`tnsping`은 이름 해석·네트워크 도달·리스너 생존까지만 확인한다. 서비스 등록·인스턴스 상태·인증은 실제 접속으로 확인해야 한다.</w:t>
+        <w:t xml:space="preserve">은 이름 해석·네트워크 도달·리스너 생존까지만 확인한다. 서비스 등록·인스턴스 상태·인증은 실제 접속으로 확인해야 한다.</w:t>
       </w:r>
     </w:p>
     <w:p>
@@ -7007,7 +9283,21 @@
           <w:rFonts w:ascii="맑은 고딕" w:hAnsi="맑은 고딕" w:eastAsia="맑은 고딕"/>
           <w:sz w:val="21"/>
         </w:rPr>
-        <w:t>정적 등록(`SID_LIST_LISTENER`)이 필요한 이유는 NOMOUNT 인스턴스에 접속하기 위해서다. 실측에서 제거하자 ORA-12514, NOMOUNT로 내리자 ORA-12528(status BLOCKED)이 났고, 복원하자 status UNKNOWN으로 접속이 됐다.</w:t>
+        <w:t xml:space="preserve">정적 등록(</w:t>
+      </w:r>
+      <w:r>
+        <w:rPr>
+          <w:rFonts w:ascii="Consolas" w:hAnsi="Consolas" w:eastAsia="맑은 고딕"/>
+          <w:sz w:val="21"/>
+        </w:rPr>
+        <w:t xml:space="preserve">SID_LIST_LISTENER</w:t>
+      </w:r>
+      <w:r>
+        <w:rPr>
+          <w:rFonts w:ascii="맑은 고딕" w:hAnsi="맑은 고딕" w:eastAsia="맑은 고딕"/>
+          <w:sz w:val="21"/>
+        </w:rPr>
+        <w:t xml:space="preserve">)이 필요한 이유는 NOMOUNT 인스턴스에 접속하기 위해서다. 실측에서 제거하자 ORA-12514, NOMOUNT로 내리자 ORA-12528(status BLOCKED)이 났고, 복원하자 status UNKNOWN으로 접속이 됐다.</w:t>
       </w:r>
     </w:p>
     <w:p>
@@ -7016,10 +9306,17 @@
       </w:pPr>
       <w:r>
         <w:rPr>
+          <w:rFonts w:ascii="Consolas" w:hAnsi="Consolas" w:eastAsia="맑은 고딕"/>
+          <w:sz w:val="21"/>
+        </w:rPr>
+        <w:t xml:space="preserve">lsnrctl status</w:t>
+      </w:r>
+      <w:r>
+        <w:rPr>
           <w:rFonts w:ascii="맑은 고딕" w:hAnsi="맑은 고딕" w:eastAsia="맑은 고딕"/>
           <w:sz w:val="21"/>
         </w:rPr>
-        <w:t>`lsnrctl status`의 READY·BLOCKED·UNKNOWN을 구분한다. UNKNOWN은 정적 등록이며 리스너가 인스턴스 상태를 모른다는 뜻이다.</w:t>
+        <w:t xml:space="preserve">의 READY·BLOCKED·UNKNOWN을 구분한다. UNKNOWN은 정적 등록이며 리스너가 인스턴스 상태를 모른다는 뜻이다.</w:t>
       </w:r>
     </w:p>
     <w:p>
@@ -7028,10 +9325,17 @@
       </w:pPr>
       <w:r>
         <w:rPr>
+          <w:rFonts w:ascii="Consolas" w:hAnsi="Consolas" w:eastAsia="맑은 고딕"/>
+          <w:sz w:val="21"/>
+        </w:rPr>
+        <w:t xml:space="preserve">DG_CONFIG</w:t>
+      </w:r>
+      <w:r>
+        <w:rPr>
           <w:rFonts w:ascii="맑은 고딕" w:hAnsi="맑은 고딕" w:eastAsia="맑은 고딕"/>
           <w:sz w:val="21"/>
         </w:rPr>
-        <w:t>`DG_CONFIG`는 즉시 무언가를 막는 스위치가 아니라 실수를 걸러 주는 안전망이다. 비워도 당장은 돌아가지만 오배송을 막지 못하고 Broker 구성이 실패한다.</w:t>
+        <w:t xml:space="preserve">는 즉시 무언가를 막는 스위치가 아니라 실수를 걸러 주는 안전망이다. 비워도 당장은 돌아가지만 오배송을 막지 못하고 Broker 구성이 실패한다.</w:t>
       </w:r>
     </w:p>
     <w:p>
@@ -7043,7 +9347,21 @@
           <w:rFonts w:ascii="맑은 고딕" w:hAnsi="맑은 고딕" w:eastAsia="맑은 고딕"/>
           <w:sz w:val="21"/>
         </w:rPr>
-        <w:t>패스워드 파일은 이름은 달라도 내용이 같아야 한다. 불일치 시 ORA-01017과 ORA-16191이 나타난다. `orapwd` 재생성은 19c 복잡성 규칙(OPW-00029)에 걸릴 수 있으므로 반드시 백업 후 작업한다.</w:t>
+        <w:t xml:space="preserve">패스워드 파일은 이름은 달라도 내용이 같아야 한다. 불일치 시 ORA-01017과 ORA-16191이 나타난다. </w:t>
+      </w:r>
+      <w:r>
+        <w:rPr>
+          <w:rFonts w:ascii="Consolas" w:hAnsi="Consolas" w:eastAsia="맑은 고딕"/>
+          <w:sz w:val="21"/>
+        </w:rPr>
+        <w:t xml:space="preserve">orapwd</w:t>
+      </w:r>
+      <w:r>
+        <w:rPr>
+          <w:rFonts w:ascii="맑은 고딕" w:hAnsi="맑은 고딕" w:eastAsia="맑은 고딕"/>
+          <w:sz w:val="21"/>
+        </w:rPr>
+        <w:t xml:space="preserve"> 재생성은 19c 복잡성 규칙(OPW-00029)에 걸릴 수 있으므로 반드시 백업 후 작업한다.</w:t>
       </w:r>
     </w:p>
     <w:p>
@@ -7055,7 +9373,21 @@
           <w:rFonts w:ascii="맑은 고딕" w:hAnsi="맑은 고딕" w:eastAsia="맑은 고딕"/>
           <w:sz w:val="21"/>
         </w:rPr>
-        <w:t>원인을 제거해도 목적지가 ERROR로 굳어 있을 수 있다. `LOG_ARCHIVE_DEST_STATE_n`을 DEFER→ENABLE 해야 회복된다.</w:t>
+        <w:t xml:space="preserve">원인을 제거해도 목적지가 ERROR로 굳어 있을 수 있다. </w:t>
+      </w:r>
+      <w:r>
+        <w:rPr>
+          <w:rFonts w:ascii="Consolas" w:hAnsi="Consolas" w:eastAsia="맑은 고딕"/>
+          <w:sz w:val="21"/>
+        </w:rPr>
+        <w:t xml:space="preserve">LOG_ARCHIVE_DEST_STATE_n</w:t>
+      </w:r>
+      <w:r>
+        <w:rPr>
+          <w:rFonts w:ascii="맑은 고딕" w:hAnsi="맑은 고딕" w:eastAsia="맑은 고딕"/>
+          <w:sz w:val="21"/>
+        </w:rPr>
+        <w:t xml:space="preserve">을 DEFER→ENABLE 해야 회복된다.</w:t>
       </w:r>
     </w:p>
     <w:p>
@@ -7088,10 +9420,31 @@
       </w:pPr>
       <w:r>
         <w:rPr>
+          <w:rFonts w:ascii="Consolas" w:hAnsi="Consolas" w:eastAsia="맑은 고딕"/>
+          <w:sz w:val="21"/>
+        </w:rPr>
+        <w:t xml:space="preserve">sqlnet.ora</w:t>
+      </w:r>
+      <w:r>
+        <w:rPr>
           <w:rFonts w:ascii="맑은 고딕" w:hAnsi="맑은 고딕" w:eastAsia="맑은 고딕"/>
           <w:sz w:val="21"/>
         </w:rPr>
-        <w:t>`sqlnet.ora`의 `SQLNET.ALLOWED_LOGON_VERSION_SERVER/CLIENT`가 두 노드에서 다르면 패스워드 파일이 같아도 ORA-01017이 날 수 있다. 인증 문제가 안 풀릴 때 확인할 항목이다.</w:t>
+        <w:t xml:space="preserve">의 </w:t>
+      </w:r>
+      <w:r>
+        <w:rPr>
+          <w:rFonts w:ascii="Consolas" w:hAnsi="Consolas" w:eastAsia="맑은 고딕"/>
+          <w:sz w:val="21"/>
+        </w:rPr>
+        <w:t xml:space="preserve">SQLNET.ALLOWED_LOGON_VERSION_SERVER/CLIENT</w:t>
+      </w:r>
+      <w:r>
+        <w:rPr>
+          <w:rFonts w:ascii="맑은 고딕" w:hAnsi="맑은 고딕" w:eastAsia="맑은 고딕"/>
+          <w:sz w:val="21"/>
+        </w:rPr>
+        <w:t xml:space="preserve">가 두 노드에서 다르면 패스워드 파일이 같아도 ORA-01017이 날 수 있다. 인증 문제가 안 풀릴 때 확인할 항목이다.</w:t>
       </w:r>
     </w:p>
     <w:p>
@@ -7103,7 +9456,21 @@
           <w:rFonts w:ascii="맑은 고딕" w:hAnsi="맑은 고딕" w:eastAsia="맑은 고딕"/>
           <w:sz w:val="21"/>
         </w:rPr>
-        <w:t>로그는 세 곳을 본다. 데이터베이스 알림 로그(인스턴스에 무슨 일이 있었나), 리스너 로그(누가 무엇을 요청했나), Broker 로그(13장부터). 리스너 로그는 클라이언트가 실제로 보낸 `SERVICE_NAME`을 알려 주므로 오타를 잡는 데 유용하다.</w:t>
+        <w:t xml:space="preserve">로그는 세 곳을 본다. 데이터베이스 알림 로그(인스턴스에 무슨 일이 있었나), 리스너 로그(누가 무엇을 요청했나), Broker 로그(13장부터). 리스너 로그는 클라이언트가 실제로 보낸 </w:t>
+      </w:r>
+      <w:r>
+        <w:rPr>
+          <w:rFonts w:ascii="Consolas" w:hAnsi="Consolas" w:eastAsia="맑은 고딕"/>
+          <w:sz w:val="21"/>
+        </w:rPr>
+        <w:t xml:space="preserve">SERVICE_NAME</w:t>
+      </w:r>
+      <w:r>
+        <w:rPr>
+          <w:rFonts w:ascii="맑은 고딕" w:hAnsi="맑은 고딕" w:eastAsia="맑은 고딕"/>
+          <w:sz w:val="21"/>
+        </w:rPr>
+        <w:t xml:space="preserve">을 알려 주므로 오타를 잡는 데 유용하다.</w:t>
       </w:r>
     </w:p>
     <w:p>
@@ -7115,7 +9482,21 @@
           <w:rFonts w:ascii="맑은 고딕" w:hAnsi="맑은 고딕" w:eastAsia="맑은 고딕"/>
           <w:sz w:val="21"/>
         </w:rPr>
-        <w:t>구성 변경 후에는 양쪽에서 `tnsping` → 실제 SYS 접속 → 목적지 DEFER/ENABLE → Standby 시퀀스 상승까지 확인해야 작업이 끝난 것이다.</w:t>
+        <w:t xml:space="preserve">구성 변경 후에는 양쪽에서 </w:t>
+      </w:r>
+      <w:r>
+        <w:rPr>
+          <w:rFonts w:ascii="Consolas" w:hAnsi="Consolas" w:eastAsia="맑은 고딕"/>
+          <w:sz w:val="21"/>
+        </w:rPr>
+        <w:t xml:space="preserve">tnsping</w:t>
+      </w:r>
+      <w:r>
+        <w:rPr>
+          <w:rFonts w:ascii="맑은 고딕" w:hAnsi="맑은 고딕" w:eastAsia="맑은 고딕"/>
+          <w:sz w:val="21"/>
+        </w:rPr>
+        <w:t xml:space="preserve"> → 실제 SYS 접속 → 목적지 DEFER/ENABLE → Standby 시퀀스 상승까지 확인해야 작업이 끝난 것이다.</w:t>
       </w:r>
     </w:p>
     <w:p>
@@ -7160,7 +9541,21 @@
                 <w:rFonts w:ascii="맑은 고딕" w:hAnsi="맑은 고딕" w:eastAsia="맑은 고딕"/>
                 <w:sz w:val="20"/>
               </w:rPr>
-              <w:t>Q1. Data Guard가 정적 등록을 요구하는 이유를 5장 RMAN `DUPLICATE`와 연결해 설명하라.</w:t>
+              <w:t xml:space="preserve">Q1. Data Guard가 정적 등록을 요구하는 이유를 5장 RMAN </w:t>
+            </w:r>
+            <w:r>
+              <w:rPr>
+                <w:rFonts w:ascii="Consolas" w:hAnsi="Consolas" w:eastAsia="맑은 고딕"/>
+                <w:sz w:val="20"/>
+              </w:rPr>
+              <w:t xml:space="preserve">DUPLICATE</w:t>
+            </w:r>
+            <w:r>
+              <w:rPr>
+                <w:rFonts w:ascii="맑은 고딕" w:hAnsi="맑은 고딕" w:eastAsia="맑은 고딕"/>
+                <w:sz w:val="20"/>
+              </w:rPr>
+              <w:t xml:space="preserve">와 연결해 설명하라.</w:t>
             </w:r>
           </w:p>
           <w:p>
@@ -7172,7 +9567,21 @@
                 <w:rFonts w:ascii="맑은 고딕" w:hAnsi="맑은 고딕" w:eastAsia="맑은 고딕"/>
                 <w:sz w:val="20"/>
               </w:rPr>
-              <w:t>Q2. `lsnrctl status`의 status가 BLOCKED와 UNKNOWN일 때 각각 무엇을 뜻하며 접속 가능 여부는 어떻게 되는가?</w:t>
+              <w:t xml:space="preserve">Q2. </w:t>
+            </w:r>
+            <w:r>
+              <w:rPr>
+                <w:rFonts w:ascii="Consolas" w:hAnsi="Consolas" w:eastAsia="맑은 고딕"/>
+                <w:sz w:val="20"/>
+              </w:rPr>
+              <w:t xml:space="preserve">lsnrctl status</w:t>
+            </w:r>
+            <w:r>
+              <w:rPr>
+                <w:rFonts w:ascii="맑은 고딕" w:hAnsi="맑은 고딕" w:eastAsia="맑은 고딕"/>
+                <w:sz w:val="20"/>
+              </w:rPr>
+              <w:t xml:space="preserve">의 status가 BLOCKED와 UNKNOWN일 때 각각 무엇을 뜻하며 접속 가능 여부는 어떻게 되는가?</w:t>
             </w:r>
           </w:p>
           <w:p>
@@ -7196,7 +9605,21 @@
                 <w:rFonts w:ascii="맑은 고딕" w:hAnsi="맑은 고딕" w:eastAsia="맑은 고딕"/>
                 <w:sz w:val="20"/>
               </w:rPr>
-              <w:t>Q4. `tnsping`이 OK인데 접속이 실패한다. 무엇을 의심해야 하는가? 세 가지를 들라.</w:t>
+              <w:t xml:space="preserve">Q4. </w:t>
+            </w:r>
+            <w:r>
+              <w:rPr>
+                <w:rFonts w:ascii="Consolas" w:hAnsi="Consolas" w:eastAsia="맑은 고딕"/>
+                <w:sz w:val="20"/>
+              </w:rPr>
+              <w:t xml:space="preserve">tnsping</w:t>
+            </w:r>
+            <w:r>
+              <w:rPr>
+                <w:rFonts w:ascii="맑은 고딕" w:hAnsi="맑은 고딕" w:eastAsia="맑은 고딕"/>
+                <w:sz w:val="20"/>
+              </w:rPr>
+              <w:t xml:space="preserve">이 OK인데 접속이 실패한다. 무엇을 의심해야 하는가? 세 가지를 들라.</w:t>
             </w:r>
           </w:p>
           <w:p>
@@ -7241,7 +9664,22 @@
           <w:rFonts w:ascii="맑은 고딕" w:hAnsi="맑은 고딕" w:eastAsia="맑은 고딕"/>
           <w:sz w:val="21"/>
         </w:rPr>
-        <w:t>이 장의 실습은 6개다. 리스너 설정과 패스워드 파일을 실제로 건드리고 방화벽 규칙까지 넣으므로, 각 실습 끝에서 **반드시 원복**한다. 실습 03과 05는 원복 후 목적지 재활성화까지 확인해야 완료다.</w:t>
+        <w:t xml:space="preserve">이 장의 실습은 6개다. 리스너 설정과 패스워드 파일을 실제로 건드리고 방화벽 규칙까지 넣으므로, 각 실습 끝에서 </w:t>
+      </w:r>
+      <w:r>
+        <w:rPr>
+          <w:rFonts w:ascii="맑은 고딕" w:hAnsi="맑은 고딕" w:eastAsia="맑은 고딕"/>
+          <w:b/>
+          <w:sz w:val="21"/>
+        </w:rPr>
+        <w:t xml:space="preserve">반드시 원복</w:t>
+      </w:r>
+      <w:r>
+        <w:rPr>
+          <w:rFonts w:ascii="맑은 고딕" w:hAnsi="맑은 고딕" w:eastAsia="맑은 고딕"/>
+          <w:sz w:val="21"/>
+        </w:rPr>
+        <w:t xml:space="preserve">한다. 실습 03과 05는 원복 후 목적지 재활성화까지 확인해야 완료다.</w:t>
       </w:r>
     </w:p>
     <w:p>
@@ -7265,7 +9703,35 @@
           <w:rFonts w:ascii="맑은 고딕" w:hAnsi="맑은 고딕" w:eastAsia="맑은 고딕"/>
           <w:sz w:val="21"/>
         </w:rPr>
-        <w:t>실습 02 — listener.ora 정적 등록: `SID_LIST_LISTENER`의 세 요소를 확인하고 `lsnrctl status`의 서비스 목록과 status를 읽는다.</w:t>
+        <w:t xml:space="preserve">실습 02 — listener.ora 정적 등록: </w:t>
+      </w:r>
+      <w:r>
+        <w:rPr>
+          <w:rFonts w:ascii="Consolas" w:hAnsi="Consolas" w:eastAsia="맑은 고딕"/>
+          <w:sz w:val="21"/>
+        </w:rPr>
+        <w:t xml:space="preserve">SID_LIST_LISTENER</w:t>
+      </w:r>
+      <w:r>
+        <w:rPr>
+          <w:rFonts w:ascii="맑은 고딕" w:hAnsi="맑은 고딕" w:eastAsia="맑은 고딕"/>
+          <w:sz w:val="21"/>
+        </w:rPr>
+        <w:t xml:space="preserve">의 세 요소를 확인하고 </w:t>
+      </w:r>
+      <w:r>
+        <w:rPr>
+          <w:rFonts w:ascii="Consolas" w:hAnsi="Consolas" w:eastAsia="맑은 고딕"/>
+          <w:sz w:val="21"/>
+        </w:rPr>
+        <w:t xml:space="preserve">lsnrctl status</w:t>
+      </w:r>
+      <w:r>
+        <w:rPr>
+          <w:rFonts w:ascii="맑은 고딕" w:hAnsi="맑은 고딕" w:eastAsia="맑은 고딕"/>
+          <w:sz w:val="21"/>
+        </w:rPr>
+        <w:t xml:space="preserve">의 서비스 목록과 status를 읽는다.</w:t>
       </w:r>
     </w:p>
     <w:p>
@@ -7289,7 +9755,21 @@
           <w:rFonts w:ascii="맑은 고딕" w:hAnsi="맑은 고딕" w:eastAsia="맑은 고딕"/>
           <w:sz w:val="21"/>
         </w:rPr>
-        <w:t>실습 04 — `DG_CONFIG` 설정과 누락: 값을 비우고 관찰한 뒤, 즉시 오류가 나지 않는다는 사실과 그럼에도 비우면 안 되는 이유를 정리한다.</w:t>
+        <w:t xml:space="preserve">실습 04 — </w:t>
+      </w:r>
+      <w:r>
+        <w:rPr>
+          <w:rFonts w:ascii="Consolas" w:hAnsi="Consolas" w:eastAsia="맑은 고딕"/>
+          <w:sz w:val="21"/>
+        </w:rPr>
+        <w:t xml:space="preserve">DG_CONFIG</w:t>
+      </w:r>
+      <w:r>
+        <w:rPr>
+          <w:rFonts w:ascii="맑은 고딕" w:hAnsi="맑은 고딕" w:eastAsia="맑은 고딕"/>
+          <w:sz w:val="21"/>
+        </w:rPr>
+        <w:t xml:space="preserve"> 설정과 누락: 값을 비우고 관찰한 뒤, 즉시 오류가 나지 않는다는 사실과 그럼에도 비우면 안 되는 이유를 정리한다.</w:t>
       </w:r>
     </w:p>
     <w:p>
@@ -7301,7 +9781,21 @@
           <w:rFonts w:ascii="맑은 고딕" w:hAnsi="맑은 고딕" w:eastAsia="맑은 고딕"/>
           <w:sz w:val="21"/>
         </w:rPr>
-        <w:t>실습 05 — 패스워드 파일 불일치: `orapwd` 재생성 시 OPW-00029를 만나고, 파일이 없는 상태에서 ORA-01017과 ORA-16191을 재현한다. 복원 후 DEFER/ENABLE로 상태를 되살린다.</w:t>
+        <w:t xml:space="preserve">실습 05 — 패스워드 파일 불일치: </w:t>
+      </w:r>
+      <w:r>
+        <w:rPr>
+          <w:rFonts w:ascii="Consolas" w:hAnsi="Consolas" w:eastAsia="맑은 고딕"/>
+          <w:sz w:val="21"/>
+        </w:rPr>
+        <w:t xml:space="preserve">orapwd</w:t>
+      </w:r>
+      <w:r>
+        <w:rPr>
+          <w:rFonts w:ascii="맑은 고딕" w:hAnsi="맑은 고딕" w:eastAsia="맑은 고딕"/>
+          <w:sz w:val="21"/>
+        </w:rPr>
+        <w:t xml:space="preserve"> 재생성 시 OPW-00029를 만나고, 파일이 없는 상태에서 ORA-01017과 ORA-16191을 재현한다. 복원 후 DEFER/ENABLE로 상태를 되살린다.</w:t>
       </w:r>
     </w:p>
     <w:p>
@@ -7313,10 +9807,26 @@
           <w:rFonts w:ascii="맑은 고딕" w:hAnsi="맑은 고딕" w:eastAsia="맑은 고딕"/>
           <w:sz w:val="21"/>
         </w:rPr>
-        <w:t>실습 06 — 포트 차단과 해소: `iptables`로 1521을 막아 TNS-12535를 재현하고 규칙을 제거해 회복한다. 오류 번호 계층 지도를 완성한다.</w:t>
+        <w:t xml:space="preserve">실습 06 — 포트 차단과 해소: </w:t>
+      </w:r>
+      <w:r>
+        <w:rPr>
+          <w:rFonts w:ascii="Consolas" w:hAnsi="Consolas" w:eastAsia="맑은 고딕"/>
+          <w:sz w:val="21"/>
+        </w:rPr>
+        <w:t xml:space="preserve">iptables</w:t>
+      </w:r>
+      <w:r>
+        <w:rPr>
+          <w:rFonts w:ascii="맑은 고딕" w:hAnsi="맑은 고딕" w:eastAsia="맑은 고딕"/>
+          <w:sz w:val="21"/>
+        </w:rPr>
+        <w:t xml:space="preserve">로 1521을 막아 TNS-12535를 재현하고 규칙을 제거해 회복한다. 오류 번호 계층 지도를 완성한다.</w:t>
       </w:r>
     </w:p>
     <w:sectPr>
+      <w:headerReference w:type="default" r:id="rId9"/>
+      <w:footerReference w:type="default" r:id="rId10"/>
       <w:pgSz w:w="12240" w:h="15840"/>
       <w:pgMar w:top="1440" w:right="1800" w:bottom="1440" w:left="1800" w:header="720" w:footer="720" w:gutter="0"/>
       <w:cols w:space="720"/>
@@ -7324,6 +9834,26 @@
     </w:sectPr>
   </w:body>
 </w:document>
+</file>
+
+<file path=word/footer1.xml><?xml version="1.0" encoding="utf-8"?>
+<w:ftr xmlns:m="http://schemas.openxmlformats.org/officeDocument/2006/math" xmlns:mc="http://schemas.openxmlformats.org/markup-compatibility/2006" xmlns:mo="http://schemas.microsoft.com/office/mac/office/2008/main" xmlns:mv="urn:schemas-microsoft-com:mac:vml" xmlns:o="urn:schemas-microsoft-com:office:office" xmlns:r="http://schemas.openxmlformats.org/officeDocument/2006/relationships" xmlns:v="urn:schemas-microsoft-com:vml" xmlns:w10="urn:schemas-microsoft-com:office:word" xmlns:w14="http://schemas.microsoft.com/office/word/2010/wordml" xmlns:w="http://schemas.openxmlformats.org/wordprocessingml/2006/main" xmlns:wne="http://schemas.microsoft.com/office/word/2006/wordml" xmlns:wp14="http://schemas.microsoft.com/office/word/2010/wordprocessingDrawing" xmlns:wp="http://schemas.openxmlformats.org/drawingml/2006/wordprocessingDrawing" xmlns:wpc="http://schemas.microsoft.com/office/word/2010/wordprocessingCanvas" xmlns:wpg="http://schemas.microsoft.com/office/word/2010/wordprocessingGroup" xmlns:wpi="http://schemas.microsoft.com/office/word/2010/wordprocessingInk" xmlns:wps="http://schemas.microsoft.com/office/word/2010/wordprocessingShape" mc:Ignorable="w14 wp14">
+  <w:p>
+    <w:pPr>
+      <w:pStyle w:val="Footer"/>
+    </w:pPr>
+  </w:p>
+</w:ftr>
+</file>
+
+<file path=word/header1.xml><?xml version="1.0" encoding="utf-8"?>
+<w:hdr xmlns:m="http://schemas.openxmlformats.org/officeDocument/2006/math" xmlns:mc="http://schemas.openxmlformats.org/markup-compatibility/2006" xmlns:mo="http://schemas.microsoft.com/office/mac/office/2008/main" xmlns:mv="urn:schemas-microsoft-com:mac:vml" xmlns:o="urn:schemas-microsoft-com:office:office" xmlns:r="http://schemas.openxmlformats.org/officeDocument/2006/relationships" xmlns:v="urn:schemas-microsoft-com:vml" xmlns:w10="urn:schemas-microsoft-com:office:word" xmlns:w14="http://schemas.microsoft.com/office/word/2010/wordml" xmlns:w="http://schemas.openxmlformats.org/wordprocessingml/2006/main" xmlns:wne="http://schemas.microsoft.com/office/word/2006/wordml" xmlns:wp14="http://schemas.microsoft.com/office/word/2010/wordprocessingDrawing" xmlns:wp="http://schemas.openxmlformats.org/drawingml/2006/wordprocessingDrawing" xmlns:wpc="http://schemas.microsoft.com/office/word/2010/wordprocessingCanvas" xmlns:wpg="http://schemas.microsoft.com/office/word/2010/wordprocessingGroup" xmlns:wpi="http://schemas.microsoft.com/office/word/2010/wordprocessingInk" xmlns:wps="http://schemas.microsoft.com/office/word/2010/wordprocessingShape" mc:Ignorable="w14 wp14">
+  <w:p>
+    <w:pPr>
+      <w:pStyle w:val="Header"/>
+    </w:pPr>
+  </w:p>
+</w:hdr>
 </file>
 
 <file path=word/numbering.xml><?xml version="1.0" encoding="utf-8"?>
